--- a/docs/ВКр магистр/2 часть Описание разработки.docx
+++ b/docs/ВКр магистр/2 часть Описание разработки.docx
@@ -67,63 +67,13 @@
           <w:i/>
           <w:iCs/>
         </w:rPr>
-        <w:t>Бот-интерфейс</w:t>
-      </w:r>
-      <w:r>
-        <w:rPr>
-          <w:rFonts w:ascii="Times New Roman" w:hAnsi="Times New Roman" w:cs="Times New Roman"/>
-          <w:i/>
-          <w:iCs/>
-        </w:rPr>
-        <w:t>.</w:t>
-      </w:r>
-      <w:r>
-        <w:rPr>
-          <w:rFonts w:ascii="Times New Roman" w:hAnsi="Times New Roman" w:cs="Times New Roman"/>
-        </w:rPr>
-        <w:t xml:space="preserve"> П</w:t>
-      </w:r>
-      <w:r>
-        <w:rPr>
-          <w:rFonts w:ascii="Times New Roman" w:hAnsi="Times New Roman" w:cs="Times New Roman"/>
-        </w:rPr>
-        <w:t>рограммный агент, интегрированный с мессенджером Telegram, обеспечивающий</w:t>
-      </w:r>
-      <w:r>
-        <w:rPr>
-          <w:rFonts w:ascii="Times New Roman" w:hAnsi="Times New Roman" w:cs="Times New Roman"/>
-        </w:rPr>
-        <w:t xml:space="preserve"> п</w:t>
-      </w:r>
-      <w:r>
-        <w:rPr>
-          <w:rFonts w:ascii="Times New Roman" w:hAnsi="Times New Roman" w:cs="Times New Roman"/>
-        </w:rPr>
-        <w:t>олучение согласия пользователей на обработку данных</w:t>
-      </w:r>
-      <w:r>
-        <w:rPr>
-          <w:rFonts w:ascii="Times New Roman" w:hAnsi="Times New Roman" w:cs="Times New Roman"/>
-        </w:rPr>
-        <w:t>, п</w:t>
-      </w:r>
-      <w:r>
-        <w:rPr>
-          <w:rFonts w:ascii="Times New Roman" w:hAnsi="Times New Roman" w:cs="Times New Roman"/>
-        </w:rPr>
-        <w:t>риём сообщений из групповых чатов</w:t>
-      </w:r>
-      <w:r>
-        <w:rPr>
-          <w:rFonts w:ascii="Times New Roman" w:hAnsi="Times New Roman" w:cs="Times New Roman"/>
-        </w:rPr>
-        <w:t xml:space="preserve"> и дальнейшее о</w:t>
-      </w:r>
-      <w:r>
-        <w:rPr>
-          <w:rFonts w:ascii="Times New Roman" w:hAnsi="Times New Roman" w:cs="Times New Roman"/>
-        </w:rPr>
-        <w:t>тображение статистической информации</w:t>
+        <w:t>Бот-интерфейс.</w:t>
+      </w:r>
+      <w:r>
+        <w:rPr>
+          <w:rFonts w:ascii="Times New Roman" w:hAnsi="Times New Roman" w:cs="Times New Roman"/>
+        </w:rPr>
+        <w:t xml:space="preserve"> Программный агент, интегрированный с мессенджером Telegram, обеспечивающий получение согласия пользователей на обработку данных, приём сообщений из групповых чатов и дальнейшее отображение статистической информации</w:t>
       </w:r>
     </w:p>
     <w:p>
@@ -147,63 +97,13 @@
           <w:i/>
           <w:iCs/>
         </w:rPr>
-        <w:t>Аналитический сервис</w:t>
-      </w:r>
-      <w:r>
-        <w:rPr>
-          <w:rFonts w:ascii="Times New Roman" w:hAnsi="Times New Roman" w:cs="Times New Roman"/>
-          <w:i/>
-          <w:iCs/>
-        </w:rPr>
-        <w:t>.</w:t>
-      </w:r>
-      <w:r>
-        <w:rPr>
-          <w:rFonts w:ascii="Times New Roman" w:hAnsi="Times New Roman" w:cs="Times New Roman"/>
-        </w:rPr>
-        <w:t xml:space="preserve"> С</w:t>
-      </w:r>
-      <w:r>
-        <w:rPr>
-          <w:rFonts w:ascii="Times New Roman" w:hAnsi="Times New Roman" w:cs="Times New Roman"/>
-        </w:rPr>
-        <w:t>ерверное приложение, реализующее</w:t>
-      </w:r>
-      <w:r>
-        <w:rPr>
-          <w:rFonts w:ascii="Times New Roman" w:hAnsi="Times New Roman" w:cs="Times New Roman"/>
-        </w:rPr>
-        <w:t xml:space="preserve"> а</w:t>
-      </w:r>
-      <w:r>
-        <w:rPr>
-          <w:rFonts w:ascii="Times New Roman" w:hAnsi="Times New Roman" w:cs="Times New Roman"/>
-        </w:rPr>
-        <w:t>нализ тональности текстовых сообщений</w:t>
-      </w:r>
-      <w:r>
-        <w:rPr>
-          <w:rFonts w:ascii="Times New Roman" w:hAnsi="Times New Roman" w:cs="Times New Roman"/>
-        </w:rPr>
-        <w:t>, в</w:t>
-      </w:r>
-      <w:r>
-        <w:rPr>
-          <w:rFonts w:ascii="Times New Roman" w:hAnsi="Times New Roman" w:cs="Times New Roman"/>
-        </w:rPr>
-        <w:t>ыделение маркеров выгорания</w:t>
-      </w:r>
-      <w:r>
-        <w:rPr>
-          <w:rFonts w:ascii="Times New Roman" w:hAnsi="Times New Roman" w:cs="Times New Roman"/>
-        </w:rPr>
-        <w:t xml:space="preserve"> и р</w:t>
-      </w:r>
-      <w:r>
-        <w:rPr>
-          <w:rFonts w:ascii="Times New Roman" w:hAnsi="Times New Roman" w:cs="Times New Roman"/>
-        </w:rPr>
-        <w:t>асчёт интегральных показателей</w:t>
+        <w:t>Аналитический сервис.</w:t>
+      </w:r>
+      <w:r>
+        <w:rPr>
+          <w:rFonts w:ascii="Times New Roman" w:hAnsi="Times New Roman" w:cs="Times New Roman"/>
+        </w:rPr>
+        <w:t xml:space="preserve"> Серверное приложение, реализующее анализ тональности текстовых сообщений, выделение маркеров выгорания и расчёт интегральных показателей</w:t>
       </w:r>
     </w:p>
     <w:p>
@@ -227,63 +127,13 @@
           <w:i/>
           <w:iCs/>
         </w:rPr>
-        <w:t>Хранилище данных</w:t>
-      </w:r>
-      <w:r>
-        <w:rPr>
-          <w:rFonts w:ascii="Times New Roman" w:hAnsi="Times New Roman" w:cs="Times New Roman"/>
-          <w:i/>
-          <w:iCs/>
-        </w:rPr>
-        <w:t>.</w:t>
-      </w:r>
-      <w:r>
-        <w:rPr>
-          <w:rFonts w:ascii="Times New Roman" w:hAnsi="Times New Roman" w:cs="Times New Roman"/>
-        </w:rPr>
-        <w:t xml:space="preserve"> Р</w:t>
-      </w:r>
-      <w:r>
-        <w:rPr>
-          <w:rFonts w:ascii="Times New Roman" w:hAnsi="Times New Roman" w:cs="Times New Roman"/>
-        </w:rPr>
-        <w:t>еляционная база данных, обеспечивающая</w:t>
-      </w:r>
-      <w:r>
-        <w:rPr>
-          <w:rFonts w:ascii="Times New Roman" w:hAnsi="Times New Roman" w:cs="Times New Roman"/>
-        </w:rPr>
-        <w:t xml:space="preserve"> </w:t>
-      </w:r>
-      <w:r>
-        <w:rPr>
-          <w:rFonts w:ascii="Times New Roman" w:hAnsi="Times New Roman" w:cs="Times New Roman"/>
-        </w:rPr>
-        <w:t>хранение метрик</w:t>
-      </w:r>
-      <w:r>
-        <w:rPr>
-          <w:rFonts w:ascii="Times New Roman" w:hAnsi="Times New Roman" w:cs="Times New Roman"/>
-        </w:rPr>
-        <w:t>, а</w:t>
-      </w:r>
-      <w:r>
-        <w:rPr>
-          <w:rFonts w:ascii="Times New Roman" w:hAnsi="Times New Roman" w:cs="Times New Roman"/>
-        </w:rPr>
-        <w:t>грегирование данных по временным периодам</w:t>
-      </w:r>
-      <w:r>
-        <w:rPr>
-          <w:rFonts w:ascii="Times New Roman" w:hAnsi="Times New Roman" w:cs="Times New Roman"/>
-        </w:rPr>
-        <w:t>, п</w:t>
-      </w:r>
-      <w:r>
-        <w:rPr>
-          <w:rFonts w:ascii="Times New Roman" w:hAnsi="Times New Roman" w:cs="Times New Roman"/>
-        </w:rPr>
-        <w:t>редоставление данных для визуализации</w:t>
+        <w:t>Хранилище данных.</w:t>
+      </w:r>
+      <w:r>
+        <w:rPr>
+          <w:rFonts w:ascii="Times New Roman" w:hAnsi="Times New Roman" w:cs="Times New Roman"/>
+        </w:rPr>
+        <w:t xml:space="preserve"> Реляционная база данных, обеспечивающая хранение метрик, агрегирование данных по временным периодам, предоставление данных для визуализации</w:t>
       </w:r>
     </w:p>
     <w:p>
@@ -412,27 +262,13 @@
           <w:i/>
           <w:iCs/>
         </w:rPr>
-        <w:t>Модульность</w:t>
-      </w:r>
-      <w:r>
-        <w:rPr>
-          <w:rFonts w:ascii="Times New Roman" w:hAnsi="Times New Roman" w:cs="Times New Roman"/>
-          <w:i/>
-          <w:iCs/>
-        </w:rPr>
-        <w:t>.</w:t>
-      </w:r>
-      <w:r>
-        <w:rPr>
-          <w:rFonts w:ascii="Times New Roman" w:hAnsi="Times New Roman" w:cs="Times New Roman"/>
-        </w:rPr>
-        <w:t xml:space="preserve"> К</w:t>
-      </w:r>
-      <w:r>
-        <w:rPr>
-          <w:rFonts w:ascii="Times New Roman" w:hAnsi="Times New Roman" w:cs="Times New Roman"/>
-        </w:rPr>
-        <w:t>аждый компонент может разрабатываться и тестироваться независимо.</w:t>
+        <w:t>Модульность.</w:t>
+      </w:r>
+      <w:r>
+        <w:rPr>
+          <w:rFonts w:ascii="Times New Roman" w:hAnsi="Times New Roman" w:cs="Times New Roman"/>
+        </w:rPr>
+        <w:t xml:space="preserve"> Каждый компонент может разрабатываться и тестироваться независимо.</w:t>
       </w:r>
     </w:p>
     <w:p>
@@ -453,27 +289,13 @@
           <w:i/>
           <w:iCs/>
         </w:rPr>
-        <w:t>Масштабируемость</w:t>
-      </w:r>
-      <w:r>
-        <w:rPr>
-          <w:rFonts w:ascii="Times New Roman" w:hAnsi="Times New Roman" w:cs="Times New Roman"/>
-          <w:i/>
-          <w:iCs/>
-        </w:rPr>
-        <w:t>.</w:t>
-      </w:r>
-      <w:r>
-        <w:rPr>
-          <w:rFonts w:ascii="Times New Roman" w:hAnsi="Times New Roman" w:cs="Times New Roman"/>
-        </w:rPr>
-        <w:t xml:space="preserve"> П</w:t>
-      </w:r>
-      <w:r>
-        <w:rPr>
-          <w:rFonts w:ascii="Times New Roman" w:hAnsi="Times New Roman" w:cs="Times New Roman"/>
-        </w:rPr>
-        <w:t>ри росте нагрузки можно развернуть дополнительные экземпляры аналитического сервиса.</w:t>
+        <w:t>Масштабируемость.</w:t>
+      </w:r>
+      <w:r>
+        <w:rPr>
+          <w:rFonts w:ascii="Times New Roman" w:hAnsi="Times New Roman" w:cs="Times New Roman"/>
+        </w:rPr>
+        <w:t xml:space="preserve"> При росте нагрузки можно развернуть дополнительные экземпляры аналитического сервиса.</w:t>
       </w:r>
     </w:p>
     <w:p>
@@ -494,15 +316,7 @@
           <w:i/>
           <w:iCs/>
         </w:rPr>
-        <w:t>Технологическая гибкость</w:t>
-      </w:r>
-      <w:r>
-        <w:rPr>
-          <w:rFonts w:ascii="Times New Roman" w:hAnsi="Times New Roman" w:cs="Times New Roman"/>
-          <w:i/>
-          <w:iCs/>
-        </w:rPr>
-        <w:t>.</w:t>
+        <w:t>Технологическая гибкость.</w:t>
       </w:r>
       <w:r>
         <w:rPr>
@@ -516,13 +330,7 @@
         <w:rPr>
           <w:rFonts w:ascii="Times New Roman" w:hAnsi="Times New Roman" w:cs="Times New Roman"/>
         </w:rPr>
-        <w:t>К</w:t>
-      </w:r>
-      <w:r>
-        <w:rPr>
-          <w:rFonts w:ascii="Times New Roman" w:hAnsi="Times New Roman" w:cs="Times New Roman"/>
-        </w:rPr>
-        <w:t>омпоненты могут быть реализованы на различных технологических стеках.</w:t>
+        <w:t>Компоненты могут быть реализованы на различных технологических стеках.</w:t>
       </w:r>
     </w:p>
     <w:p>
@@ -587,7 +395,7 @@
           <w:bCs/>
         </w:rPr>
         <w:lastRenderedPageBreak/>
-        <w:t>Глава 1. Модуль Telegram-бота</w:t>
+        <w:t>Модуль Telegram-бота</w:t>
       </w:r>
     </w:p>
     <w:p>
@@ -790,7 +598,23 @@
                 <w:rFonts w:ascii="Times New Roman" w:hAnsi="Times New Roman" w:cs="Times New Roman"/>
                 <w:lang w:val="en-US"/>
               </w:rPr>
-              <w:t xml:space="preserve"> = None  # Telegram Application</w:t>
+              <w:t xml:space="preserve"> = </w:t>
+            </w:r>
+            <w:proofErr w:type="gramStart"/>
+            <w:r>
+              <w:rPr>
+                <w:rFonts w:ascii="Times New Roman" w:hAnsi="Times New Roman" w:cs="Times New Roman"/>
+                <w:lang w:val="en-US"/>
+              </w:rPr>
+              <w:t>None  #</w:t>
+            </w:r>
+            <w:proofErr w:type="gramEnd"/>
+            <w:r>
+              <w:rPr>
+                <w:rFonts w:ascii="Times New Roman" w:hAnsi="Times New Roman" w:cs="Times New Roman"/>
+                <w:lang w:val="en-US"/>
+              </w:rPr>
+              <w:t xml:space="preserve"> Telegram Application</w:t>
             </w:r>
           </w:p>
           <w:p>
@@ -868,15 +692,31 @@
                 <w:rFonts w:ascii="Times New Roman" w:hAnsi="Times New Roman" w:cs="Times New Roman"/>
                 <w:lang w:val="en-US"/>
               </w:rPr>
-              <w:t>start_command</w:t>
-            </w:r>
-            <w:proofErr w:type="spellEnd"/>
-            <w:r>
-              <w:rPr>
-                <w:rFonts w:ascii="Times New Roman" w:hAnsi="Times New Roman" w:cs="Times New Roman"/>
-                <w:lang w:val="en-US"/>
-              </w:rPr>
-              <w:t>(self, update, context):</w:t>
+              <w:t>start_</w:t>
+            </w:r>
+            <w:proofErr w:type="gramStart"/>
+            <w:r>
+              <w:rPr>
+                <w:rFonts w:ascii="Times New Roman" w:hAnsi="Times New Roman" w:cs="Times New Roman"/>
+                <w:lang w:val="en-US"/>
+              </w:rPr>
+              <w:t>command</w:t>
+            </w:r>
+            <w:proofErr w:type="spellEnd"/>
+            <w:r>
+              <w:rPr>
+                <w:rFonts w:ascii="Times New Roman" w:hAnsi="Times New Roman" w:cs="Times New Roman"/>
+                <w:lang w:val="en-US"/>
+              </w:rPr>
+              <w:t>(</w:t>
+            </w:r>
+            <w:proofErr w:type="gramEnd"/>
+            <w:r>
+              <w:rPr>
+                <w:rFonts w:ascii="Times New Roman" w:hAnsi="Times New Roman" w:cs="Times New Roman"/>
+                <w:lang w:val="en-US"/>
+              </w:rPr>
+              <w:t>self, update, context):</w:t>
             </w:r>
           </w:p>
           <w:p>
@@ -996,15 +836,31 @@
                 <w:rFonts w:ascii="Times New Roman" w:hAnsi="Times New Roman" w:cs="Times New Roman"/>
                 <w:lang w:val="en-US"/>
               </w:rPr>
-              <w:t>help_command</w:t>
-            </w:r>
-            <w:proofErr w:type="spellEnd"/>
-            <w:r>
-              <w:rPr>
-                <w:rFonts w:ascii="Times New Roman" w:hAnsi="Times New Roman" w:cs="Times New Roman"/>
-                <w:lang w:val="en-US"/>
-              </w:rPr>
-              <w:t>(self, update, context):</w:t>
+              <w:t>help_</w:t>
+            </w:r>
+            <w:proofErr w:type="gramStart"/>
+            <w:r>
+              <w:rPr>
+                <w:rFonts w:ascii="Times New Roman" w:hAnsi="Times New Roman" w:cs="Times New Roman"/>
+                <w:lang w:val="en-US"/>
+              </w:rPr>
+              <w:t>command</w:t>
+            </w:r>
+            <w:proofErr w:type="spellEnd"/>
+            <w:r>
+              <w:rPr>
+                <w:rFonts w:ascii="Times New Roman" w:hAnsi="Times New Roman" w:cs="Times New Roman"/>
+                <w:lang w:val="en-US"/>
+              </w:rPr>
+              <w:t>(</w:t>
+            </w:r>
+            <w:proofErr w:type="gramEnd"/>
+            <w:r>
+              <w:rPr>
+                <w:rFonts w:ascii="Times New Roman" w:hAnsi="Times New Roman" w:cs="Times New Roman"/>
+                <w:lang w:val="en-US"/>
+              </w:rPr>
+              <w:t>self, update, context):</w:t>
             </w:r>
           </w:p>
           <w:p>
@@ -1087,15 +943,31 @@
                 <w:rFonts w:ascii="Times New Roman" w:hAnsi="Times New Roman" w:cs="Times New Roman"/>
                 <w:lang w:val="en-US"/>
               </w:rPr>
-              <w:t>stats_command</w:t>
-            </w:r>
-            <w:proofErr w:type="spellEnd"/>
-            <w:r>
-              <w:rPr>
-                <w:rFonts w:ascii="Times New Roman" w:hAnsi="Times New Roman" w:cs="Times New Roman"/>
-                <w:lang w:val="en-US"/>
-              </w:rPr>
-              <w:t>(self, update, context):</w:t>
+              <w:t>stats_</w:t>
+            </w:r>
+            <w:proofErr w:type="gramStart"/>
+            <w:r>
+              <w:rPr>
+                <w:rFonts w:ascii="Times New Roman" w:hAnsi="Times New Roman" w:cs="Times New Roman"/>
+                <w:lang w:val="en-US"/>
+              </w:rPr>
+              <w:t>command</w:t>
+            </w:r>
+            <w:proofErr w:type="spellEnd"/>
+            <w:r>
+              <w:rPr>
+                <w:rFonts w:ascii="Times New Roman" w:hAnsi="Times New Roman" w:cs="Times New Roman"/>
+                <w:lang w:val="en-US"/>
+              </w:rPr>
+              <w:t>(</w:t>
+            </w:r>
+            <w:proofErr w:type="gramEnd"/>
+            <w:r>
+              <w:rPr>
+                <w:rFonts w:ascii="Times New Roman" w:hAnsi="Times New Roman" w:cs="Times New Roman"/>
+                <w:lang w:val="en-US"/>
+              </w:rPr>
+              <w:t>self, update, context):</w:t>
             </w:r>
           </w:p>
           <w:p>
@@ -1221,15 +1093,31 @@
                 <w:rFonts w:ascii="Times New Roman" w:hAnsi="Times New Roman" w:cs="Times New Roman"/>
                 <w:lang w:val="en-US"/>
               </w:rPr>
-              <w:t>handle_group_message</w:t>
-            </w:r>
-            <w:proofErr w:type="spellEnd"/>
-            <w:r>
-              <w:rPr>
-                <w:rFonts w:ascii="Times New Roman" w:hAnsi="Times New Roman" w:cs="Times New Roman"/>
-                <w:lang w:val="en-US"/>
-              </w:rPr>
-              <w:t>(self, update, context):</w:t>
+              <w:t>handle_group_</w:t>
+            </w:r>
+            <w:proofErr w:type="gramStart"/>
+            <w:r>
+              <w:rPr>
+                <w:rFonts w:ascii="Times New Roman" w:hAnsi="Times New Roman" w:cs="Times New Roman"/>
+                <w:lang w:val="en-US"/>
+              </w:rPr>
+              <w:t>message</w:t>
+            </w:r>
+            <w:proofErr w:type="spellEnd"/>
+            <w:r>
+              <w:rPr>
+                <w:rFonts w:ascii="Times New Roman" w:hAnsi="Times New Roman" w:cs="Times New Roman"/>
+                <w:lang w:val="en-US"/>
+              </w:rPr>
+              <w:t>(</w:t>
+            </w:r>
+            <w:proofErr w:type="gramEnd"/>
+            <w:r>
+              <w:rPr>
+                <w:rFonts w:ascii="Times New Roman" w:hAnsi="Times New Roman" w:cs="Times New Roman"/>
+                <w:lang w:val="en-US"/>
+              </w:rPr>
+              <w:t>self, update, context):</w:t>
             </w:r>
           </w:p>
           <w:p>
@@ -1884,6 +1772,197 @@
                 <w:rFonts w:ascii="Times New Roman" w:hAnsi="Times New Roman" w:cs="Times New Roman"/>
                 <w:lang w:val="en-US"/>
               </w:rPr>
+              <w:t>consent_</w:t>
+            </w:r>
+            <w:proofErr w:type="gramStart"/>
+            <w:r>
+              <w:rPr>
+                <w:rFonts w:ascii="Times New Roman" w:hAnsi="Times New Roman" w:cs="Times New Roman"/>
+                <w:lang w:val="en-US"/>
+              </w:rPr>
+              <w:t>callback</w:t>
+            </w:r>
+            <w:proofErr w:type="spellEnd"/>
+            <w:r>
+              <w:rPr>
+                <w:rFonts w:ascii="Times New Roman" w:hAnsi="Times New Roman" w:cs="Times New Roman"/>
+                <w:lang w:val="en-US"/>
+              </w:rPr>
+              <w:t>(</w:t>
+            </w:r>
+            <w:proofErr w:type="gramEnd"/>
+            <w:r>
+              <w:rPr>
+                <w:rFonts w:ascii="Times New Roman" w:hAnsi="Times New Roman" w:cs="Times New Roman"/>
+                <w:lang w:val="en-US"/>
+              </w:rPr>
+              <w:t xml:space="preserve">self, update: Update, context: </w:t>
+            </w:r>
+            <w:proofErr w:type="spellStart"/>
+            <w:r>
+              <w:rPr>
+                <w:rFonts w:ascii="Times New Roman" w:hAnsi="Times New Roman" w:cs="Times New Roman"/>
+                <w:lang w:val="en-US"/>
+              </w:rPr>
+              <w:t>ContextTypes.DEFAULT_TYPE</w:t>
+            </w:r>
+            <w:proofErr w:type="spellEnd"/>
+            <w:r>
+              <w:rPr>
+                <w:rFonts w:ascii="Times New Roman" w:hAnsi="Times New Roman" w:cs="Times New Roman"/>
+                <w:lang w:val="en-US"/>
+              </w:rPr>
+              <w:t>):</w:t>
+            </w:r>
+          </w:p>
+          <w:p>
+            <w:pPr>
+              <w:rPr>
+                <w:rFonts w:ascii="Times New Roman" w:hAnsi="Times New Roman" w:cs="Times New Roman"/>
+                <w:lang w:val="en-US"/>
+              </w:rPr>
+            </w:pPr>
+            <w:r>
+              <w:rPr>
+                <w:rFonts w:ascii="Times New Roman" w:hAnsi="Times New Roman" w:cs="Times New Roman"/>
+                <w:lang w:val="en-US"/>
+              </w:rPr>
+              <w:t xml:space="preserve">    query = </w:t>
+            </w:r>
+            <w:proofErr w:type="spellStart"/>
+            <w:proofErr w:type="gramStart"/>
+            <w:r>
+              <w:rPr>
+                <w:rFonts w:ascii="Times New Roman" w:hAnsi="Times New Roman" w:cs="Times New Roman"/>
+                <w:lang w:val="en-US"/>
+              </w:rPr>
+              <w:t>update.callback</w:t>
+            </w:r>
+            <w:proofErr w:type="gramEnd"/>
+            <w:r>
+              <w:rPr>
+                <w:rFonts w:ascii="Times New Roman" w:hAnsi="Times New Roman" w:cs="Times New Roman"/>
+                <w:lang w:val="en-US"/>
+              </w:rPr>
+              <w:t>_query</w:t>
+            </w:r>
+            <w:proofErr w:type="spellEnd"/>
+          </w:p>
+          <w:p>
+            <w:pPr>
+              <w:rPr>
+                <w:rFonts w:ascii="Times New Roman" w:hAnsi="Times New Roman" w:cs="Times New Roman"/>
+                <w:lang w:val="en-US"/>
+              </w:rPr>
+            </w:pPr>
+            <w:r>
+              <w:rPr>
+                <w:rFonts w:ascii="Times New Roman" w:hAnsi="Times New Roman" w:cs="Times New Roman"/>
+                <w:lang w:val="en-US"/>
+              </w:rPr>
+              <w:t xml:space="preserve">    await </w:t>
+            </w:r>
+            <w:proofErr w:type="spellStart"/>
+            <w:proofErr w:type="gramStart"/>
+            <w:r>
+              <w:rPr>
+                <w:rFonts w:ascii="Times New Roman" w:hAnsi="Times New Roman" w:cs="Times New Roman"/>
+                <w:lang w:val="en-US"/>
+              </w:rPr>
+              <w:t>query.answer</w:t>
+            </w:r>
+            <w:proofErr w:type="spellEnd"/>
+            <w:proofErr w:type="gramEnd"/>
+            <w:r>
+              <w:rPr>
+                <w:rFonts w:ascii="Times New Roman" w:hAnsi="Times New Roman" w:cs="Times New Roman"/>
+                <w:lang w:val="en-US"/>
+              </w:rPr>
+              <w:t>()</w:t>
+            </w:r>
+          </w:p>
+          <w:p>
+            <w:pPr>
+              <w:rPr>
+                <w:rFonts w:ascii="Times New Roman" w:hAnsi="Times New Roman" w:cs="Times New Roman"/>
+                <w:lang w:val="en-US"/>
+              </w:rPr>
+            </w:pPr>
+            <w:r>
+              <w:rPr>
+                <w:rFonts w:ascii="Times New Roman" w:hAnsi="Times New Roman" w:cs="Times New Roman"/>
+                <w:lang w:val="en-US"/>
+              </w:rPr>
+              <w:t xml:space="preserve">    </w:t>
+            </w:r>
+          </w:p>
+          <w:p>
+            <w:pPr>
+              <w:rPr>
+                <w:rFonts w:ascii="Times New Roman" w:hAnsi="Times New Roman" w:cs="Times New Roman"/>
+                <w:lang w:val="en-US"/>
+              </w:rPr>
+            </w:pPr>
+            <w:r>
+              <w:rPr>
+                <w:rFonts w:ascii="Times New Roman" w:hAnsi="Times New Roman" w:cs="Times New Roman"/>
+                <w:lang w:val="en-US"/>
+              </w:rPr>
+              <w:t xml:space="preserve">    </w:t>
+            </w:r>
+            <w:proofErr w:type="spellStart"/>
+            <w:r>
+              <w:rPr>
+                <w:rFonts w:ascii="Times New Roman" w:hAnsi="Times New Roman" w:cs="Times New Roman"/>
+                <w:lang w:val="en-US"/>
+              </w:rPr>
+              <w:t>user_id</w:t>
+            </w:r>
+            <w:proofErr w:type="spellEnd"/>
+            <w:r>
+              <w:rPr>
+                <w:rFonts w:ascii="Times New Roman" w:hAnsi="Times New Roman" w:cs="Times New Roman"/>
+                <w:lang w:val="en-US"/>
+              </w:rPr>
+              <w:t xml:space="preserve"> = query.from_user.id</w:t>
+            </w:r>
+          </w:p>
+          <w:p>
+            <w:pPr>
+              <w:rPr>
+                <w:rFonts w:ascii="Times New Roman" w:hAnsi="Times New Roman" w:cs="Times New Roman"/>
+                <w:lang w:val="en-US"/>
+              </w:rPr>
+            </w:pPr>
+            <w:r>
+              <w:rPr>
+                <w:rFonts w:ascii="Times New Roman" w:hAnsi="Times New Roman" w:cs="Times New Roman"/>
+                <w:lang w:val="en-US"/>
+              </w:rPr>
+              <w:t xml:space="preserve">    </w:t>
+            </w:r>
+            <w:proofErr w:type="gramStart"/>
+            <w:r>
+              <w:rPr>
+                <w:rFonts w:ascii="Times New Roman" w:hAnsi="Times New Roman" w:cs="Times New Roman"/>
+                <w:lang w:val="en-US"/>
+              </w:rPr>
+              <w:t>logger.info(</w:t>
+            </w:r>
+            <w:proofErr w:type="gramEnd"/>
+            <w:r>
+              <w:rPr>
+                <w:rFonts w:ascii="Times New Roman" w:hAnsi="Times New Roman" w:cs="Times New Roman"/>
+                <w:lang w:val="en-US"/>
+              </w:rPr>
+              <w:t>"</w:t>
+            </w:r>
+            <w:proofErr w:type="spellStart"/>
+            <w:r>
+              <w:rPr>
+                <w:rFonts w:ascii="Times New Roman" w:hAnsi="Times New Roman" w:cs="Times New Roman"/>
+                <w:lang w:val="en-US"/>
+              </w:rPr>
               <w:t>consent_callback</w:t>
             </w:r>
             <w:proofErr w:type="spellEnd"/>
@@ -1892,78 +1971,55 @@
                 <w:rFonts w:ascii="Times New Roman" w:hAnsi="Times New Roman" w:cs="Times New Roman"/>
                 <w:lang w:val="en-US"/>
               </w:rPr>
-              <w:t xml:space="preserve">(self, update: Update, context: </w:t>
-            </w:r>
-            <w:proofErr w:type="spellStart"/>
-            <w:r>
-              <w:rPr>
-                <w:rFonts w:ascii="Times New Roman" w:hAnsi="Times New Roman" w:cs="Times New Roman"/>
-                <w:lang w:val="en-US"/>
-              </w:rPr>
-              <w:t>ContextTypes.DEFAULT_TYPE</w:t>
-            </w:r>
-            <w:proofErr w:type="spellEnd"/>
-            <w:r>
-              <w:rPr>
-                <w:rFonts w:ascii="Times New Roman" w:hAnsi="Times New Roman" w:cs="Times New Roman"/>
-                <w:lang w:val="en-US"/>
-              </w:rPr>
-              <w:t>):</w:t>
-            </w:r>
-          </w:p>
-          <w:p>
-            <w:pPr>
-              <w:rPr>
-                <w:rFonts w:ascii="Times New Roman" w:hAnsi="Times New Roman" w:cs="Times New Roman"/>
-                <w:lang w:val="en-US"/>
-              </w:rPr>
-            </w:pPr>
-            <w:r>
-              <w:rPr>
-                <w:rFonts w:ascii="Times New Roman" w:hAnsi="Times New Roman" w:cs="Times New Roman"/>
-                <w:lang w:val="en-US"/>
-              </w:rPr>
-              <w:t xml:space="preserve">    query = </w:t>
-            </w:r>
-            <w:proofErr w:type="spellStart"/>
-            <w:r>
-              <w:rPr>
-                <w:rFonts w:ascii="Times New Roman" w:hAnsi="Times New Roman" w:cs="Times New Roman"/>
-                <w:lang w:val="en-US"/>
-              </w:rPr>
-              <w:t>update.callback_query</w:t>
-            </w:r>
-            <w:proofErr w:type="spellEnd"/>
-          </w:p>
-          <w:p>
-            <w:pPr>
-              <w:rPr>
-                <w:rFonts w:ascii="Times New Roman" w:hAnsi="Times New Roman" w:cs="Times New Roman"/>
-                <w:lang w:val="en-US"/>
-              </w:rPr>
-            </w:pPr>
-            <w:r>
-              <w:rPr>
-                <w:rFonts w:ascii="Times New Roman" w:hAnsi="Times New Roman" w:cs="Times New Roman"/>
-                <w:lang w:val="en-US"/>
-              </w:rPr>
-              <w:t xml:space="preserve">    await </w:t>
-            </w:r>
-            <w:proofErr w:type="spellStart"/>
-            <w:r>
-              <w:rPr>
-                <w:rFonts w:ascii="Times New Roman" w:hAnsi="Times New Roman" w:cs="Times New Roman"/>
-                <w:lang w:val="en-US"/>
-              </w:rPr>
-              <w:t>query.answer</w:t>
-            </w:r>
-            <w:proofErr w:type="spellEnd"/>
-            <w:r>
-              <w:rPr>
-                <w:rFonts w:ascii="Times New Roman" w:hAnsi="Times New Roman" w:cs="Times New Roman"/>
-                <w:lang w:val="en-US"/>
-              </w:rPr>
-              <w:t>()</w:t>
+              <w:t xml:space="preserve">", </w:t>
+            </w:r>
+            <w:proofErr w:type="spellStart"/>
+            <w:r>
+              <w:rPr>
+                <w:rFonts w:ascii="Times New Roman" w:hAnsi="Times New Roman" w:cs="Times New Roman"/>
+                <w:lang w:val="en-US"/>
+              </w:rPr>
+              <w:t>user_id</w:t>
+            </w:r>
+            <w:proofErr w:type="spellEnd"/>
+            <w:r>
+              <w:rPr>
+                <w:rFonts w:ascii="Times New Roman" w:hAnsi="Times New Roman" w:cs="Times New Roman"/>
+                <w:lang w:val="en-US"/>
+              </w:rPr>
+              <w:t>=</w:t>
+            </w:r>
+            <w:proofErr w:type="spellStart"/>
+            <w:r>
+              <w:rPr>
+                <w:rFonts w:ascii="Times New Roman" w:hAnsi="Times New Roman" w:cs="Times New Roman"/>
+                <w:lang w:val="en-US"/>
+              </w:rPr>
+              <w:t>user_id</w:t>
+            </w:r>
+            <w:proofErr w:type="spellEnd"/>
+            <w:r>
+              <w:rPr>
+                <w:rFonts w:ascii="Times New Roman" w:hAnsi="Times New Roman" w:cs="Times New Roman"/>
+                <w:lang w:val="en-US"/>
+              </w:rPr>
+              <w:t>, data=</w:t>
+            </w:r>
+            <w:proofErr w:type="spellStart"/>
+            <w:r>
+              <w:rPr>
+                <w:rFonts w:ascii="Times New Roman" w:hAnsi="Times New Roman" w:cs="Times New Roman"/>
+                <w:lang w:val="en-US"/>
+              </w:rPr>
+              <w:t>query.data</w:t>
+            </w:r>
+            <w:proofErr w:type="spellEnd"/>
+            <w:r>
+              <w:rPr>
+                <w:rFonts w:ascii="Times New Roman" w:hAnsi="Times New Roman" w:cs="Times New Roman"/>
+                <w:lang w:val="en-US"/>
+              </w:rPr>
+              <w:t>)</w:t>
             </w:r>
           </w:p>
           <w:p>
@@ -1993,361 +2049,304 @@
                 <w:rFonts w:ascii="Times New Roman" w:hAnsi="Times New Roman" w:cs="Times New Roman"/>
                 <w:lang w:val="en-US"/>
               </w:rPr>
+              <w:t xml:space="preserve">    if </w:t>
+            </w:r>
+            <w:proofErr w:type="spellStart"/>
+            <w:r>
+              <w:rPr>
+                <w:rFonts w:ascii="Times New Roman" w:hAnsi="Times New Roman" w:cs="Times New Roman"/>
+                <w:lang w:val="en-US"/>
+              </w:rPr>
+              <w:t>query.data</w:t>
+            </w:r>
+            <w:proofErr w:type="spellEnd"/>
+            <w:r>
+              <w:rPr>
+                <w:rFonts w:ascii="Times New Roman" w:hAnsi="Times New Roman" w:cs="Times New Roman"/>
+                <w:lang w:val="en-US"/>
+              </w:rPr>
+              <w:t xml:space="preserve"> == "</w:t>
+            </w:r>
+            <w:proofErr w:type="spellStart"/>
+            <w:r>
+              <w:rPr>
+                <w:rFonts w:ascii="Times New Roman" w:hAnsi="Times New Roman" w:cs="Times New Roman"/>
+                <w:lang w:val="en-US"/>
+              </w:rPr>
+              <w:t>consent_yes</w:t>
+            </w:r>
+            <w:proofErr w:type="spellEnd"/>
+            <w:r>
+              <w:rPr>
+                <w:rFonts w:ascii="Times New Roman" w:hAnsi="Times New Roman" w:cs="Times New Roman"/>
+                <w:lang w:val="en-US"/>
+              </w:rPr>
+              <w:t>":</w:t>
+            </w:r>
+          </w:p>
+          <w:p>
+            <w:pPr>
+              <w:rPr>
+                <w:rFonts w:ascii="Times New Roman" w:hAnsi="Times New Roman" w:cs="Times New Roman"/>
+                <w:lang w:val="en-US"/>
+              </w:rPr>
+            </w:pPr>
+            <w:r>
+              <w:rPr>
+                <w:rFonts w:ascii="Times New Roman" w:hAnsi="Times New Roman" w:cs="Times New Roman"/>
+                <w:lang w:val="en-US"/>
+              </w:rPr>
+              <w:t xml:space="preserve">        await </w:t>
+            </w:r>
+            <w:proofErr w:type="spellStart"/>
+            <w:proofErr w:type="gramStart"/>
+            <w:r>
+              <w:rPr>
+                <w:rFonts w:ascii="Times New Roman" w:hAnsi="Times New Roman" w:cs="Times New Roman"/>
+                <w:lang w:val="en-US"/>
+              </w:rPr>
+              <w:t>query.edit</w:t>
+            </w:r>
+            <w:proofErr w:type="gramEnd"/>
+            <w:r>
+              <w:rPr>
+                <w:rFonts w:ascii="Times New Roman" w:hAnsi="Times New Roman" w:cs="Times New Roman"/>
+                <w:lang w:val="en-US"/>
+              </w:rPr>
+              <w:t>_message_</w:t>
+            </w:r>
+            <w:proofErr w:type="gramStart"/>
+            <w:r>
+              <w:rPr>
+                <w:rFonts w:ascii="Times New Roman" w:hAnsi="Times New Roman" w:cs="Times New Roman"/>
+                <w:lang w:val="en-US"/>
+              </w:rPr>
+              <w:t>text</w:t>
+            </w:r>
+            <w:proofErr w:type="spellEnd"/>
+            <w:r>
+              <w:rPr>
+                <w:rFonts w:ascii="Times New Roman" w:hAnsi="Times New Roman" w:cs="Times New Roman"/>
+                <w:lang w:val="en-US"/>
+              </w:rPr>
+              <w:t>(</w:t>
+            </w:r>
+            <w:proofErr w:type="gramEnd"/>
+          </w:p>
+          <w:p>
+            <w:pPr>
+              <w:rPr>
+                <w:rFonts w:ascii="Times New Roman" w:hAnsi="Times New Roman" w:cs="Times New Roman"/>
+              </w:rPr>
+            </w:pPr>
+            <w:r>
+              <w:rPr>
+                <w:rFonts w:ascii="Times New Roman" w:hAnsi="Times New Roman" w:cs="Times New Roman"/>
+                <w:lang w:val="en-US"/>
+              </w:rPr>
+              <w:t xml:space="preserve">            </w:t>
+            </w:r>
+            <w:r>
+              <w:rPr>
+                <w:rFonts w:ascii="Times New Roman" w:hAnsi="Times New Roman" w:cs="Times New Roman"/>
+              </w:rPr>
+              <w:t>"</w:t>
+            </w:r>
+            <w:r>
+              <w:rPr>
+                <w:rFonts w:ascii="Segoe UI Emoji" w:hAnsi="Segoe UI Emoji" w:cs="Segoe UI Emoji"/>
+              </w:rPr>
+              <w:t>✅</w:t>
+            </w:r>
+            <w:r>
+              <w:rPr>
+                <w:rFonts w:ascii="Times New Roman" w:hAnsi="Times New Roman" w:cs="Times New Roman"/>
+              </w:rPr>
+              <w:t xml:space="preserve"> Согласие </w:t>
+            </w:r>
+            <w:proofErr w:type="gramStart"/>
+            <w:r>
+              <w:rPr>
+                <w:rFonts w:ascii="Times New Roman" w:hAnsi="Times New Roman" w:cs="Times New Roman"/>
+              </w:rPr>
+              <w:t>получено!\n\n</w:t>
+            </w:r>
+            <w:proofErr w:type="gramEnd"/>
+            <w:r>
+              <w:rPr>
+                <w:rFonts w:ascii="Times New Roman" w:hAnsi="Times New Roman" w:cs="Times New Roman"/>
+              </w:rPr>
+              <w:t>"</w:t>
+            </w:r>
+          </w:p>
+          <w:p>
+            <w:pPr>
+              <w:rPr>
+                <w:rFonts w:ascii="Times New Roman" w:hAnsi="Times New Roman" w:cs="Times New Roman"/>
+              </w:rPr>
+            </w:pPr>
+            <w:r>
+              <w:rPr>
+                <w:rFonts w:ascii="Times New Roman" w:hAnsi="Times New Roman" w:cs="Times New Roman"/>
+              </w:rPr>
+              <w:t>            "</w:t>
+            </w:r>
+            <w:proofErr w:type="gramStart"/>
+            <w:r>
+              <w:rPr>
+                <w:rFonts w:ascii="Times New Roman" w:hAnsi="Times New Roman" w:cs="Times New Roman"/>
+              </w:rPr>
+              <w:t>Теперь:\</w:t>
+            </w:r>
+            <w:proofErr w:type="gramEnd"/>
+            <w:r>
+              <w:rPr>
+                <w:rFonts w:ascii="Times New Roman" w:hAnsi="Times New Roman" w:cs="Times New Roman"/>
+              </w:rPr>
+              <w:t>n"</w:t>
+            </w:r>
+          </w:p>
+          <w:p>
+            <w:pPr>
+              <w:rPr>
+                <w:rFonts w:ascii="Times New Roman" w:hAnsi="Times New Roman" w:cs="Times New Roman"/>
+              </w:rPr>
+            </w:pPr>
+            <w:r>
+              <w:rPr>
+                <w:rFonts w:ascii="Times New Roman" w:hAnsi="Times New Roman" w:cs="Times New Roman"/>
+              </w:rPr>
+              <w:t>            "• Добавив бота в группу, он начнёт анализировать сообщения\n"</w:t>
+            </w:r>
+          </w:p>
+          <w:p>
+            <w:pPr>
+              <w:rPr>
+                <w:rFonts w:ascii="Times New Roman" w:hAnsi="Times New Roman" w:cs="Times New Roman"/>
+              </w:rPr>
+            </w:pPr>
+            <w:r>
+              <w:rPr>
+                <w:rFonts w:ascii="Times New Roman" w:hAnsi="Times New Roman" w:cs="Times New Roman"/>
+              </w:rPr>
+              <w:t>            "• В личных сообщениях используйте /</w:t>
+            </w:r>
+            <w:proofErr w:type="spellStart"/>
+            <w:r>
+              <w:rPr>
+                <w:rFonts w:ascii="Times New Roman" w:hAnsi="Times New Roman" w:cs="Times New Roman"/>
+              </w:rPr>
+              <w:t>stats</w:t>
+            </w:r>
+            <w:proofErr w:type="spellEnd"/>
+            <w:r>
+              <w:rPr>
+                <w:rFonts w:ascii="Times New Roman" w:hAnsi="Times New Roman" w:cs="Times New Roman"/>
+              </w:rPr>
+              <w:t xml:space="preserve"> для просмотра статистики"</w:t>
+            </w:r>
+          </w:p>
+          <w:p>
+            <w:pPr>
+              <w:rPr>
+                <w:rFonts w:ascii="Times New Roman" w:hAnsi="Times New Roman" w:cs="Times New Roman"/>
+              </w:rPr>
+            </w:pPr>
+            <w:r>
+              <w:rPr>
+                <w:rFonts w:ascii="Times New Roman" w:hAnsi="Times New Roman" w:cs="Times New Roman"/>
+              </w:rPr>
+              <w:t>        )</w:t>
+            </w:r>
+          </w:p>
+          <w:p>
+            <w:pPr>
+              <w:rPr>
+                <w:rFonts w:ascii="Times New Roman" w:hAnsi="Times New Roman" w:cs="Times New Roman"/>
+              </w:rPr>
+            </w:pPr>
+            <w:r>
+              <w:rPr>
+                <w:rFonts w:ascii="Times New Roman" w:hAnsi="Times New Roman" w:cs="Times New Roman"/>
+              </w:rPr>
               <w:t xml:space="preserve">    </w:t>
             </w:r>
             <w:proofErr w:type="spellStart"/>
             <w:r>
               <w:rPr>
                 <w:rFonts w:ascii="Times New Roman" w:hAnsi="Times New Roman" w:cs="Times New Roman"/>
-                <w:lang w:val="en-US"/>
-              </w:rPr>
-              <w:t>user_id</w:t>
-            </w:r>
-            <w:proofErr w:type="spellEnd"/>
-            <w:r>
-              <w:rPr>
-                <w:rFonts w:ascii="Times New Roman" w:hAnsi="Times New Roman" w:cs="Times New Roman"/>
-                <w:lang w:val="en-US"/>
-              </w:rPr>
-              <w:t xml:space="preserve"> = query.from_user.id</w:t>
-            </w:r>
-          </w:p>
-          <w:p>
-            <w:pPr>
-              <w:rPr>
-                <w:rFonts w:ascii="Times New Roman" w:hAnsi="Times New Roman" w:cs="Times New Roman"/>
-                <w:lang w:val="en-US"/>
-              </w:rPr>
-            </w:pPr>
-            <w:r>
-              <w:rPr>
-                <w:rFonts w:ascii="Times New Roman" w:hAnsi="Times New Roman" w:cs="Times New Roman"/>
-                <w:lang w:val="en-US"/>
-              </w:rPr>
-              <w:t>    logger.info("</w:t>
-            </w:r>
-            <w:proofErr w:type="spellStart"/>
-            <w:r>
-              <w:rPr>
-                <w:rFonts w:ascii="Times New Roman" w:hAnsi="Times New Roman" w:cs="Times New Roman"/>
-                <w:lang w:val="en-US"/>
-              </w:rPr>
-              <w:t>consent_callback</w:t>
-            </w:r>
-            <w:proofErr w:type="spellEnd"/>
-            <w:r>
-              <w:rPr>
-                <w:rFonts w:ascii="Times New Roman" w:hAnsi="Times New Roman" w:cs="Times New Roman"/>
-                <w:lang w:val="en-US"/>
-              </w:rPr>
-              <w:t xml:space="preserve">", </w:t>
-            </w:r>
-            <w:proofErr w:type="spellStart"/>
-            <w:r>
-              <w:rPr>
-                <w:rFonts w:ascii="Times New Roman" w:hAnsi="Times New Roman" w:cs="Times New Roman"/>
-                <w:lang w:val="en-US"/>
-              </w:rPr>
-              <w:t>user_id</w:t>
-            </w:r>
-            <w:proofErr w:type="spellEnd"/>
-            <w:r>
-              <w:rPr>
-                <w:rFonts w:ascii="Times New Roman" w:hAnsi="Times New Roman" w:cs="Times New Roman"/>
-                <w:lang w:val="en-US"/>
-              </w:rPr>
-              <w:t>=</w:t>
-            </w:r>
-            <w:proofErr w:type="spellStart"/>
-            <w:r>
-              <w:rPr>
-                <w:rFonts w:ascii="Times New Roman" w:hAnsi="Times New Roman" w:cs="Times New Roman"/>
-                <w:lang w:val="en-US"/>
-              </w:rPr>
-              <w:t>user_id</w:t>
-            </w:r>
-            <w:proofErr w:type="spellEnd"/>
-            <w:r>
-              <w:rPr>
-                <w:rFonts w:ascii="Times New Roman" w:hAnsi="Times New Roman" w:cs="Times New Roman"/>
-                <w:lang w:val="en-US"/>
-              </w:rPr>
-              <w:t>, data=</w:t>
-            </w:r>
-            <w:proofErr w:type="spellStart"/>
-            <w:r>
-              <w:rPr>
-                <w:rFonts w:ascii="Times New Roman" w:hAnsi="Times New Roman" w:cs="Times New Roman"/>
-                <w:lang w:val="en-US"/>
-              </w:rPr>
-              <w:t>query.data</w:t>
-            </w:r>
-            <w:proofErr w:type="spellEnd"/>
-            <w:r>
-              <w:rPr>
-                <w:rFonts w:ascii="Times New Roman" w:hAnsi="Times New Roman" w:cs="Times New Roman"/>
-                <w:lang w:val="en-US"/>
-              </w:rPr>
-              <w:t>)</w:t>
-            </w:r>
-          </w:p>
-          <w:p>
-            <w:pPr>
-              <w:rPr>
-                <w:rFonts w:ascii="Times New Roman" w:hAnsi="Times New Roman" w:cs="Times New Roman"/>
-                <w:lang w:val="en-US"/>
-              </w:rPr>
-            </w:pPr>
-            <w:r>
-              <w:rPr>
-                <w:rFonts w:ascii="Times New Roman" w:hAnsi="Times New Roman" w:cs="Times New Roman"/>
-                <w:lang w:val="en-US"/>
-              </w:rPr>
-              <w:t xml:space="preserve">    </w:t>
-            </w:r>
-          </w:p>
-          <w:p>
-            <w:pPr>
-              <w:rPr>
-                <w:rFonts w:ascii="Times New Roman" w:hAnsi="Times New Roman" w:cs="Times New Roman"/>
-                <w:lang w:val="en-US"/>
-              </w:rPr>
-            </w:pPr>
-            <w:r>
-              <w:rPr>
-                <w:rFonts w:ascii="Times New Roman" w:hAnsi="Times New Roman" w:cs="Times New Roman"/>
-                <w:lang w:val="en-US"/>
-              </w:rPr>
-              <w:t xml:space="preserve">    if </w:t>
-            </w:r>
-            <w:proofErr w:type="spellStart"/>
-            <w:r>
-              <w:rPr>
-                <w:rFonts w:ascii="Times New Roman" w:hAnsi="Times New Roman" w:cs="Times New Roman"/>
-                <w:lang w:val="en-US"/>
-              </w:rPr>
-              <w:t>query.data</w:t>
-            </w:r>
-            <w:proofErr w:type="spellEnd"/>
-            <w:r>
-              <w:rPr>
-                <w:rFonts w:ascii="Times New Roman" w:hAnsi="Times New Roman" w:cs="Times New Roman"/>
-                <w:lang w:val="en-US"/>
-              </w:rPr>
-              <w:t xml:space="preserve"> == "</w:t>
-            </w:r>
-            <w:proofErr w:type="spellStart"/>
-            <w:r>
-              <w:rPr>
-                <w:rFonts w:ascii="Times New Roman" w:hAnsi="Times New Roman" w:cs="Times New Roman"/>
-                <w:lang w:val="en-US"/>
-              </w:rPr>
-              <w:t>consent_yes</w:t>
-            </w:r>
-            <w:proofErr w:type="spellEnd"/>
-            <w:r>
-              <w:rPr>
-                <w:rFonts w:ascii="Times New Roman" w:hAnsi="Times New Roman" w:cs="Times New Roman"/>
-                <w:lang w:val="en-US"/>
-              </w:rPr>
-              <w:t>":</w:t>
-            </w:r>
-          </w:p>
-          <w:p>
-            <w:pPr>
-              <w:rPr>
-                <w:rFonts w:ascii="Times New Roman" w:hAnsi="Times New Roman" w:cs="Times New Roman"/>
-                <w:lang w:val="en-US"/>
-              </w:rPr>
-            </w:pPr>
-            <w:r>
-              <w:rPr>
-                <w:rFonts w:ascii="Times New Roman" w:hAnsi="Times New Roman" w:cs="Times New Roman"/>
-                <w:lang w:val="en-US"/>
-              </w:rPr>
-              <w:t xml:space="preserve">        await </w:t>
-            </w:r>
-            <w:proofErr w:type="spellStart"/>
-            <w:r>
-              <w:rPr>
-                <w:rFonts w:ascii="Times New Roman" w:hAnsi="Times New Roman" w:cs="Times New Roman"/>
-                <w:lang w:val="en-US"/>
-              </w:rPr>
-              <w:t>query.edit_message_text</w:t>
-            </w:r>
-            <w:proofErr w:type="spellEnd"/>
-            <w:r>
-              <w:rPr>
-                <w:rFonts w:ascii="Times New Roman" w:hAnsi="Times New Roman" w:cs="Times New Roman"/>
-                <w:lang w:val="en-US"/>
+              </w:rPr>
+              <w:t>else</w:t>
+            </w:r>
+            <w:proofErr w:type="spellEnd"/>
+            <w:r>
+              <w:rPr>
+                <w:rFonts w:ascii="Times New Roman" w:hAnsi="Times New Roman" w:cs="Times New Roman"/>
+              </w:rPr>
+              <w:t>:</w:t>
+            </w:r>
+          </w:p>
+          <w:p>
+            <w:pPr>
+              <w:rPr>
+                <w:rFonts w:ascii="Times New Roman" w:hAnsi="Times New Roman" w:cs="Times New Roman"/>
+              </w:rPr>
+            </w:pPr>
+            <w:r>
+              <w:rPr>
+                <w:rFonts w:ascii="Times New Roman" w:hAnsi="Times New Roman" w:cs="Times New Roman"/>
+              </w:rPr>
+              <w:t xml:space="preserve">        </w:t>
+            </w:r>
+            <w:proofErr w:type="spellStart"/>
+            <w:r>
+              <w:rPr>
+                <w:rFonts w:ascii="Times New Roman" w:hAnsi="Times New Roman" w:cs="Times New Roman"/>
+              </w:rPr>
+              <w:t>await</w:t>
+            </w:r>
+            <w:proofErr w:type="spellEnd"/>
+            <w:r>
+              <w:rPr>
+                <w:rFonts w:ascii="Times New Roman" w:hAnsi="Times New Roman" w:cs="Times New Roman"/>
+              </w:rPr>
+              <w:t xml:space="preserve"> </w:t>
+            </w:r>
+            <w:proofErr w:type="spellStart"/>
+            <w:proofErr w:type="gramStart"/>
+            <w:r>
+              <w:rPr>
+                <w:rFonts w:ascii="Times New Roman" w:hAnsi="Times New Roman" w:cs="Times New Roman"/>
+              </w:rPr>
+              <w:t>query.edit</w:t>
+            </w:r>
+            <w:proofErr w:type="gramEnd"/>
+            <w:r>
+              <w:rPr>
+                <w:rFonts w:ascii="Times New Roman" w:hAnsi="Times New Roman" w:cs="Times New Roman"/>
+              </w:rPr>
+              <w:t>_message_</w:t>
+            </w:r>
+            <w:proofErr w:type="gramStart"/>
+            <w:r>
+              <w:rPr>
+                <w:rFonts w:ascii="Times New Roman" w:hAnsi="Times New Roman" w:cs="Times New Roman"/>
+              </w:rPr>
+              <w:t>text</w:t>
+            </w:r>
+            <w:proofErr w:type="spellEnd"/>
+            <w:r>
+              <w:rPr>
+                <w:rFonts w:ascii="Times New Roman" w:hAnsi="Times New Roman" w:cs="Times New Roman"/>
               </w:rPr>
               <w:t>(</w:t>
             </w:r>
-          </w:p>
-          <w:p>
-            <w:pPr>
-              <w:rPr>
-                <w:rFonts w:ascii="Times New Roman" w:hAnsi="Times New Roman" w:cs="Times New Roman"/>
-              </w:rPr>
-            </w:pPr>
-            <w:r>
-              <w:rPr>
-                <w:rFonts w:ascii="Times New Roman" w:hAnsi="Times New Roman" w:cs="Times New Roman"/>
-                <w:lang w:val="en-US"/>
-              </w:rPr>
-              <w:t xml:space="preserve">            </w:t>
-            </w:r>
+            <w:proofErr w:type="gramEnd"/>
             <w:r>
               <w:rPr>
                 <w:rFonts w:ascii="Times New Roman" w:hAnsi="Times New Roman" w:cs="Times New Roman"/>
               </w:rPr>
               <w:t>"</w:t>
-            </w:r>
-            <w:r>
-              <w:rPr>
-                <w:rFonts w:ascii="Segoe UI Emoji" w:hAnsi="Segoe UI Emoji" w:cs="Segoe UI Emoji"/>
-              </w:rPr>
-              <w:t>✅</w:t>
-            </w:r>
-            <w:r>
-              <w:rPr>
-                <w:rFonts w:ascii="Times New Roman" w:hAnsi="Times New Roman" w:cs="Times New Roman"/>
-              </w:rPr>
-              <w:t xml:space="preserve"> Согласие получено!\n\n"</w:t>
-            </w:r>
-          </w:p>
-          <w:p>
-            <w:pPr>
-              <w:rPr>
-                <w:rFonts w:ascii="Times New Roman" w:hAnsi="Times New Roman" w:cs="Times New Roman"/>
-              </w:rPr>
-            </w:pPr>
-            <w:r>
-              <w:rPr>
-                <w:rFonts w:ascii="Times New Roman" w:hAnsi="Times New Roman" w:cs="Times New Roman"/>
-              </w:rPr>
-              <w:t>            "Теперь:\n"</w:t>
-            </w:r>
-          </w:p>
-          <w:p>
-            <w:pPr>
-              <w:rPr>
-                <w:rFonts w:ascii="Times New Roman" w:hAnsi="Times New Roman" w:cs="Times New Roman"/>
-              </w:rPr>
-            </w:pPr>
-            <w:r>
-              <w:rPr>
-                <w:rFonts w:ascii="Times New Roman" w:hAnsi="Times New Roman" w:cs="Times New Roman"/>
-              </w:rPr>
-              <w:t>            "• Добавив бота в группу, он начнёт анализировать сообщения\n"</w:t>
-            </w:r>
-          </w:p>
-          <w:p>
-            <w:pPr>
-              <w:rPr>
-                <w:rFonts w:ascii="Times New Roman" w:hAnsi="Times New Roman" w:cs="Times New Roman"/>
-              </w:rPr>
-            </w:pPr>
-            <w:r>
-              <w:rPr>
-                <w:rFonts w:ascii="Times New Roman" w:hAnsi="Times New Roman" w:cs="Times New Roman"/>
-              </w:rPr>
-              <w:t>            "• В личных сообщениях используйте /</w:t>
-            </w:r>
-            <w:proofErr w:type="spellStart"/>
-            <w:r>
-              <w:rPr>
-                <w:rFonts w:ascii="Times New Roman" w:hAnsi="Times New Roman" w:cs="Times New Roman"/>
-              </w:rPr>
-              <w:t>stats</w:t>
-            </w:r>
-            <w:proofErr w:type="spellEnd"/>
-            <w:r>
-              <w:rPr>
-                <w:rFonts w:ascii="Times New Roman" w:hAnsi="Times New Roman" w:cs="Times New Roman"/>
-              </w:rPr>
-              <w:t xml:space="preserve"> для просмотра статистики"</w:t>
-            </w:r>
-          </w:p>
-          <w:p>
-            <w:pPr>
-              <w:rPr>
-                <w:rFonts w:ascii="Times New Roman" w:hAnsi="Times New Roman" w:cs="Times New Roman"/>
-              </w:rPr>
-            </w:pPr>
-            <w:r>
-              <w:rPr>
-                <w:rFonts w:ascii="Times New Roman" w:hAnsi="Times New Roman" w:cs="Times New Roman"/>
-              </w:rPr>
-              <w:t>        )</w:t>
-            </w:r>
-          </w:p>
-          <w:p>
-            <w:pPr>
-              <w:rPr>
-                <w:rFonts w:ascii="Times New Roman" w:hAnsi="Times New Roman" w:cs="Times New Roman"/>
-              </w:rPr>
-            </w:pPr>
-            <w:r>
-              <w:rPr>
-                <w:rFonts w:ascii="Times New Roman" w:hAnsi="Times New Roman" w:cs="Times New Roman"/>
-              </w:rPr>
-              <w:t xml:space="preserve">    </w:t>
-            </w:r>
-            <w:proofErr w:type="spellStart"/>
-            <w:r>
-              <w:rPr>
-                <w:rFonts w:ascii="Times New Roman" w:hAnsi="Times New Roman" w:cs="Times New Roman"/>
-              </w:rPr>
-              <w:t>else</w:t>
-            </w:r>
-            <w:proofErr w:type="spellEnd"/>
-            <w:r>
-              <w:rPr>
-                <w:rFonts w:ascii="Times New Roman" w:hAnsi="Times New Roman" w:cs="Times New Roman"/>
-              </w:rPr>
-              <w:t>:</w:t>
-            </w:r>
-          </w:p>
-          <w:p>
-            <w:pPr>
-              <w:rPr>
-                <w:rFonts w:ascii="Times New Roman" w:hAnsi="Times New Roman" w:cs="Times New Roman"/>
-              </w:rPr>
-            </w:pPr>
-            <w:r>
-              <w:rPr>
-                <w:rFonts w:ascii="Times New Roman" w:hAnsi="Times New Roman" w:cs="Times New Roman"/>
-              </w:rPr>
-              <w:t xml:space="preserve">        </w:t>
-            </w:r>
-            <w:proofErr w:type="spellStart"/>
-            <w:r>
-              <w:rPr>
-                <w:rFonts w:ascii="Times New Roman" w:hAnsi="Times New Roman" w:cs="Times New Roman"/>
-              </w:rPr>
-              <w:t>await</w:t>
-            </w:r>
-            <w:proofErr w:type="spellEnd"/>
-            <w:r>
-              <w:rPr>
-                <w:rFonts w:ascii="Times New Roman" w:hAnsi="Times New Roman" w:cs="Times New Roman"/>
-              </w:rPr>
-              <w:t xml:space="preserve"> </w:t>
-            </w:r>
-            <w:proofErr w:type="spellStart"/>
-            <w:r>
-              <w:rPr>
-                <w:rFonts w:ascii="Times New Roman" w:hAnsi="Times New Roman" w:cs="Times New Roman"/>
-              </w:rPr>
-              <w:t>query.edit_message_text</w:t>
-            </w:r>
-            <w:proofErr w:type="spellEnd"/>
-            <w:r>
-              <w:rPr>
-                <w:rFonts w:ascii="Times New Roman" w:hAnsi="Times New Roman" w:cs="Times New Roman"/>
-              </w:rPr>
-              <w:t>("</w:t>
             </w:r>
             <w:r>
               <w:rPr>
@@ -2417,7 +2416,6 @@
       <w:pPr>
         <w:rPr>
           <w:rFonts w:ascii="Times New Roman" w:hAnsi="Times New Roman" w:cs="Times New Roman"/>
-          <w:lang w:val="en-US"/>
         </w:rPr>
       </w:pPr>
     </w:p>
@@ -2982,7 +2980,21 @@
               <w:rPr>
                 <w:rFonts w:ascii="Times New Roman" w:hAnsi="Times New Roman" w:cs="Times New Roman"/>
               </w:rPr>
-              <w:t>   ЕСЛИ тип чаты != PRIVATE THEN</w:t>
+              <w:t xml:space="preserve">   ЕСЛИ тип </w:t>
+            </w:r>
+            <w:proofErr w:type="gramStart"/>
+            <w:r>
+              <w:rPr>
+                <w:rFonts w:ascii="Times New Roman" w:hAnsi="Times New Roman" w:cs="Times New Roman"/>
+              </w:rPr>
+              <w:t>чаты !</w:t>
+            </w:r>
+            <w:proofErr w:type="gramEnd"/>
+            <w:r>
+              <w:rPr>
+                <w:rFonts w:ascii="Times New Roman" w:hAnsi="Times New Roman" w:cs="Times New Roman"/>
+              </w:rPr>
+              <w:t>= PRIVATE THEN</w:t>
             </w:r>
           </w:p>
           <w:p>
@@ -3098,36 +3110,66 @@
                 <w:rFonts w:ascii="Times New Roman" w:hAnsi="Times New Roman" w:cs="Times New Roman"/>
                 <w:lang w:val="en-US"/>
               </w:rPr>
-              <w:t>StatsService.get_all_chats_stats</w:t>
-            </w:r>
-            <w:proofErr w:type="spellEnd"/>
-            <w:r>
-              <w:rPr>
-                <w:rFonts w:ascii="Times New Roman" w:hAnsi="Times New Roman" w:cs="Times New Roman"/>
-                <w:lang w:val="en-US"/>
-              </w:rPr>
-              <w:t>()</w:t>
-            </w:r>
-          </w:p>
-          <w:p>
-            <w:pPr>
-              <w:rPr>
-                <w:rFonts w:ascii="Times New Roman" w:hAnsi="Times New Roman" w:cs="Times New Roman"/>
-                <w:lang w:val="en-US"/>
-              </w:rPr>
-            </w:pPr>
-          </w:p>
-          <w:p>
-            <w:pPr>
-              <w:rPr>
-                <w:rFonts w:ascii="Times New Roman" w:hAnsi="Times New Roman" w:cs="Times New Roman"/>
-              </w:rPr>
-            </w:pPr>
-            <w:r>
-              <w:rPr>
-                <w:rFonts w:ascii="Times New Roman" w:hAnsi="Times New Roman" w:cs="Times New Roman"/>
-              </w:rPr>
-              <w:t>3. ДЛЯ каждого чата В списке:</w:t>
+              <w:t>StatsService.get_all_chats_</w:t>
+            </w:r>
+            <w:proofErr w:type="gramStart"/>
+            <w:r>
+              <w:rPr>
+                <w:rFonts w:ascii="Times New Roman" w:hAnsi="Times New Roman" w:cs="Times New Roman"/>
+                <w:lang w:val="en-US"/>
+              </w:rPr>
+              <w:t>stats</w:t>
+            </w:r>
+            <w:proofErr w:type="spellEnd"/>
+            <w:r>
+              <w:rPr>
+                <w:rFonts w:ascii="Times New Roman" w:hAnsi="Times New Roman" w:cs="Times New Roman"/>
+                <w:lang w:val="en-US"/>
+              </w:rPr>
+              <w:t>(</w:t>
+            </w:r>
+            <w:proofErr w:type="gramEnd"/>
+            <w:r>
+              <w:rPr>
+                <w:rFonts w:ascii="Times New Roman" w:hAnsi="Times New Roman" w:cs="Times New Roman"/>
+                <w:lang w:val="en-US"/>
+              </w:rPr>
+              <w:t>)</w:t>
+            </w:r>
+          </w:p>
+          <w:p>
+            <w:pPr>
+              <w:rPr>
+                <w:rFonts w:ascii="Times New Roman" w:hAnsi="Times New Roman" w:cs="Times New Roman"/>
+                <w:lang w:val="en-US"/>
+              </w:rPr>
+            </w:pPr>
+          </w:p>
+          <w:p>
+            <w:pPr>
+              <w:rPr>
+                <w:rFonts w:ascii="Times New Roman" w:hAnsi="Times New Roman" w:cs="Times New Roman"/>
+              </w:rPr>
+            </w:pPr>
+            <w:r>
+              <w:rPr>
+                <w:rFonts w:ascii="Times New Roman" w:hAnsi="Times New Roman" w:cs="Times New Roman"/>
+              </w:rPr>
+              <w:t xml:space="preserve">3. ДЛЯ каждого </w:t>
+            </w:r>
+            <w:proofErr w:type="gramStart"/>
+            <w:r>
+              <w:rPr>
+                <w:rFonts w:ascii="Times New Roman" w:hAnsi="Times New Roman" w:cs="Times New Roman"/>
+              </w:rPr>
+              <w:t>чата</w:t>
+            </w:r>
+            <w:proofErr w:type="gramEnd"/>
+            <w:r>
+              <w:rPr>
+                <w:rFonts w:ascii="Times New Roman" w:hAnsi="Times New Roman" w:cs="Times New Roman"/>
+              </w:rPr>
+              <w:t xml:space="preserve"> В списке:</w:t>
             </w:r>
           </w:p>
           <w:p>
@@ -4218,12 +4260,21 @@
               <w:t>"</w:t>
             </w:r>
             <w:proofErr w:type="spellStart"/>
-            <w:r>
-              <w:rPr>
-                <w:rFonts w:ascii="Times New Roman" w:hAnsi="Times New Roman" w:cs="Times New Roman"/>
-                <w:lang w:val="en-US"/>
-              </w:rPr>
-              <w:t>devaluation_score</w:t>
+            <w:proofErr w:type="gramStart"/>
+            <w:r>
+              <w:rPr>
+                <w:rFonts w:ascii="Times New Roman" w:hAnsi="Times New Roman" w:cs="Times New Roman"/>
+                <w:lang w:val="en-US"/>
+              </w:rPr>
+              <w:t>devaluation</w:t>
+            </w:r>
+            <w:proofErr w:type="gramEnd"/>
+            <w:r>
+              <w:rPr>
+                <w:rFonts w:ascii="Times New Roman" w:hAnsi="Times New Roman" w:cs="Times New Roman"/>
+                <w:lang w:val="en-US"/>
+              </w:rPr>
+              <w:t>_score</w:t>
             </w:r>
             <w:proofErr w:type="spellEnd"/>
             <w:r>
@@ -4268,12 +4319,21 @@
               <w:t xml:space="preserve">  "</w:t>
             </w:r>
             <w:proofErr w:type="spellStart"/>
-            <w:r>
-              <w:rPr>
-                <w:rFonts w:ascii="Times New Roman" w:hAnsi="Times New Roman" w:cs="Times New Roman"/>
-                <w:lang w:val="en-US"/>
-              </w:rPr>
-              <w:t>complaint_score</w:t>
+            <w:proofErr w:type="gramStart"/>
+            <w:r>
+              <w:rPr>
+                <w:rFonts w:ascii="Times New Roman" w:hAnsi="Times New Roman" w:cs="Times New Roman"/>
+                <w:lang w:val="en-US"/>
+              </w:rPr>
+              <w:t>complaint</w:t>
+            </w:r>
+            <w:proofErr w:type="gramEnd"/>
+            <w:r>
+              <w:rPr>
+                <w:rFonts w:ascii="Times New Roman" w:hAnsi="Times New Roman" w:cs="Times New Roman"/>
+                <w:lang w:val="en-US"/>
+              </w:rPr>
+              <w:t>_score</w:t>
             </w:r>
             <w:proofErr w:type="spellEnd"/>
             <w:r>
@@ -4457,15 +4517,31 @@
                 <w:rFonts w:ascii="Times New Roman" w:hAnsi="Times New Roman" w:cs="Times New Roman"/>
                 <w:lang w:val="en-US"/>
               </w:rPr>
-              <w:t>handle_group_message</w:t>
-            </w:r>
-            <w:proofErr w:type="spellEnd"/>
-            <w:r>
-              <w:rPr>
-                <w:rFonts w:ascii="Times New Roman" w:hAnsi="Times New Roman" w:cs="Times New Roman"/>
-                <w:lang w:val="en-US"/>
-              </w:rPr>
-              <w:t xml:space="preserve">(self, update: Update, context: </w:t>
+              <w:t>handle_group_</w:t>
+            </w:r>
+            <w:proofErr w:type="gramStart"/>
+            <w:r>
+              <w:rPr>
+                <w:rFonts w:ascii="Times New Roman" w:hAnsi="Times New Roman" w:cs="Times New Roman"/>
+                <w:lang w:val="en-US"/>
+              </w:rPr>
+              <w:t>message</w:t>
+            </w:r>
+            <w:proofErr w:type="spellEnd"/>
+            <w:r>
+              <w:rPr>
+                <w:rFonts w:ascii="Times New Roman" w:hAnsi="Times New Roman" w:cs="Times New Roman"/>
+                <w:lang w:val="en-US"/>
+              </w:rPr>
+              <w:t>(</w:t>
+            </w:r>
+            <w:proofErr w:type="gramEnd"/>
+            <w:r>
+              <w:rPr>
+                <w:rFonts w:ascii="Times New Roman" w:hAnsi="Times New Roman" w:cs="Times New Roman"/>
+                <w:lang w:val="en-US"/>
+              </w:rPr>
+              <w:t xml:space="preserve">self, update: Update, context: </w:t>
             </w:r>
             <w:proofErr w:type="spellStart"/>
             <w:r>
@@ -4499,12 +4575,21 @@
               <w:t xml:space="preserve">    text = </w:t>
             </w:r>
             <w:proofErr w:type="spellStart"/>
-            <w:r>
-              <w:rPr>
-                <w:rFonts w:ascii="Times New Roman" w:hAnsi="Times New Roman" w:cs="Times New Roman"/>
-                <w:lang w:val="en-US"/>
-              </w:rPr>
-              <w:t>update.message.text</w:t>
+            <w:proofErr w:type="gramStart"/>
+            <w:r>
+              <w:rPr>
+                <w:rFonts w:ascii="Times New Roman" w:hAnsi="Times New Roman" w:cs="Times New Roman"/>
+                <w:lang w:val="en-US"/>
+              </w:rPr>
+              <w:t>update.message</w:t>
+            </w:r>
+            <w:proofErr w:type="gramEnd"/>
+            <w:r>
+              <w:rPr>
+                <w:rFonts w:ascii="Times New Roman" w:hAnsi="Times New Roman" w:cs="Times New Roman"/>
+                <w:lang w:val="en-US"/>
+              </w:rPr>
+              <w:t>.text</w:t>
             </w:r>
             <w:proofErr w:type="spellEnd"/>
           </w:p>
@@ -4584,12 +4669,21 @@
               <w:t xml:space="preserve"> = </w:t>
             </w:r>
             <w:proofErr w:type="spellStart"/>
-            <w:r>
-              <w:rPr>
-                <w:rFonts w:ascii="Times New Roman" w:hAnsi="Times New Roman" w:cs="Times New Roman"/>
-                <w:lang w:val="en-US"/>
-              </w:rPr>
-              <w:t>update.message.chat_id</w:t>
+            <w:proofErr w:type="gramStart"/>
+            <w:r>
+              <w:rPr>
+                <w:rFonts w:ascii="Times New Roman" w:hAnsi="Times New Roman" w:cs="Times New Roman"/>
+                <w:lang w:val="en-US"/>
+              </w:rPr>
+              <w:t>update.message</w:t>
+            </w:r>
+            <w:proofErr w:type="gramEnd"/>
+            <w:r>
+              <w:rPr>
+                <w:rFonts w:ascii="Times New Roman" w:hAnsi="Times New Roman" w:cs="Times New Roman"/>
+                <w:lang w:val="en-US"/>
+              </w:rPr>
+              <w:t>.chat_id</w:t>
             </w:r>
             <w:proofErr w:type="spellEnd"/>
           </w:p>
@@ -4624,14 +4718,32 @@
               <w:t xml:space="preserve"> = </w:t>
             </w:r>
             <w:proofErr w:type="spellStart"/>
-            <w:r>
-              <w:rPr>
-                <w:rFonts w:ascii="Times New Roman" w:hAnsi="Times New Roman" w:cs="Times New Roman"/>
-                <w:lang w:val="en-US"/>
-              </w:rPr>
-              <w:t>update.message.chat.title</w:t>
-            </w:r>
-            <w:proofErr w:type="spellEnd"/>
+            <w:proofErr w:type="gramStart"/>
+            <w:r>
+              <w:rPr>
+                <w:rFonts w:ascii="Times New Roman" w:hAnsi="Times New Roman" w:cs="Times New Roman"/>
+                <w:lang w:val="en-US"/>
+              </w:rPr>
+              <w:t>update.message</w:t>
+            </w:r>
+            <w:proofErr w:type="gramEnd"/>
+            <w:r>
+              <w:rPr>
+                <w:rFonts w:ascii="Times New Roman" w:hAnsi="Times New Roman" w:cs="Times New Roman"/>
+                <w:lang w:val="en-US"/>
+              </w:rPr>
+              <w:t>.</w:t>
+            </w:r>
+            <w:proofErr w:type="gramStart"/>
+            <w:r>
+              <w:rPr>
+                <w:rFonts w:ascii="Times New Roman" w:hAnsi="Times New Roman" w:cs="Times New Roman"/>
+                <w:lang w:val="en-US"/>
+              </w:rPr>
+              <w:t>chat.title</w:t>
+            </w:r>
+            <w:proofErr w:type="spellEnd"/>
+            <w:proofErr w:type="gramEnd"/>
             <w:r>
               <w:rPr>
                 <w:rFonts w:ascii="Times New Roman" w:hAnsi="Times New Roman" w:cs="Times New Roman"/>
@@ -4699,8 +4811,17 @@
                 <w:rFonts w:ascii="Times New Roman" w:hAnsi="Times New Roman" w:cs="Times New Roman"/>
                 <w:lang w:val="en-US"/>
               </w:rPr>
-              <w:t>    logger.info(</w:t>
-            </w:r>
+              <w:t xml:space="preserve">    </w:t>
+            </w:r>
+            <w:proofErr w:type="gramStart"/>
+            <w:r>
+              <w:rPr>
+                <w:rFonts w:ascii="Times New Roman" w:hAnsi="Times New Roman" w:cs="Times New Roman"/>
+                <w:lang w:val="en-US"/>
+              </w:rPr>
+              <w:t>logger.info(</w:t>
+            </w:r>
+            <w:proofErr w:type="gramEnd"/>
           </w:p>
           <w:p>
             <w:pPr>
@@ -4717,12 +4838,21 @@
               <w:t>        "</w:t>
             </w:r>
             <w:proofErr w:type="spellStart"/>
-            <w:r>
-              <w:rPr>
-                <w:rFonts w:ascii="Times New Roman" w:hAnsi="Times New Roman" w:cs="Times New Roman"/>
-                <w:lang w:val="en-US"/>
-              </w:rPr>
-              <w:t>group_message_received</w:t>
+            <w:proofErr w:type="gramStart"/>
+            <w:r>
+              <w:rPr>
+                <w:rFonts w:ascii="Times New Roman" w:hAnsi="Times New Roman" w:cs="Times New Roman"/>
+                <w:lang w:val="en-US"/>
+              </w:rPr>
+              <w:t>group</w:t>
+            </w:r>
+            <w:proofErr w:type="gramEnd"/>
+            <w:r>
+              <w:rPr>
+                <w:rFonts w:ascii="Times New Roman" w:hAnsi="Times New Roman" w:cs="Times New Roman"/>
+                <w:lang w:val="en-US"/>
+              </w:rPr>
+              <w:t>_message_received</w:t>
             </w:r>
             <w:proofErr w:type="spellEnd"/>
             <w:r>
@@ -4855,6 +4985,7 @@
               <w:t>=</w:t>
             </w:r>
             <w:proofErr w:type="spellStart"/>
+            <w:proofErr w:type="gramStart"/>
             <w:r>
               <w:rPr>
                 <w:rFonts w:ascii="Times New Roman" w:hAnsi="Times New Roman" w:cs="Times New Roman"/>
@@ -4866,7 +4997,14 @@
               <w:rPr>
                 <w:rFonts w:ascii="Times New Roman" w:hAnsi="Times New Roman" w:cs="Times New Roman"/>
               </w:rPr>
-              <w:t>[:50]</w:t>
+              <w:t>[</w:t>
+            </w:r>
+            <w:proofErr w:type="gramEnd"/>
+            <w:r>
+              <w:rPr>
+                <w:rFonts w:ascii="Times New Roman" w:hAnsi="Times New Roman" w:cs="Times New Roman"/>
+              </w:rPr>
+              <w:t>:50]</w:t>
             </w:r>
           </w:p>
           <w:p>
@@ -4944,7 +5082,23 @@
                 <w:rFonts w:ascii="Times New Roman" w:hAnsi="Times New Roman" w:cs="Times New Roman"/>
                 <w:lang w:val="en-US"/>
               </w:rPr>
-              <w:t>nlp_client.analyze_sentiment_sync</w:t>
+              <w:t>nlp_</w:t>
+            </w:r>
+            <w:proofErr w:type="gramStart"/>
+            <w:r>
+              <w:rPr>
+                <w:rFonts w:ascii="Times New Roman" w:hAnsi="Times New Roman" w:cs="Times New Roman"/>
+                <w:lang w:val="en-US"/>
+              </w:rPr>
+              <w:t>client.analyze</w:t>
+            </w:r>
+            <w:proofErr w:type="gramEnd"/>
+            <w:r>
+              <w:rPr>
+                <w:rFonts w:ascii="Times New Roman" w:hAnsi="Times New Roman" w:cs="Times New Roman"/>
+                <w:lang w:val="en-US"/>
+              </w:rPr>
+              <w:t>_sentiment_sync</w:t>
             </w:r>
             <w:proofErr w:type="spellEnd"/>
             <w:r>
@@ -5016,6 +5170,7 @@
               <w:t xml:space="preserve">        async with </w:t>
             </w:r>
             <w:proofErr w:type="spellStart"/>
+            <w:proofErr w:type="gramStart"/>
             <w:r>
               <w:rPr>
                 <w:rFonts w:ascii="Times New Roman" w:hAnsi="Times New Roman" w:cs="Times New Roman"/>
@@ -5029,7 +5184,15 @@
                 <w:rFonts w:ascii="Times New Roman" w:hAnsi="Times New Roman" w:cs="Times New Roman"/>
                 <w:lang w:val="en-US"/>
               </w:rPr>
-              <w:t xml:space="preserve">() as </w:t>
+              <w:t>(</w:t>
+            </w:r>
+            <w:proofErr w:type="gramEnd"/>
+            <w:r>
+              <w:rPr>
+                <w:rFonts w:ascii="Times New Roman" w:hAnsi="Times New Roman" w:cs="Times New Roman"/>
+                <w:lang w:val="en-US"/>
+              </w:rPr>
+              <w:t xml:space="preserve">) as </w:t>
             </w:r>
             <w:proofErr w:type="spellStart"/>
             <w:r>
@@ -5269,7 +5432,15 @@
                 <w:rFonts w:ascii="Times New Roman" w:hAnsi="Times New Roman" w:cs="Times New Roman"/>
                 <w:lang w:val="en-US"/>
               </w:rPr>
-              <w:t>chat_service.get_or_create_chat</w:t>
+              <w:t>chat_service.get_or_create_</w:t>
+            </w:r>
+            <w:proofErr w:type="gramStart"/>
+            <w:r>
+              <w:rPr>
+                <w:rFonts w:ascii="Times New Roman" w:hAnsi="Times New Roman" w:cs="Times New Roman"/>
+                <w:lang w:val="en-US"/>
+              </w:rPr>
+              <w:t>chat</w:t>
             </w:r>
             <w:proofErr w:type="spellEnd"/>
             <w:r>
@@ -5280,6 +5451,7 @@
               <w:t>(</w:t>
             </w:r>
             <w:proofErr w:type="spellStart"/>
+            <w:proofErr w:type="gramEnd"/>
             <w:r>
               <w:rPr>
                 <w:rFonts w:ascii="Times New Roman" w:hAnsi="Times New Roman" w:cs="Times New Roman"/>
@@ -5394,7 +5566,31 @@
                 <w:rFonts w:ascii="Times New Roman" w:hAnsi="Times New Roman" w:cs="Times New Roman"/>
                 <w:lang w:val="en-US"/>
               </w:rPr>
-              <w:t>metrics_service.save_sentiment_metrics</w:t>
+              <w:t>metrics_</w:t>
+            </w:r>
+            <w:proofErr w:type="gramStart"/>
+            <w:r>
+              <w:rPr>
+                <w:rFonts w:ascii="Times New Roman" w:hAnsi="Times New Roman" w:cs="Times New Roman"/>
+                <w:lang w:val="en-US"/>
+              </w:rPr>
+              <w:t>service.save</w:t>
+            </w:r>
+            <w:proofErr w:type="gramEnd"/>
+            <w:r>
+              <w:rPr>
+                <w:rFonts w:ascii="Times New Roman" w:hAnsi="Times New Roman" w:cs="Times New Roman"/>
+                <w:lang w:val="en-US"/>
+              </w:rPr>
+              <w:t>_sentiment_</w:t>
+            </w:r>
+            <w:proofErr w:type="gramStart"/>
+            <w:r>
+              <w:rPr>
+                <w:rFonts w:ascii="Times New Roman" w:hAnsi="Times New Roman" w:cs="Times New Roman"/>
+                <w:lang w:val="en-US"/>
+              </w:rPr>
+              <w:t>metrics</w:t>
             </w:r>
             <w:proofErr w:type="spellEnd"/>
             <w:r>
@@ -5405,6 +5601,7 @@
               <w:t>(</w:t>
             </w:r>
             <w:proofErr w:type="spellStart"/>
+            <w:proofErr w:type="gramEnd"/>
             <w:r>
               <w:rPr>
                 <w:rFonts w:ascii="Times New Roman" w:hAnsi="Times New Roman" w:cs="Times New Roman"/>
@@ -5522,7 +5719,23 @@
                 <w:rFonts w:ascii="Times New Roman" w:hAnsi="Times New Roman" w:cs="Times New Roman"/>
                 <w:lang w:val="en-US"/>
               </w:rPr>
-              <w:t>nlp_client.assess_burnout_sync</w:t>
+              <w:t>nlp_</w:t>
+            </w:r>
+            <w:proofErr w:type="gramStart"/>
+            <w:r>
+              <w:rPr>
+                <w:rFonts w:ascii="Times New Roman" w:hAnsi="Times New Roman" w:cs="Times New Roman"/>
+                <w:lang w:val="en-US"/>
+              </w:rPr>
+              <w:t>client.assess</w:t>
+            </w:r>
+            <w:proofErr w:type="gramEnd"/>
+            <w:r>
+              <w:rPr>
+                <w:rFonts w:ascii="Times New Roman" w:hAnsi="Times New Roman" w:cs="Times New Roman"/>
+                <w:lang w:val="en-US"/>
+              </w:rPr>
+              <w:t>_burnout_sync</w:t>
             </w:r>
             <w:proofErr w:type="spellEnd"/>
             <w:r>
@@ -5600,7 +5813,31 @@
                 <w:rFonts w:ascii="Times New Roman" w:hAnsi="Times New Roman" w:cs="Times New Roman"/>
                 <w:lang w:val="en-US"/>
               </w:rPr>
-              <w:t>metrics_service.save_burnout_assessment</w:t>
+              <w:t>metrics_</w:t>
+            </w:r>
+            <w:proofErr w:type="gramStart"/>
+            <w:r>
+              <w:rPr>
+                <w:rFonts w:ascii="Times New Roman" w:hAnsi="Times New Roman" w:cs="Times New Roman"/>
+                <w:lang w:val="en-US"/>
+              </w:rPr>
+              <w:t>service.save</w:t>
+            </w:r>
+            <w:proofErr w:type="gramEnd"/>
+            <w:r>
+              <w:rPr>
+                <w:rFonts w:ascii="Times New Roman" w:hAnsi="Times New Roman" w:cs="Times New Roman"/>
+                <w:lang w:val="en-US"/>
+              </w:rPr>
+              <w:t>_burnout_</w:t>
+            </w:r>
+            <w:proofErr w:type="gramStart"/>
+            <w:r>
+              <w:rPr>
+                <w:rFonts w:ascii="Times New Roman" w:hAnsi="Times New Roman" w:cs="Times New Roman"/>
+                <w:lang w:val="en-US"/>
+              </w:rPr>
+              <w:t>assessment</w:t>
             </w:r>
             <w:proofErr w:type="spellEnd"/>
             <w:r>
@@ -5611,6 +5848,7 @@
               <w:t>(</w:t>
             </w:r>
             <w:proofErr w:type="spellStart"/>
+            <w:proofErr w:type="gramEnd"/>
             <w:r>
               <w:rPr>
                 <w:rFonts w:ascii="Times New Roman" w:hAnsi="Times New Roman" w:cs="Times New Roman"/>
@@ -5670,8 +5908,17 @@
                 <w:rFonts w:ascii="Times New Roman" w:hAnsi="Times New Roman" w:cs="Times New Roman"/>
                 <w:lang w:val="en-US"/>
               </w:rPr>
-              <w:t>            logger.info(</w:t>
-            </w:r>
+              <w:t xml:space="preserve">            </w:t>
+            </w:r>
+            <w:proofErr w:type="gramStart"/>
+            <w:r>
+              <w:rPr>
+                <w:rFonts w:ascii="Times New Roman" w:hAnsi="Times New Roman" w:cs="Times New Roman"/>
+                <w:lang w:val="en-US"/>
+              </w:rPr>
+              <w:t>logger.info(</w:t>
+            </w:r>
+            <w:proofErr w:type="gramEnd"/>
           </w:p>
           <w:p>
             <w:pPr>
@@ -5688,12 +5935,21 @@
               <w:t>                "</w:t>
             </w:r>
             <w:proofErr w:type="spellStart"/>
-            <w:r>
-              <w:rPr>
-                <w:rFonts w:ascii="Times New Roman" w:hAnsi="Times New Roman" w:cs="Times New Roman"/>
-                <w:lang w:val="en-US"/>
-              </w:rPr>
-              <w:t>metrics_saved</w:t>
+            <w:proofErr w:type="gramStart"/>
+            <w:r>
+              <w:rPr>
+                <w:rFonts w:ascii="Times New Roman" w:hAnsi="Times New Roman" w:cs="Times New Roman"/>
+                <w:lang w:val="en-US"/>
+              </w:rPr>
+              <w:t>metrics</w:t>
+            </w:r>
+            <w:proofErr w:type="gramEnd"/>
+            <w:r>
+              <w:rPr>
+                <w:rFonts w:ascii="Times New Roman" w:hAnsi="Times New Roman" w:cs="Times New Roman"/>
+                <w:lang w:val="en-US"/>
+              </w:rPr>
+              <w:t>_saved</w:t>
             </w:r>
             <w:proofErr w:type="spellEnd"/>
             <w:r>
@@ -6044,13 +6300,7 @@
         <w:rPr>
           <w:rFonts w:ascii="Times New Roman" w:hAnsi="Times New Roman" w:cs="Times New Roman"/>
         </w:rPr>
-        <w:t>-системы и создание экземпляра класса `</w:t>
-      </w:r>
-      <w:r>
-        <w:rPr>
-          <w:rFonts w:ascii="Times New Roman" w:hAnsi="Times New Roman" w:cs="Times New Roman"/>
-        </w:rPr>
-        <w:t xml:space="preserve"> </w:t>
+        <w:t xml:space="preserve">-системы и создание экземпляра класса ` </w:t>
       </w:r>
       <w:proofErr w:type="spellStart"/>
       <w:r>
@@ -6101,7 +6351,23 @@
                 <w:rFonts w:ascii="Times New Roman" w:hAnsi="Times New Roman" w:cs="Times New Roman"/>
                 <w:lang w:val="en-US"/>
               </w:rPr>
-              <w:t>def main():</w:t>
+              <w:t xml:space="preserve">def </w:t>
+            </w:r>
+            <w:proofErr w:type="gramStart"/>
+            <w:r>
+              <w:rPr>
+                <w:rFonts w:ascii="Times New Roman" w:hAnsi="Times New Roman" w:cs="Times New Roman"/>
+                <w:lang w:val="en-US"/>
+              </w:rPr>
+              <w:t>main(</w:t>
+            </w:r>
+            <w:proofErr w:type="gramEnd"/>
+            <w:r>
+              <w:rPr>
+                <w:rFonts w:ascii="Times New Roman" w:hAnsi="Times New Roman" w:cs="Times New Roman"/>
+                <w:lang w:val="en-US"/>
+              </w:rPr>
+              <w:t>):</w:t>
             </w:r>
           </w:p>
           <w:p>
@@ -6124,15 +6390,31 @@
                 <w:rFonts w:ascii="Times New Roman" w:hAnsi="Times New Roman" w:cs="Times New Roman"/>
                 <w:lang w:val="en-US"/>
               </w:rPr>
-              <w:t>setup_logging</w:t>
-            </w:r>
-            <w:proofErr w:type="spellEnd"/>
-            <w:r>
-              <w:rPr>
-                <w:rFonts w:ascii="Times New Roman" w:hAnsi="Times New Roman" w:cs="Times New Roman"/>
-                <w:lang w:val="en-US"/>
-              </w:rPr>
-              <w:t>()</w:t>
+              <w:t>setup_</w:t>
+            </w:r>
+            <w:proofErr w:type="gramStart"/>
+            <w:r>
+              <w:rPr>
+                <w:rFonts w:ascii="Times New Roman" w:hAnsi="Times New Roman" w:cs="Times New Roman"/>
+                <w:lang w:val="en-US"/>
+              </w:rPr>
+              <w:t>logging</w:t>
+            </w:r>
+            <w:proofErr w:type="spellEnd"/>
+            <w:r>
+              <w:rPr>
+                <w:rFonts w:ascii="Times New Roman" w:hAnsi="Times New Roman" w:cs="Times New Roman"/>
+                <w:lang w:val="en-US"/>
+              </w:rPr>
+              <w:t>(</w:t>
+            </w:r>
+            <w:proofErr w:type="gramEnd"/>
+            <w:r>
+              <w:rPr>
+                <w:rFonts w:ascii="Times New Roman" w:hAnsi="Times New Roman" w:cs="Times New Roman"/>
+                <w:lang w:val="en-US"/>
+              </w:rPr>
+              <w:t>)</w:t>
             </w:r>
           </w:p>
           <w:p>
@@ -6156,15 +6438,31 @@
                 <w:rFonts w:ascii="Times New Roman" w:hAnsi="Times New Roman" w:cs="Times New Roman"/>
                 <w:lang w:val="en-US"/>
               </w:rPr>
-              <w:t>structlog.get_logger</w:t>
-            </w:r>
-            <w:proofErr w:type="spellEnd"/>
-            <w:r>
-              <w:rPr>
-                <w:rFonts w:ascii="Times New Roman" w:hAnsi="Times New Roman" w:cs="Times New Roman"/>
-                <w:lang w:val="en-US"/>
-              </w:rPr>
-              <w:t>()</w:t>
+              <w:t>structlog.get_</w:t>
+            </w:r>
+            <w:proofErr w:type="gramStart"/>
+            <w:r>
+              <w:rPr>
+                <w:rFonts w:ascii="Times New Roman" w:hAnsi="Times New Roman" w:cs="Times New Roman"/>
+                <w:lang w:val="en-US"/>
+              </w:rPr>
+              <w:t>logger</w:t>
+            </w:r>
+            <w:proofErr w:type="spellEnd"/>
+            <w:r>
+              <w:rPr>
+                <w:rFonts w:ascii="Times New Roman" w:hAnsi="Times New Roman" w:cs="Times New Roman"/>
+                <w:lang w:val="en-US"/>
+              </w:rPr>
+              <w:t>(</w:t>
+            </w:r>
+            <w:proofErr w:type="gramEnd"/>
+            <w:r>
+              <w:rPr>
+                <w:rFonts w:ascii="Times New Roman" w:hAnsi="Times New Roman" w:cs="Times New Roman"/>
+                <w:lang w:val="en-US"/>
+              </w:rPr>
+              <w:t>)</w:t>
             </w:r>
           </w:p>
           <w:p>
@@ -6241,6 +6539,7 @@
               <w:t xml:space="preserve"> = </w:t>
             </w:r>
             <w:proofErr w:type="spellStart"/>
+            <w:proofErr w:type="gramStart"/>
             <w:r>
               <w:rPr>
                 <w:rFonts w:ascii="Times New Roman" w:hAnsi="Times New Roman" w:cs="Times New Roman"/>
@@ -6253,7 +6552,14 @@
               <w:rPr>
                 <w:rFonts w:ascii="Times New Roman" w:hAnsi="Times New Roman" w:cs="Times New Roman"/>
               </w:rPr>
-              <w:t>()</w:t>
+              <w:t>(</w:t>
+            </w:r>
+            <w:proofErr w:type="gramEnd"/>
+            <w:r>
+              <w:rPr>
+                <w:rFonts w:ascii="Times New Roman" w:hAnsi="Times New Roman" w:cs="Times New Roman"/>
+              </w:rPr>
+              <w:t>)</w:t>
             </w:r>
           </w:p>
           <w:p>
@@ -6269,6 +6575,7 @@
               <w:t xml:space="preserve">    </w:t>
             </w:r>
             <w:proofErr w:type="spellStart"/>
+            <w:proofErr w:type="gramStart"/>
             <w:r>
               <w:rPr>
                 <w:rFonts w:ascii="Times New Roman" w:hAnsi="Times New Roman" w:cs="Times New Roman"/>
@@ -6280,7 +6587,14 @@
               <w:rPr>
                 <w:rFonts w:ascii="Times New Roman" w:hAnsi="Times New Roman" w:cs="Times New Roman"/>
               </w:rPr>
-              <w:t>()</w:t>
+              <w:t>(</w:t>
+            </w:r>
+            <w:proofErr w:type="gramEnd"/>
+            <w:r>
+              <w:rPr>
+                <w:rFonts w:ascii="Times New Roman" w:hAnsi="Times New Roman" w:cs="Times New Roman"/>
+              </w:rPr>
+              <w:t>)</w:t>
             </w:r>
           </w:p>
           <w:p>
@@ -6568,7 +6882,23 @@
                 <w:rFonts w:ascii="Times New Roman" w:hAnsi="Times New Roman" w:cs="Times New Roman"/>
                 <w:lang w:val="en-US"/>
               </w:rPr>
-              <w:t xml:space="preserve">__(self, </w:t>
+              <w:t>_</w:t>
+            </w:r>
+            <w:proofErr w:type="gramStart"/>
+            <w:r>
+              <w:rPr>
+                <w:rFonts w:ascii="Times New Roman" w:hAnsi="Times New Roman" w:cs="Times New Roman"/>
+                <w:lang w:val="en-US"/>
+              </w:rPr>
+              <w:t>_(</w:t>
+            </w:r>
+            <w:proofErr w:type="gramEnd"/>
+            <w:r>
+              <w:rPr>
+                <w:rFonts w:ascii="Times New Roman" w:hAnsi="Times New Roman" w:cs="Times New Roman"/>
+                <w:lang w:val="en-US"/>
+              </w:rPr>
+              <w:t xml:space="preserve">self, </w:t>
             </w:r>
             <w:proofErr w:type="spellStart"/>
             <w:r>
@@ -6602,12 +6932,21 @@
               <w:t xml:space="preserve">        </w:t>
             </w:r>
             <w:proofErr w:type="spellStart"/>
-            <w:r>
-              <w:rPr>
-                <w:rFonts w:ascii="Times New Roman" w:hAnsi="Times New Roman" w:cs="Times New Roman"/>
-                <w:lang w:val="en-US"/>
-              </w:rPr>
-              <w:t>self.base_url</w:t>
+            <w:proofErr w:type="gramStart"/>
+            <w:r>
+              <w:rPr>
+                <w:rFonts w:ascii="Times New Roman" w:hAnsi="Times New Roman" w:cs="Times New Roman"/>
+                <w:lang w:val="en-US"/>
+              </w:rPr>
+              <w:t>self.base</w:t>
+            </w:r>
+            <w:proofErr w:type="gramEnd"/>
+            <w:r>
+              <w:rPr>
+                <w:rFonts w:ascii="Times New Roman" w:hAnsi="Times New Roman" w:cs="Times New Roman"/>
+                <w:lang w:val="en-US"/>
+              </w:rPr>
+              <w:t>_url</w:t>
             </w:r>
             <w:proofErr w:type="spellEnd"/>
             <w:r>
@@ -6623,9 +6962,18 @@
                 <w:rFonts w:ascii="Times New Roman" w:hAnsi="Times New Roman" w:cs="Times New Roman"/>
                 <w:lang w:val="en-US"/>
               </w:rPr>
-              <w:t>base_url.rstrip</w:t>
-            </w:r>
-            <w:proofErr w:type="spellEnd"/>
+              <w:t>base_</w:t>
+            </w:r>
+            <w:proofErr w:type="gramStart"/>
+            <w:r>
+              <w:rPr>
+                <w:rFonts w:ascii="Times New Roman" w:hAnsi="Times New Roman" w:cs="Times New Roman"/>
+                <w:lang w:val="en-US"/>
+              </w:rPr>
+              <w:t>url.rstrip</w:t>
+            </w:r>
+            <w:proofErr w:type="spellEnd"/>
+            <w:proofErr w:type="gramEnd"/>
             <w:r>
               <w:rPr>
                 <w:rFonts w:ascii="Times New Roman" w:hAnsi="Times New Roman" w:cs="Times New Roman"/>
@@ -6649,6 +6997,7 @@
               <w:t xml:space="preserve">        </w:t>
             </w:r>
             <w:proofErr w:type="spellStart"/>
+            <w:proofErr w:type="gramStart"/>
             <w:r>
               <w:rPr>
                 <w:rFonts w:ascii="Times New Roman" w:hAnsi="Times New Roman" w:cs="Times New Roman"/>
@@ -6657,6 +7006,7 @@
               <w:t>self.timeout</w:t>
             </w:r>
             <w:proofErr w:type="spellEnd"/>
+            <w:proofErr w:type="gramEnd"/>
             <w:r>
               <w:rPr>
                 <w:rFonts w:ascii="Times New Roman" w:hAnsi="Times New Roman" w:cs="Times New Roman"/>
@@ -6693,15 +7043,31 @@
                 <w:rFonts w:ascii="Times New Roman" w:hAnsi="Times New Roman" w:cs="Times New Roman"/>
                 <w:lang w:val="en-US"/>
               </w:rPr>
-              <w:t>analyze_sentiment_sync</w:t>
-            </w:r>
-            <w:proofErr w:type="spellEnd"/>
-            <w:r>
-              <w:rPr>
-                <w:rFonts w:ascii="Times New Roman" w:hAnsi="Times New Roman" w:cs="Times New Roman"/>
-                <w:lang w:val="en-US"/>
-              </w:rPr>
-              <w:t>(self, text: str) -&gt; Optional[</w:t>
+              <w:t>analyze_sentiment_</w:t>
+            </w:r>
+            <w:proofErr w:type="gramStart"/>
+            <w:r>
+              <w:rPr>
+                <w:rFonts w:ascii="Times New Roman" w:hAnsi="Times New Roman" w:cs="Times New Roman"/>
+                <w:lang w:val="en-US"/>
+              </w:rPr>
+              <w:t>sync</w:t>
+            </w:r>
+            <w:proofErr w:type="spellEnd"/>
+            <w:r>
+              <w:rPr>
+                <w:rFonts w:ascii="Times New Roman" w:hAnsi="Times New Roman" w:cs="Times New Roman"/>
+                <w:lang w:val="en-US"/>
+              </w:rPr>
+              <w:t>(</w:t>
+            </w:r>
+            <w:proofErr w:type="gramEnd"/>
+            <w:r>
+              <w:rPr>
+                <w:rFonts w:ascii="Times New Roman" w:hAnsi="Times New Roman" w:cs="Times New Roman"/>
+                <w:lang w:val="en-US"/>
+              </w:rPr>
+              <w:t>self, text: str) -&gt; Optional[</w:t>
             </w:r>
             <w:proofErr w:type="spellStart"/>
             <w:r>
@@ -6750,6 +7116,7 @@
               <w:t xml:space="preserve">            with </w:t>
             </w:r>
             <w:proofErr w:type="spellStart"/>
+            <w:proofErr w:type="gramStart"/>
             <w:r>
               <w:rPr>
                 <w:rFonts w:ascii="Times New Roman" w:hAnsi="Times New Roman" w:cs="Times New Roman"/>
@@ -6758,6 +7125,7 @@
               <w:t>httpx.Client</w:t>
             </w:r>
             <w:proofErr w:type="spellEnd"/>
+            <w:proofErr w:type="gramEnd"/>
             <w:r>
               <w:rPr>
                 <w:rFonts w:ascii="Times New Roman" w:hAnsi="Times New Roman" w:cs="Times New Roman"/>
@@ -6782,12 +7150,21 @@
               <w:t>=</w:t>
             </w:r>
             <w:proofErr w:type="spellStart"/>
-            <w:r>
-              <w:rPr>
-                <w:rFonts w:ascii="Times New Roman" w:hAnsi="Times New Roman" w:cs="Times New Roman"/>
-                <w:lang w:val="en-US"/>
-              </w:rPr>
-              <w:t>self.base_url</w:t>
+            <w:proofErr w:type="gramStart"/>
+            <w:r>
+              <w:rPr>
+                <w:rFonts w:ascii="Times New Roman" w:hAnsi="Times New Roman" w:cs="Times New Roman"/>
+                <w:lang w:val="en-US"/>
+              </w:rPr>
+              <w:t>self.base</w:t>
+            </w:r>
+            <w:proofErr w:type="gramEnd"/>
+            <w:r>
+              <w:rPr>
+                <w:rFonts w:ascii="Times New Roman" w:hAnsi="Times New Roman" w:cs="Times New Roman"/>
+                <w:lang w:val="en-US"/>
+              </w:rPr>
+              <w:t>_url</w:t>
             </w:r>
             <w:proofErr w:type="spellEnd"/>
             <w:r>
@@ -6798,6 +7175,7 @@
               <w:t>, timeout=</w:t>
             </w:r>
             <w:proofErr w:type="spellStart"/>
+            <w:proofErr w:type="gramStart"/>
             <w:r>
               <w:rPr>
                 <w:rFonts w:ascii="Times New Roman" w:hAnsi="Times New Roman" w:cs="Times New Roman"/>
@@ -6806,6 +7184,7 @@
               <w:t>self.timeout</w:t>
             </w:r>
             <w:proofErr w:type="spellEnd"/>
+            <w:proofErr w:type="gramEnd"/>
             <w:r>
               <w:rPr>
                 <w:rFonts w:ascii="Times New Roman" w:hAnsi="Times New Roman" w:cs="Times New Roman"/>
@@ -6829,6 +7208,7 @@
               <w:t xml:space="preserve">                response = </w:t>
             </w:r>
             <w:proofErr w:type="spellStart"/>
+            <w:proofErr w:type="gramStart"/>
             <w:r>
               <w:rPr>
                 <w:rFonts w:ascii="Times New Roman" w:hAnsi="Times New Roman" w:cs="Times New Roman"/>
@@ -6844,6 +7224,7 @@
               </w:rPr>
               <w:t>(</w:t>
             </w:r>
+            <w:proofErr w:type="gramEnd"/>
           </w:p>
           <w:p>
             <w:pPr>
@@ -6899,12 +7280,21 @@
               <w:t>json</w:t>
             </w:r>
             <w:proofErr w:type="spellEnd"/>
-            <w:r>
-              <w:rPr>
-                <w:rFonts w:ascii="Times New Roman" w:hAnsi="Times New Roman" w:cs="Times New Roman"/>
-                <w:lang w:val="en-US"/>
-              </w:rPr>
-              <w:t>={"text": text}</w:t>
+            <w:proofErr w:type="gramStart"/>
+            <w:r>
+              <w:rPr>
+                <w:rFonts w:ascii="Times New Roman" w:hAnsi="Times New Roman" w:cs="Times New Roman"/>
+                <w:lang w:val="en-US"/>
+              </w:rPr>
+              <w:t>={</w:t>
+            </w:r>
+            <w:proofErr w:type="gramEnd"/>
+            <w:r>
+              <w:rPr>
+                <w:rFonts w:ascii="Times New Roman" w:hAnsi="Times New Roman" w:cs="Times New Roman"/>
+                <w:lang w:val="en-US"/>
+              </w:rPr>
+              <w:t>"text": text}</w:t>
             </w:r>
           </w:p>
           <w:p>
@@ -6937,14 +7327,72 @@
               <w:t xml:space="preserve">                </w:t>
             </w:r>
             <w:proofErr w:type="spellStart"/>
-            <w:r>
-              <w:rPr>
-                <w:rFonts w:ascii="Times New Roman" w:hAnsi="Times New Roman" w:cs="Times New Roman"/>
-                <w:lang w:val="en-US"/>
-              </w:rPr>
-              <w:t>response.raise_for_status</w:t>
-            </w:r>
-            <w:proofErr w:type="spellEnd"/>
+            <w:proofErr w:type="gramStart"/>
+            <w:r>
+              <w:rPr>
+                <w:rFonts w:ascii="Times New Roman" w:hAnsi="Times New Roman" w:cs="Times New Roman"/>
+                <w:lang w:val="en-US"/>
+              </w:rPr>
+              <w:t>response.raise</w:t>
+            </w:r>
+            <w:proofErr w:type="gramEnd"/>
+            <w:r>
+              <w:rPr>
+                <w:rFonts w:ascii="Times New Roman" w:hAnsi="Times New Roman" w:cs="Times New Roman"/>
+                <w:lang w:val="en-US"/>
+              </w:rPr>
+              <w:t>_for_</w:t>
+            </w:r>
+            <w:proofErr w:type="gramStart"/>
+            <w:r>
+              <w:rPr>
+                <w:rFonts w:ascii="Times New Roman" w:hAnsi="Times New Roman" w:cs="Times New Roman"/>
+                <w:lang w:val="en-US"/>
+              </w:rPr>
+              <w:t>status</w:t>
+            </w:r>
+            <w:proofErr w:type="spellEnd"/>
+            <w:r>
+              <w:rPr>
+                <w:rFonts w:ascii="Times New Roman" w:hAnsi="Times New Roman" w:cs="Times New Roman"/>
+                <w:lang w:val="en-US"/>
+              </w:rPr>
+              <w:t>(</w:t>
+            </w:r>
+            <w:proofErr w:type="gramEnd"/>
+            <w:r>
+              <w:rPr>
+                <w:rFonts w:ascii="Times New Roman" w:hAnsi="Times New Roman" w:cs="Times New Roman"/>
+                <w:lang w:val="en-US"/>
+              </w:rPr>
+              <w:t>)</w:t>
+            </w:r>
+          </w:p>
+          <w:p>
+            <w:pPr>
+              <w:rPr>
+                <w:rFonts w:ascii="Times New Roman" w:hAnsi="Times New Roman" w:cs="Times New Roman"/>
+                <w:lang w:val="en-US"/>
+              </w:rPr>
+            </w:pPr>
+            <w:r>
+              <w:rPr>
+                <w:rFonts w:ascii="Times New Roman" w:hAnsi="Times New Roman" w:cs="Times New Roman"/>
+                <w:lang w:val="en-US"/>
+              </w:rPr>
+              <w:t xml:space="preserve">                data = </w:t>
+            </w:r>
+            <w:proofErr w:type="spellStart"/>
+            <w:proofErr w:type="gramStart"/>
+            <w:r>
+              <w:rPr>
+                <w:rFonts w:ascii="Times New Roman" w:hAnsi="Times New Roman" w:cs="Times New Roman"/>
+                <w:lang w:val="en-US"/>
+              </w:rPr>
+              <w:t>response.json</w:t>
+            </w:r>
+            <w:proofErr w:type="spellEnd"/>
+            <w:proofErr w:type="gramEnd"/>
             <w:r>
               <w:rPr>
                 <w:rFonts w:ascii="Times New Roman" w:hAnsi="Times New Roman" w:cs="Times New Roman"/>
@@ -6965,38 +7413,23 @@
                 <w:rFonts w:ascii="Times New Roman" w:hAnsi="Times New Roman" w:cs="Times New Roman"/>
                 <w:lang w:val="en-US"/>
               </w:rPr>
-              <w:t xml:space="preserve">                data = </w:t>
-            </w:r>
-            <w:proofErr w:type="spellStart"/>
-            <w:r>
-              <w:rPr>
-                <w:rFonts w:ascii="Times New Roman" w:hAnsi="Times New Roman" w:cs="Times New Roman"/>
-                <w:lang w:val="en-US"/>
-              </w:rPr>
-              <w:t>response.json</w:t>
-            </w:r>
-            <w:proofErr w:type="spellEnd"/>
-            <w:r>
-              <w:rPr>
-                <w:rFonts w:ascii="Times New Roman" w:hAnsi="Times New Roman" w:cs="Times New Roman"/>
-                <w:lang w:val="en-US"/>
-              </w:rPr>
-              <w:t>()</w:t>
-            </w:r>
-          </w:p>
-          <w:p>
-            <w:pPr>
-              <w:rPr>
-                <w:rFonts w:ascii="Times New Roman" w:hAnsi="Times New Roman" w:cs="Times New Roman"/>
-                <w:lang w:val="en-US"/>
-              </w:rPr>
-            </w:pPr>
-            <w:r>
-              <w:rPr>
-                <w:rFonts w:ascii="Times New Roman" w:hAnsi="Times New Roman" w:cs="Times New Roman"/>
-                <w:lang w:val="en-US"/>
-              </w:rPr>
-              <w:t>                logger.info("</w:t>
+              <w:t xml:space="preserve">                </w:t>
+            </w:r>
+            <w:proofErr w:type="gramStart"/>
+            <w:r>
+              <w:rPr>
+                <w:rFonts w:ascii="Times New Roman" w:hAnsi="Times New Roman" w:cs="Times New Roman"/>
+                <w:lang w:val="en-US"/>
+              </w:rPr>
+              <w:t>logger.info(</w:t>
+            </w:r>
+            <w:proofErr w:type="gramEnd"/>
+            <w:r>
+              <w:rPr>
+                <w:rFonts w:ascii="Times New Roman" w:hAnsi="Times New Roman" w:cs="Times New Roman"/>
+                <w:lang w:val="en-US"/>
+              </w:rPr>
+              <w:t>"</w:t>
             </w:r>
             <w:proofErr w:type="spellStart"/>
             <w:r>
@@ -7012,7 +7445,23 @@
                 <w:rFonts w:ascii="Times New Roman" w:hAnsi="Times New Roman" w:cs="Times New Roman"/>
                 <w:lang w:val="en-US"/>
               </w:rPr>
-              <w:t>", text=text[:50], data=data)</w:t>
+              <w:t>", text=</w:t>
+            </w:r>
+            <w:proofErr w:type="gramStart"/>
+            <w:r>
+              <w:rPr>
+                <w:rFonts w:ascii="Times New Roman" w:hAnsi="Times New Roman" w:cs="Times New Roman"/>
+                <w:lang w:val="en-US"/>
+              </w:rPr>
+              <w:t>text[</w:t>
+            </w:r>
+            <w:proofErr w:type="gramEnd"/>
+            <w:r>
+              <w:rPr>
+                <w:rFonts w:ascii="Times New Roman" w:hAnsi="Times New Roman" w:cs="Times New Roman"/>
+                <w:lang w:val="en-US"/>
+              </w:rPr>
+              <w:t>:50], data=data)</w:t>
             </w:r>
           </w:p>
           <w:p>
@@ -7045,6 +7494,7 @@
               <w:t xml:space="preserve">        except </w:t>
             </w:r>
             <w:proofErr w:type="spellStart"/>
+            <w:proofErr w:type="gramStart"/>
             <w:r>
               <w:rPr>
                 <w:rFonts w:ascii="Times New Roman" w:hAnsi="Times New Roman" w:cs="Times New Roman"/>
@@ -7053,6 +7503,7 @@
               <w:t>httpx.HTTPError</w:t>
             </w:r>
             <w:proofErr w:type="spellEnd"/>
+            <w:proofErr w:type="gramEnd"/>
             <w:r>
               <w:rPr>
                 <w:rFonts w:ascii="Times New Roman" w:hAnsi="Times New Roman" w:cs="Times New Roman"/>
@@ -7076,6 +7527,7 @@
               <w:t xml:space="preserve">            </w:t>
             </w:r>
             <w:proofErr w:type="spellStart"/>
+            <w:proofErr w:type="gramStart"/>
             <w:r>
               <w:rPr>
                 <w:rFonts w:ascii="Times New Roman" w:hAnsi="Times New Roman" w:cs="Times New Roman"/>
@@ -7084,6 +7536,7 @@
               <w:t>logger.error</w:t>
             </w:r>
             <w:proofErr w:type="spellEnd"/>
+            <w:proofErr w:type="gramEnd"/>
             <w:r>
               <w:rPr>
                 <w:rFonts w:ascii="Times New Roman" w:hAnsi="Times New Roman" w:cs="Times New Roman"/>
@@ -7105,7 +7558,23 @@
                 <w:rFonts w:ascii="Times New Roman" w:hAnsi="Times New Roman" w:cs="Times New Roman"/>
                 <w:lang w:val="en-US"/>
               </w:rPr>
-              <w:t>", error=str(e), text=text[:100])</w:t>
+              <w:t>", error=str(e), text=</w:t>
+            </w:r>
+            <w:proofErr w:type="gramStart"/>
+            <w:r>
+              <w:rPr>
+                <w:rFonts w:ascii="Times New Roman" w:hAnsi="Times New Roman" w:cs="Times New Roman"/>
+                <w:lang w:val="en-US"/>
+              </w:rPr>
+              <w:t>text[</w:t>
+            </w:r>
+            <w:proofErr w:type="gramEnd"/>
+            <w:r>
+              <w:rPr>
+                <w:rFonts w:ascii="Times New Roman" w:hAnsi="Times New Roman" w:cs="Times New Roman"/>
+                <w:lang w:val="en-US"/>
+              </w:rPr>
+              <w:t>:100])</w:t>
             </w:r>
           </w:p>
           <w:p>
@@ -7151,15 +7620,31 @@
                 <w:rFonts w:ascii="Times New Roman" w:hAnsi="Times New Roman" w:cs="Times New Roman"/>
                 <w:lang w:val="en-US"/>
               </w:rPr>
-              <w:t>assess_burnout_sync</w:t>
-            </w:r>
-            <w:proofErr w:type="spellEnd"/>
-            <w:r>
-              <w:rPr>
-                <w:rFonts w:ascii="Times New Roman" w:hAnsi="Times New Roman" w:cs="Times New Roman"/>
-                <w:lang w:val="en-US"/>
-              </w:rPr>
-              <w:t xml:space="preserve">(self, </w:t>
+              <w:t>assess_burnout_</w:t>
+            </w:r>
+            <w:proofErr w:type="gramStart"/>
+            <w:r>
+              <w:rPr>
+                <w:rFonts w:ascii="Times New Roman" w:hAnsi="Times New Roman" w:cs="Times New Roman"/>
+                <w:lang w:val="en-US"/>
+              </w:rPr>
+              <w:t>sync</w:t>
+            </w:r>
+            <w:proofErr w:type="spellEnd"/>
+            <w:r>
+              <w:rPr>
+                <w:rFonts w:ascii="Times New Roman" w:hAnsi="Times New Roman" w:cs="Times New Roman"/>
+                <w:lang w:val="en-US"/>
+              </w:rPr>
+              <w:t>(</w:t>
+            </w:r>
+            <w:proofErr w:type="gramEnd"/>
+            <w:r>
+              <w:rPr>
+                <w:rFonts w:ascii="Times New Roman" w:hAnsi="Times New Roman" w:cs="Times New Roman"/>
+                <w:lang w:val="en-US"/>
+              </w:rPr>
+              <w:t xml:space="preserve">self, </w:t>
             </w:r>
             <w:proofErr w:type="spellStart"/>
             <w:r>
@@ -7240,6 +7725,7 @@
               <w:t xml:space="preserve">            with </w:t>
             </w:r>
             <w:proofErr w:type="spellStart"/>
+            <w:proofErr w:type="gramStart"/>
             <w:r>
               <w:rPr>
                 <w:rFonts w:ascii="Times New Roman" w:hAnsi="Times New Roman" w:cs="Times New Roman"/>
@@ -7248,6 +7734,7 @@
               <w:t>httpx.Client</w:t>
             </w:r>
             <w:proofErr w:type="spellEnd"/>
+            <w:proofErr w:type="gramEnd"/>
             <w:r>
               <w:rPr>
                 <w:rFonts w:ascii="Times New Roman" w:hAnsi="Times New Roman" w:cs="Times New Roman"/>
@@ -7272,12 +7759,21 @@
               <w:t>=</w:t>
             </w:r>
             <w:proofErr w:type="spellStart"/>
-            <w:r>
-              <w:rPr>
-                <w:rFonts w:ascii="Times New Roman" w:hAnsi="Times New Roman" w:cs="Times New Roman"/>
-                <w:lang w:val="en-US"/>
-              </w:rPr>
-              <w:t>self.base_url</w:t>
+            <w:proofErr w:type="gramStart"/>
+            <w:r>
+              <w:rPr>
+                <w:rFonts w:ascii="Times New Roman" w:hAnsi="Times New Roman" w:cs="Times New Roman"/>
+                <w:lang w:val="en-US"/>
+              </w:rPr>
+              <w:t>self.base</w:t>
+            </w:r>
+            <w:proofErr w:type="gramEnd"/>
+            <w:r>
+              <w:rPr>
+                <w:rFonts w:ascii="Times New Roman" w:hAnsi="Times New Roman" w:cs="Times New Roman"/>
+                <w:lang w:val="en-US"/>
+              </w:rPr>
+              <w:t>_url</w:t>
             </w:r>
             <w:proofErr w:type="spellEnd"/>
             <w:r>
@@ -7288,6 +7784,7 @@
               <w:t>, timeout=</w:t>
             </w:r>
             <w:proofErr w:type="spellStart"/>
+            <w:proofErr w:type="gramStart"/>
             <w:r>
               <w:rPr>
                 <w:rFonts w:ascii="Times New Roman" w:hAnsi="Times New Roman" w:cs="Times New Roman"/>
@@ -7296,6 +7793,7 @@
               <w:t>self.timeout</w:t>
             </w:r>
             <w:proofErr w:type="spellEnd"/>
+            <w:proofErr w:type="gramEnd"/>
             <w:r>
               <w:rPr>
                 <w:rFonts w:ascii="Times New Roman" w:hAnsi="Times New Roman" w:cs="Times New Roman"/>
@@ -7319,6 +7817,7 @@
               <w:t xml:space="preserve">                response = </w:t>
             </w:r>
             <w:proofErr w:type="spellStart"/>
+            <w:proofErr w:type="gramStart"/>
             <w:r>
               <w:rPr>
                 <w:rFonts w:ascii="Times New Roman" w:hAnsi="Times New Roman" w:cs="Times New Roman"/>
@@ -7334,6 +7833,7 @@
               </w:rPr>
               <w:t>(</w:t>
             </w:r>
+            <w:proofErr w:type="gramEnd"/>
           </w:p>
           <w:p>
             <w:pPr>
@@ -7389,6 +7889,7 @@
               <w:t>json</w:t>
             </w:r>
             <w:proofErr w:type="spellEnd"/>
+            <w:proofErr w:type="gramStart"/>
             <w:r>
               <w:rPr>
                 <w:rFonts w:ascii="Times New Roman" w:hAnsi="Times New Roman" w:cs="Times New Roman"/>
@@ -7396,6 +7897,7 @@
               </w:rPr>
               <w:t>={</w:t>
             </w:r>
+            <w:proofErr w:type="gramEnd"/>
           </w:p>
           <w:p>
             <w:pPr>
@@ -7444,12 +7946,21 @@
               <w:t>                        "</w:t>
             </w:r>
             <w:proofErr w:type="spellStart"/>
-            <w:r>
-              <w:rPr>
-                <w:rFonts w:ascii="Times New Roman" w:hAnsi="Times New Roman" w:cs="Times New Roman"/>
-                <w:lang w:val="en-US"/>
-              </w:rPr>
-              <w:t>message_metrics</w:t>
+            <w:proofErr w:type="gramStart"/>
+            <w:r>
+              <w:rPr>
+                <w:rFonts w:ascii="Times New Roman" w:hAnsi="Times New Roman" w:cs="Times New Roman"/>
+                <w:lang w:val="en-US"/>
+              </w:rPr>
+              <w:t>message</w:t>
+            </w:r>
+            <w:proofErr w:type="gramEnd"/>
+            <w:r>
+              <w:rPr>
+                <w:rFonts w:ascii="Times New Roman" w:hAnsi="Times New Roman" w:cs="Times New Roman"/>
+                <w:lang w:val="en-US"/>
+              </w:rPr>
+              <w:t>_metrics</w:t>
             </w:r>
             <w:proofErr w:type="spellEnd"/>
             <w:r>
@@ -7505,14 +8016,72 @@
               <w:t xml:space="preserve">                </w:t>
             </w:r>
             <w:proofErr w:type="spellStart"/>
-            <w:r>
-              <w:rPr>
-                <w:rFonts w:ascii="Times New Roman" w:hAnsi="Times New Roman" w:cs="Times New Roman"/>
-                <w:lang w:val="en-US"/>
-              </w:rPr>
-              <w:t>response.raise_for_status</w:t>
-            </w:r>
-            <w:proofErr w:type="spellEnd"/>
+            <w:proofErr w:type="gramStart"/>
+            <w:r>
+              <w:rPr>
+                <w:rFonts w:ascii="Times New Roman" w:hAnsi="Times New Roman" w:cs="Times New Roman"/>
+                <w:lang w:val="en-US"/>
+              </w:rPr>
+              <w:t>response.raise</w:t>
+            </w:r>
+            <w:proofErr w:type="gramEnd"/>
+            <w:r>
+              <w:rPr>
+                <w:rFonts w:ascii="Times New Roman" w:hAnsi="Times New Roman" w:cs="Times New Roman"/>
+                <w:lang w:val="en-US"/>
+              </w:rPr>
+              <w:t>_for_</w:t>
+            </w:r>
+            <w:proofErr w:type="gramStart"/>
+            <w:r>
+              <w:rPr>
+                <w:rFonts w:ascii="Times New Roman" w:hAnsi="Times New Roman" w:cs="Times New Roman"/>
+                <w:lang w:val="en-US"/>
+              </w:rPr>
+              <w:t>status</w:t>
+            </w:r>
+            <w:proofErr w:type="spellEnd"/>
+            <w:r>
+              <w:rPr>
+                <w:rFonts w:ascii="Times New Roman" w:hAnsi="Times New Roman" w:cs="Times New Roman"/>
+                <w:lang w:val="en-US"/>
+              </w:rPr>
+              <w:t>(</w:t>
+            </w:r>
+            <w:proofErr w:type="gramEnd"/>
+            <w:r>
+              <w:rPr>
+                <w:rFonts w:ascii="Times New Roman" w:hAnsi="Times New Roman" w:cs="Times New Roman"/>
+                <w:lang w:val="en-US"/>
+              </w:rPr>
+              <w:t>)</w:t>
+            </w:r>
+          </w:p>
+          <w:p>
+            <w:pPr>
+              <w:rPr>
+                <w:rFonts w:ascii="Times New Roman" w:hAnsi="Times New Roman" w:cs="Times New Roman"/>
+                <w:lang w:val="en-US"/>
+              </w:rPr>
+            </w:pPr>
+            <w:r>
+              <w:rPr>
+                <w:rFonts w:ascii="Times New Roman" w:hAnsi="Times New Roman" w:cs="Times New Roman"/>
+                <w:lang w:val="en-US"/>
+              </w:rPr>
+              <w:t xml:space="preserve">                data = </w:t>
+            </w:r>
+            <w:proofErr w:type="spellStart"/>
+            <w:proofErr w:type="gramStart"/>
+            <w:r>
+              <w:rPr>
+                <w:rFonts w:ascii="Times New Roman" w:hAnsi="Times New Roman" w:cs="Times New Roman"/>
+                <w:lang w:val="en-US"/>
+              </w:rPr>
+              <w:t>response.json</w:t>
+            </w:r>
+            <w:proofErr w:type="spellEnd"/>
+            <w:proofErr w:type="gramEnd"/>
             <w:r>
               <w:rPr>
                 <w:rFonts w:ascii="Times New Roman" w:hAnsi="Times New Roman" w:cs="Times New Roman"/>
@@ -7533,38 +8102,23 @@
                 <w:rFonts w:ascii="Times New Roman" w:hAnsi="Times New Roman" w:cs="Times New Roman"/>
                 <w:lang w:val="en-US"/>
               </w:rPr>
-              <w:t xml:space="preserve">                data = </w:t>
-            </w:r>
-            <w:proofErr w:type="spellStart"/>
-            <w:r>
-              <w:rPr>
-                <w:rFonts w:ascii="Times New Roman" w:hAnsi="Times New Roman" w:cs="Times New Roman"/>
-                <w:lang w:val="en-US"/>
-              </w:rPr>
-              <w:t>response.json</w:t>
-            </w:r>
-            <w:proofErr w:type="spellEnd"/>
-            <w:r>
-              <w:rPr>
-                <w:rFonts w:ascii="Times New Roman" w:hAnsi="Times New Roman" w:cs="Times New Roman"/>
-                <w:lang w:val="en-US"/>
-              </w:rPr>
-              <w:t>()</w:t>
-            </w:r>
-          </w:p>
-          <w:p>
-            <w:pPr>
-              <w:rPr>
-                <w:rFonts w:ascii="Times New Roman" w:hAnsi="Times New Roman" w:cs="Times New Roman"/>
-                <w:lang w:val="en-US"/>
-              </w:rPr>
-            </w:pPr>
-            <w:r>
-              <w:rPr>
-                <w:rFonts w:ascii="Times New Roman" w:hAnsi="Times New Roman" w:cs="Times New Roman"/>
-                <w:lang w:val="en-US"/>
-              </w:rPr>
-              <w:t>                logger.info("</w:t>
+              <w:t xml:space="preserve">                </w:t>
+            </w:r>
+            <w:proofErr w:type="gramStart"/>
+            <w:r>
+              <w:rPr>
+                <w:rFonts w:ascii="Times New Roman" w:hAnsi="Times New Roman" w:cs="Times New Roman"/>
+                <w:lang w:val="en-US"/>
+              </w:rPr>
+              <w:t>logger.info(</w:t>
+            </w:r>
+            <w:proofErr w:type="gramEnd"/>
+            <w:r>
+              <w:rPr>
+                <w:rFonts w:ascii="Times New Roman" w:hAnsi="Times New Roman" w:cs="Times New Roman"/>
+                <w:lang w:val="en-US"/>
+              </w:rPr>
+              <w:t>"</w:t>
             </w:r>
             <w:proofErr w:type="spellStart"/>
             <w:r>
@@ -7613,6 +8167,7 @@
               <w:t xml:space="preserve">        except </w:t>
             </w:r>
             <w:proofErr w:type="spellStart"/>
+            <w:proofErr w:type="gramStart"/>
             <w:r>
               <w:rPr>
                 <w:rFonts w:ascii="Times New Roman" w:hAnsi="Times New Roman" w:cs="Times New Roman"/>
@@ -7621,6 +8176,7 @@
               <w:t>httpx.HTTPError</w:t>
             </w:r>
             <w:proofErr w:type="spellEnd"/>
+            <w:proofErr w:type="gramEnd"/>
             <w:r>
               <w:rPr>
                 <w:rFonts w:ascii="Times New Roman" w:hAnsi="Times New Roman" w:cs="Times New Roman"/>
@@ -7644,6 +8200,7 @@
               <w:t xml:space="preserve">            </w:t>
             </w:r>
             <w:proofErr w:type="spellStart"/>
+            <w:proofErr w:type="gramStart"/>
             <w:r>
               <w:rPr>
                 <w:rFonts w:ascii="Times New Roman" w:hAnsi="Times New Roman" w:cs="Times New Roman"/>
@@ -7652,6 +8209,7 @@
               <w:t>logger.error</w:t>
             </w:r>
             <w:proofErr w:type="spellEnd"/>
+            <w:proofErr w:type="gramEnd"/>
             <w:r>
               <w:rPr>
                 <w:rFonts w:ascii="Times New Roman" w:hAnsi="Times New Roman" w:cs="Times New Roman"/>
@@ -7982,12 +8540,21 @@
               <w:t xml:space="preserve">  "</w:t>
             </w:r>
             <w:proofErr w:type="spellStart"/>
-            <w:r>
-              <w:rPr>
-                <w:rFonts w:ascii="Times New Roman" w:hAnsi="Times New Roman" w:cs="Times New Roman"/>
-                <w:lang w:val="en-US"/>
-              </w:rPr>
-              <w:t>positivity_score</w:t>
+            <w:proofErr w:type="gramStart"/>
+            <w:r>
+              <w:rPr>
+                <w:rFonts w:ascii="Times New Roman" w:hAnsi="Times New Roman" w:cs="Times New Roman"/>
+                <w:lang w:val="en-US"/>
+              </w:rPr>
+              <w:t>positivity</w:t>
+            </w:r>
+            <w:proofErr w:type="gramEnd"/>
+            <w:r>
+              <w:rPr>
+                <w:rFonts w:ascii="Times New Roman" w:hAnsi="Times New Roman" w:cs="Times New Roman"/>
+                <w:lang w:val="en-US"/>
+              </w:rPr>
+              <w:t>_score</w:t>
             </w:r>
             <w:proofErr w:type="spellEnd"/>
             <w:r>
@@ -8013,12 +8580,21 @@
               <w:t xml:space="preserve">  "</w:t>
             </w:r>
             <w:proofErr w:type="spellStart"/>
-            <w:r>
-              <w:rPr>
-                <w:rFonts w:ascii="Times New Roman" w:hAnsi="Times New Roman" w:cs="Times New Roman"/>
-                <w:lang w:val="en-US"/>
-              </w:rPr>
-              <w:t>negativity_score</w:t>
+            <w:proofErr w:type="gramStart"/>
+            <w:r>
+              <w:rPr>
+                <w:rFonts w:ascii="Times New Roman" w:hAnsi="Times New Roman" w:cs="Times New Roman"/>
+                <w:lang w:val="en-US"/>
+              </w:rPr>
+              <w:t>negativity</w:t>
+            </w:r>
+            <w:proofErr w:type="gramEnd"/>
+            <w:r>
+              <w:rPr>
+                <w:rFonts w:ascii="Times New Roman" w:hAnsi="Times New Roman" w:cs="Times New Roman"/>
+                <w:lang w:val="en-US"/>
+              </w:rPr>
+              <w:t>_score</w:t>
             </w:r>
             <w:proofErr w:type="spellEnd"/>
             <w:r>
@@ -8044,12 +8620,21 @@
               <w:t xml:space="preserve">  "</w:t>
             </w:r>
             <w:proofErr w:type="spellStart"/>
-            <w:r>
-              <w:rPr>
-                <w:rFonts w:ascii="Times New Roman" w:hAnsi="Times New Roman" w:cs="Times New Roman"/>
-                <w:lang w:val="en-US"/>
-              </w:rPr>
-              <w:t>neutrality_score</w:t>
+            <w:proofErr w:type="gramStart"/>
+            <w:r>
+              <w:rPr>
+                <w:rFonts w:ascii="Times New Roman" w:hAnsi="Times New Roman" w:cs="Times New Roman"/>
+                <w:lang w:val="en-US"/>
+              </w:rPr>
+              <w:t>neutrality</w:t>
+            </w:r>
+            <w:proofErr w:type="gramEnd"/>
+            <w:r>
+              <w:rPr>
+                <w:rFonts w:ascii="Times New Roman" w:hAnsi="Times New Roman" w:cs="Times New Roman"/>
+                <w:lang w:val="en-US"/>
+              </w:rPr>
+              <w:t>_score</w:t>
             </w:r>
             <w:proofErr w:type="spellEnd"/>
             <w:r>
@@ -8075,12 +8660,21 @@
               <w:t xml:space="preserve">  "</w:t>
             </w:r>
             <w:proofErr w:type="spellStart"/>
-            <w:r>
-              <w:rPr>
-                <w:rFonts w:ascii="Times New Roman" w:hAnsi="Times New Roman" w:cs="Times New Roman"/>
-                <w:lang w:val="en-US"/>
-              </w:rPr>
-              <w:t>cynicism_score</w:t>
+            <w:proofErr w:type="gramStart"/>
+            <w:r>
+              <w:rPr>
+                <w:rFonts w:ascii="Times New Roman" w:hAnsi="Times New Roman" w:cs="Times New Roman"/>
+                <w:lang w:val="en-US"/>
+              </w:rPr>
+              <w:t>cynicism</w:t>
+            </w:r>
+            <w:proofErr w:type="gramEnd"/>
+            <w:r>
+              <w:rPr>
+                <w:rFonts w:ascii="Times New Roman" w:hAnsi="Times New Roman" w:cs="Times New Roman"/>
+                <w:lang w:val="en-US"/>
+              </w:rPr>
+              <w:t>_score</w:t>
             </w:r>
             <w:proofErr w:type="spellEnd"/>
             <w:r>
@@ -8106,12 +8700,21 @@
               <w:t xml:space="preserve">  "</w:t>
             </w:r>
             <w:proofErr w:type="spellStart"/>
-            <w:r>
-              <w:rPr>
-                <w:rFonts w:ascii="Times New Roman" w:hAnsi="Times New Roman" w:cs="Times New Roman"/>
-                <w:lang w:val="en-US"/>
-              </w:rPr>
-              <w:t>apathy_score</w:t>
+            <w:proofErr w:type="gramStart"/>
+            <w:r>
+              <w:rPr>
+                <w:rFonts w:ascii="Times New Roman" w:hAnsi="Times New Roman" w:cs="Times New Roman"/>
+                <w:lang w:val="en-US"/>
+              </w:rPr>
+              <w:t>apathy</w:t>
+            </w:r>
+            <w:proofErr w:type="gramEnd"/>
+            <w:r>
+              <w:rPr>
+                <w:rFonts w:ascii="Times New Roman" w:hAnsi="Times New Roman" w:cs="Times New Roman"/>
+                <w:lang w:val="en-US"/>
+              </w:rPr>
+              <w:t>_score</w:t>
             </w:r>
             <w:proofErr w:type="spellEnd"/>
             <w:r>
@@ -8137,12 +8740,21 @@
               <w:t xml:space="preserve">  "</w:t>
             </w:r>
             <w:proofErr w:type="spellStart"/>
-            <w:r>
-              <w:rPr>
-                <w:rFonts w:ascii="Times New Roman" w:hAnsi="Times New Roman" w:cs="Times New Roman"/>
-                <w:lang w:val="en-US"/>
-              </w:rPr>
-              <w:t>irritability_score</w:t>
+            <w:proofErr w:type="gramStart"/>
+            <w:r>
+              <w:rPr>
+                <w:rFonts w:ascii="Times New Roman" w:hAnsi="Times New Roman" w:cs="Times New Roman"/>
+                <w:lang w:val="en-US"/>
+              </w:rPr>
+              <w:t>irritability</w:t>
+            </w:r>
+            <w:proofErr w:type="gramEnd"/>
+            <w:r>
+              <w:rPr>
+                <w:rFonts w:ascii="Times New Roman" w:hAnsi="Times New Roman" w:cs="Times New Roman"/>
+                <w:lang w:val="en-US"/>
+              </w:rPr>
+              <w:t>_score</w:t>
             </w:r>
             <w:proofErr w:type="spellEnd"/>
             <w:r>
@@ -8411,12 +9023,21 @@
               <w:t xml:space="preserve">    "</w:t>
             </w:r>
             <w:proofErr w:type="spellStart"/>
-            <w:r>
-              <w:rPr>
-                <w:rFonts w:ascii="Times New Roman" w:hAnsi="Times New Roman" w:cs="Times New Roman"/>
-                <w:lang w:val="en-US"/>
-              </w:rPr>
-              <w:t>positivity_score</w:t>
+            <w:proofErr w:type="gramStart"/>
+            <w:r>
+              <w:rPr>
+                <w:rFonts w:ascii="Times New Roman" w:hAnsi="Times New Roman" w:cs="Times New Roman"/>
+                <w:lang w:val="en-US"/>
+              </w:rPr>
+              <w:t>positivity</w:t>
+            </w:r>
+            <w:proofErr w:type="gramEnd"/>
+            <w:r>
+              <w:rPr>
+                <w:rFonts w:ascii="Times New Roman" w:hAnsi="Times New Roman" w:cs="Times New Roman"/>
+                <w:lang w:val="en-US"/>
+              </w:rPr>
+              <w:t>_score</w:t>
             </w:r>
             <w:proofErr w:type="spellEnd"/>
             <w:r>
@@ -8442,12 +9063,21 @@
               <w:t xml:space="preserve">    "</w:t>
             </w:r>
             <w:proofErr w:type="spellStart"/>
-            <w:r>
-              <w:rPr>
-                <w:rFonts w:ascii="Times New Roman" w:hAnsi="Times New Roman" w:cs="Times New Roman"/>
-                <w:lang w:val="en-US"/>
-              </w:rPr>
-              <w:t>negativity_score</w:t>
+            <w:proofErr w:type="gramStart"/>
+            <w:r>
+              <w:rPr>
+                <w:rFonts w:ascii="Times New Roman" w:hAnsi="Times New Roman" w:cs="Times New Roman"/>
+                <w:lang w:val="en-US"/>
+              </w:rPr>
+              <w:t>negativity</w:t>
+            </w:r>
+            <w:proofErr w:type="gramEnd"/>
+            <w:r>
+              <w:rPr>
+                <w:rFonts w:ascii="Times New Roman" w:hAnsi="Times New Roman" w:cs="Times New Roman"/>
+                <w:lang w:val="en-US"/>
+              </w:rPr>
+              <w:t>_score</w:t>
             </w:r>
             <w:proofErr w:type="spellEnd"/>
             <w:r>
@@ -8474,12 +9104,21 @@
               <w:t xml:space="preserve">    "</w:t>
             </w:r>
             <w:proofErr w:type="spellStart"/>
-            <w:r>
-              <w:rPr>
-                <w:rFonts w:ascii="Times New Roman" w:hAnsi="Times New Roman" w:cs="Times New Roman"/>
-                <w:lang w:val="en-US"/>
-              </w:rPr>
-              <w:t>cynicism_score</w:t>
+            <w:proofErr w:type="gramStart"/>
+            <w:r>
+              <w:rPr>
+                <w:rFonts w:ascii="Times New Roman" w:hAnsi="Times New Roman" w:cs="Times New Roman"/>
+                <w:lang w:val="en-US"/>
+              </w:rPr>
+              <w:t>cynicism</w:t>
+            </w:r>
+            <w:proofErr w:type="gramEnd"/>
+            <w:r>
+              <w:rPr>
+                <w:rFonts w:ascii="Times New Roman" w:hAnsi="Times New Roman" w:cs="Times New Roman"/>
+                <w:lang w:val="en-US"/>
+              </w:rPr>
+              <w:t>_score</w:t>
             </w:r>
             <w:proofErr w:type="spellEnd"/>
             <w:r>
@@ -8505,12 +9144,21 @@
               <w:t xml:space="preserve">    "</w:t>
             </w:r>
             <w:proofErr w:type="spellStart"/>
-            <w:r>
-              <w:rPr>
-                <w:rFonts w:ascii="Times New Roman" w:hAnsi="Times New Roman" w:cs="Times New Roman"/>
-                <w:lang w:val="en-US"/>
-              </w:rPr>
-              <w:t>apathy_score</w:t>
+            <w:proofErr w:type="gramStart"/>
+            <w:r>
+              <w:rPr>
+                <w:rFonts w:ascii="Times New Roman" w:hAnsi="Times New Roman" w:cs="Times New Roman"/>
+                <w:lang w:val="en-US"/>
+              </w:rPr>
+              <w:t>apathy</w:t>
+            </w:r>
+            <w:proofErr w:type="gramEnd"/>
+            <w:r>
+              <w:rPr>
+                <w:rFonts w:ascii="Times New Roman" w:hAnsi="Times New Roman" w:cs="Times New Roman"/>
+                <w:lang w:val="en-US"/>
+              </w:rPr>
+              <w:t>_score</w:t>
             </w:r>
             <w:proofErr w:type="spellEnd"/>
             <w:r>
@@ -8551,12 +9199,21 @@
               <w:t xml:space="preserve">  "</w:t>
             </w:r>
             <w:proofErr w:type="spellStart"/>
-            <w:r>
-              <w:rPr>
-                <w:rFonts w:ascii="Times New Roman" w:hAnsi="Times New Roman" w:cs="Times New Roman"/>
-                <w:lang w:val="en-US"/>
-              </w:rPr>
-              <w:t>message_metrics</w:t>
+            <w:proofErr w:type="gramStart"/>
+            <w:r>
+              <w:rPr>
+                <w:rFonts w:ascii="Times New Roman" w:hAnsi="Times New Roman" w:cs="Times New Roman"/>
+                <w:lang w:val="en-US"/>
+              </w:rPr>
+              <w:t>message</w:t>
+            </w:r>
+            <w:proofErr w:type="gramEnd"/>
+            <w:r>
+              <w:rPr>
+                <w:rFonts w:ascii="Times New Roman" w:hAnsi="Times New Roman" w:cs="Times New Roman"/>
+                <w:lang w:val="en-US"/>
+              </w:rPr>
+              <w:t>_metrics</w:t>
             </w:r>
             <w:proofErr w:type="spellEnd"/>
             <w:r>
@@ -8656,12 +9313,21 @@
               <w:t xml:space="preserve">  "</w:t>
             </w:r>
             <w:proofErr w:type="spellStart"/>
-            <w:r>
-              <w:rPr>
-                <w:rFonts w:ascii="Times New Roman" w:hAnsi="Times New Roman" w:cs="Times New Roman"/>
-                <w:lang w:val="en-US"/>
-              </w:rPr>
-              <w:t>emotional_exhaustion</w:t>
+            <w:proofErr w:type="gramStart"/>
+            <w:r>
+              <w:rPr>
+                <w:rFonts w:ascii="Times New Roman" w:hAnsi="Times New Roman" w:cs="Times New Roman"/>
+                <w:lang w:val="en-US"/>
+              </w:rPr>
+              <w:t>emotional</w:t>
+            </w:r>
+            <w:proofErr w:type="gramEnd"/>
+            <w:r>
+              <w:rPr>
+                <w:rFonts w:ascii="Times New Roman" w:hAnsi="Times New Roman" w:cs="Times New Roman"/>
+                <w:lang w:val="en-US"/>
+              </w:rPr>
+              <w:t>_exhaustion</w:t>
             </w:r>
             <w:proofErr w:type="spellEnd"/>
             <w:r>
@@ -8702,12 +9368,21 @@
               <w:t xml:space="preserve">  "</w:t>
             </w:r>
             <w:proofErr w:type="spellStart"/>
-            <w:r>
-              <w:rPr>
-                <w:rFonts w:ascii="Times New Roman" w:hAnsi="Times New Roman" w:cs="Times New Roman"/>
-                <w:lang w:val="en-US"/>
-              </w:rPr>
-              <w:t>personal_achievement</w:t>
+            <w:proofErr w:type="gramStart"/>
+            <w:r>
+              <w:rPr>
+                <w:rFonts w:ascii="Times New Roman" w:hAnsi="Times New Roman" w:cs="Times New Roman"/>
+                <w:lang w:val="en-US"/>
+              </w:rPr>
+              <w:t>personal</w:t>
+            </w:r>
+            <w:proofErr w:type="gramEnd"/>
+            <w:r>
+              <w:rPr>
+                <w:rFonts w:ascii="Times New Roman" w:hAnsi="Times New Roman" w:cs="Times New Roman"/>
+                <w:lang w:val="en-US"/>
+              </w:rPr>
+              <w:t>_achievement</w:t>
             </w:r>
             <w:proofErr w:type="spellEnd"/>
             <w:r>
@@ -8733,12 +9408,21 @@
               <w:t xml:space="preserve">  "</w:t>
             </w:r>
             <w:proofErr w:type="spellStart"/>
-            <w:r>
-              <w:rPr>
-                <w:rFonts w:ascii="Times New Roman" w:hAnsi="Times New Roman" w:cs="Times New Roman"/>
-                <w:lang w:val="en-US"/>
-              </w:rPr>
-              <w:t>burnout_level</w:t>
+            <w:proofErr w:type="gramStart"/>
+            <w:r>
+              <w:rPr>
+                <w:rFonts w:ascii="Times New Roman" w:hAnsi="Times New Roman" w:cs="Times New Roman"/>
+                <w:lang w:val="en-US"/>
+              </w:rPr>
+              <w:t>burnout</w:t>
+            </w:r>
+            <w:proofErr w:type="gramEnd"/>
+            <w:r>
+              <w:rPr>
+                <w:rFonts w:ascii="Times New Roman" w:hAnsi="Times New Roman" w:cs="Times New Roman"/>
+                <w:lang w:val="en-US"/>
+              </w:rPr>
+              <w:t>_level</w:t>
             </w:r>
             <w:proofErr w:type="spellEnd"/>
             <w:r>
@@ -8764,12 +9448,21 @@
               <w:t xml:space="preserve">  "</w:t>
             </w:r>
             <w:proofErr w:type="spellStart"/>
-            <w:r>
-              <w:rPr>
-                <w:rFonts w:ascii="Times New Roman" w:hAnsi="Times New Roman" w:cs="Times New Roman"/>
-                <w:lang w:val="en-US"/>
-              </w:rPr>
-              <w:t>burnout_score</w:t>
+            <w:proofErr w:type="gramStart"/>
+            <w:r>
+              <w:rPr>
+                <w:rFonts w:ascii="Times New Roman" w:hAnsi="Times New Roman" w:cs="Times New Roman"/>
+                <w:lang w:val="en-US"/>
+              </w:rPr>
+              <w:t>burnout</w:t>
+            </w:r>
+            <w:proofErr w:type="gramEnd"/>
+            <w:r>
+              <w:rPr>
+                <w:rFonts w:ascii="Times New Roman" w:hAnsi="Times New Roman" w:cs="Times New Roman"/>
+                <w:lang w:val="en-US"/>
+              </w:rPr>
+              <w:t>_score</w:t>
             </w:r>
             <w:proofErr w:type="spellEnd"/>
             <w:r>
@@ -9152,7 +9845,6 @@
       <w:pPr>
         <w:rPr>
           <w:rFonts w:ascii="Times New Roman" w:hAnsi="Times New Roman" w:cs="Times New Roman"/>
-          <w:lang w:val="en-US"/>
         </w:rPr>
       </w:pPr>
       <w:r>
@@ -9166,15 +9858,13 @@
       <w:pPr>
         <w:rPr>
           <w:rFonts w:ascii="Times New Roman" w:hAnsi="Times New Roman" w:cs="Times New Roman"/>
-          <w:lang w:val="en-US"/>
-        </w:rPr>
-      </w:pPr>
-    </w:p>
-    <w:p>
-      <w:pPr>
-        <w:rPr>
-          <w:rFonts w:ascii="Times New Roman" w:hAnsi="Times New Roman" w:cs="Times New Roman"/>
-          <w:lang w:val="en-US"/>
+        </w:rPr>
+      </w:pPr>
+    </w:p>
+    <w:p>
+      <w:pPr>
+        <w:rPr>
+          <w:rFonts w:ascii="Times New Roman" w:hAnsi="Times New Roman" w:cs="Times New Roman"/>
         </w:rPr>
       </w:pPr>
       <w:r>
@@ -9240,15 +9930,31 @@
                 <w:rFonts w:ascii="Times New Roman" w:hAnsi="Times New Roman" w:cs="Times New Roman"/>
                 <w:lang w:val="en-US"/>
               </w:rPr>
-              <w:t>calculate_keyword_scores</w:t>
-            </w:r>
-            <w:proofErr w:type="spellEnd"/>
-            <w:r>
-              <w:rPr>
-                <w:rFonts w:ascii="Times New Roman" w:hAnsi="Times New Roman" w:cs="Times New Roman"/>
-                <w:lang w:val="en-US"/>
-              </w:rPr>
-              <w:t xml:space="preserve">(self, text: str) -&gt; </w:t>
+              <w:t>calculate_keyword_</w:t>
+            </w:r>
+            <w:proofErr w:type="gramStart"/>
+            <w:r>
+              <w:rPr>
+                <w:rFonts w:ascii="Times New Roman" w:hAnsi="Times New Roman" w:cs="Times New Roman"/>
+                <w:lang w:val="en-US"/>
+              </w:rPr>
+              <w:t>scores</w:t>
+            </w:r>
+            <w:proofErr w:type="spellEnd"/>
+            <w:r>
+              <w:rPr>
+                <w:rFonts w:ascii="Times New Roman" w:hAnsi="Times New Roman" w:cs="Times New Roman"/>
+                <w:lang w:val="en-US"/>
+              </w:rPr>
+              <w:t>(</w:t>
+            </w:r>
+            <w:proofErr w:type="gramEnd"/>
+            <w:r>
+              <w:rPr>
+                <w:rFonts w:ascii="Times New Roman" w:hAnsi="Times New Roman" w:cs="Times New Roman"/>
+                <w:lang w:val="en-US"/>
+              </w:rPr>
+              <w:t xml:space="preserve">self, text: str) -&gt; </w:t>
             </w:r>
             <w:proofErr w:type="spellStart"/>
             <w:r>
@@ -9279,17 +9985,35 @@
                 <w:rFonts w:ascii="Times New Roman" w:hAnsi="Times New Roman" w:cs="Times New Roman"/>
                 <w:lang w:val="en-US"/>
               </w:rPr>
-              <w:t>    scores = {f"{key}_score": 0.0 for key in self._</w:t>
-            </w:r>
-            <w:proofErr w:type="spellStart"/>
-            <w:r>
-              <w:rPr>
-                <w:rFonts w:ascii="Times New Roman" w:hAnsi="Times New Roman" w:cs="Times New Roman"/>
-                <w:lang w:val="en-US"/>
-              </w:rPr>
-              <w:t>burnout_keywords.keys</w:t>
-            </w:r>
-            <w:proofErr w:type="spellEnd"/>
+              <w:t xml:space="preserve">    scores = {f"{key}_score": 0.0 for key in </w:t>
+            </w:r>
+            <w:proofErr w:type="gramStart"/>
+            <w:r>
+              <w:rPr>
+                <w:rFonts w:ascii="Times New Roman" w:hAnsi="Times New Roman" w:cs="Times New Roman"/>
+                <w:lang w:val="en-US"/>
+              </w:rPr>
+              <w:t>self._</w:t>
+            </w:r>
+            <w:proofErr w:type="spellStart"/>
+            <w:proofErr w:type="gramEnd"/>
+            <w:r>
+              <w:rPr>
+                <w:rFonts w:ascii="Times New Roman" w:hAnsi="Times New Roman" w:cs="Times New Roman"/>
+                <w:lang w:val="en-US"/>
+              </w:rPr>
+              <w:t>burnout_</w:t>
+            </w:r>
+            <w:proofErr w:type="gramStart"/>
+            <w:r>
+              <w:rPr>
+                <w:rFonts w:ascii="Times New Roman" w:hAnsi="Times New Roman" w:cs="Times New Roman"/>
+                <w:lang w:val="en-US"/>
+              </w:rPr>
+              <w:t>keywords.keys</w:t>
+            </w:r>
+            <w:proofErr w:type="spellEnd"/>
+            <w:proofErr w:type="gramEnd"/>
             <w:r>
               <w:rPr>
                 <w:rFonts w:ascii="Times New Roman" w:hAnsi="Times New Roman" w:cs="Times New Roman"/>
@@ -9325,17 +10049,35 @@
                 <w:rFonts w:ascii="Times New Roman" w:hAnsi="Times New Roman" w:cs="Times New Roman"/>
                 <w:lang w:val="en-US"/>
               </w:rPr>
-              <w:t>    for category, keywords in self._</w:t>
-            </w:r>
-            <w:proofErr w:type="spellStart"/>
-            <w:r>
-              <w:rPr>
-                <w:rFonts w:ascii="Times New Roman" w:hAnsi="Times New Roman" w:cs="Times New Roman"/>
-                <w:lang w:val="en-US"/>
-              </w:rPr>
-              <w:t>burnout_keywords.items</w:t>
-            </w:r>
-            <w:proofErr w:type="spellEnd"/>
+              <w:t xml:space="preserve">    for category, keywords in </w:t>
+            </w:r>
+            <w:proofErr w:type="gramStart"/>
+            <w:r>
+              <w:rPr>
+                <w:rFonts w:ascii="Times New Roman" w:hAnsi="Times New Roman" w:cs="Times New Roman"/>
+                <w:lang w:val="en-US"/>
+              </w:rPr>
+              <w:t>self._</w:t>
+            </w:r>
+            <w:proofErr w:type="spellStart"/>
+            <w:proofErr w:type="gramEnd"/>
+            <w:r>
+              <w:rPr>
+                <w:rFonts w:ascii="Times New Roman" w:hAnsi="Times New Roman" w:cs="Times New Roman"/>
+                <w:lang w:val="en-US"/>
+              </w:rPr>
+              <w:t>burnout_</w:t>
+            </w:r>
+            <w:proofErr w:type="gramStart"/>
+            <w:r>
+              <w:rPr>
+                <w:rFonts w:ascii="Times New Roman" w:hAnsi="Times New Roman" w:cs="Times New Roman"/>
+                <w:lang w:val="en-US"/>
+              </w:rPr>
+              <w:t>keywords.items</w:t>
+            </w:r>
+            <w:proofErr w:type="spellEnd"/>
+            <w:proofErr w:type="gramEnd"/>
             <w:r>
               <w:rPr>
                 <w:rFonts w:ascii="Times New Roman" w:hAnsi="Times New Roman" w:cs="Times New Roman"/>
@@ -9506,7 +10248,23 @@
                 <w:rFonts w:ascii="Times New Roman" w:hAnsi="Times New Roman" w:cs="Times New Roman"/>
                 <w:lang w:val="en-US"/>
               </w:rPr>
-              <w:t>] = min(1.0, scores[</w:t>
+              <w:t xml:space="preserve">] = </w:t>
+            </w:r>
+            <w:proofErr w:type="gramStart"/>
+            <w:r>
+              <w:rPr>
+                <w:rFonts w:ascii="Times New Roman" w:hAnsi="Times New Roman" w:cs="Times New Roman"/>
+                <w:lang w:val="en-US"/>
+              </w:rPr>
+              <w:t>min(</w:t>
+            </w:r>
+            <w:proofErr w:type="gramEnd"/>
+            <w:r>
+              <w:rPr>
+                <w:rFonts w:ascii="Times New Roman" w:hAnsi="Times New Roman" w:cs="Times New Roman"/>
+                <w:lang w:val="en-US"/>
+              </w:rPr>
+              <w:t>1.0, scores[</w:t>
             </w:r>
             <w:proofErr w:type="spellStart"/>
             <w:r>
@@ -10294,7 +11052,6 @@
       <w:pPr>
         <w:rPr>
           <w:rFonts w:ascii="Times New Roman" w:hAnsi="Times New Roman" w:cs="Times New Roman"/>
-          <w:lang w:val="en-US"/>
         </w:rPr>
       </w:pPr>
     </w:p>
@@ -10350,13 +11107,7 @@
         <w:rPr>
           <w:rFonts w:ascii="Times New Roman" w:hAnsi="Times New Roman" w:cs="Times New Roman"/>
         </w:rPr>
-        <w:t>/rubert-tiny2`) выполняется дополнительный анализ тональности</w:t>
-      </w:r>
-      <w:r>
-        <w:rPr>
-          <w:rFonts w:ascii="Times New Roman" w:hAnsi="Times New Roman" w:cs="Times New Roman"/>
-        </w:rPr>
-        <w:t xml:space="preserve"> </w:t>
+        <w:t xml:space="preserve">/rubert-tiny2`) выполняется дополнительный анализ тональности </w:t>
       </w:r>
       <w:r>
         <w:rPr>
@@ -10412,15 +11163,31 @@
                 <w:rFonts w:ascii="Times New Roman" w:hAnsi="Times New Roman" w:cs="Times New Roman"/>
                 <w:lang w:val="en-US"/>
               </w:rPr>
-              <w:t>get_transformer_sentiment</w:t>
-            </w:r>
-            <w:proofErr w:type="spellEnd"/>
-            <w:r>
-              <w:rPr>
-                <w:rFonts w:ascii="Times New Roman" w:hAnsi="Times New Roman" w:cs="Times New Roman"/>
-                <w:lang w:val="en-US"/>
-              </w:rPr>
-              <w:t xml:space="preserve">(self, text: str) -&gt; </w:t>
+              <w:t>get_transformer_</w:t>
+            </w:r>
+            <w:proofErr w:type="gramStart"/>
+            <w:r>
+              <w:rPr>
+                <w:rFonts w:ascii="Times New Roman" w:hAnsi="Times New Roman" w:cs="Times New Roman"/>
+                <w:lang w:val="en-US"/>
+              </w:rPr>
+              <w:t>sentiment</w:t>
+            </w:r>
+            <w:proofErr w:type="spellEnd"/>
+            <w:r>
+              <w:rPr>
+                <w:rFonts w:ascii="Times New Roman" w:hAnsi="Times New Roman" w:cs="Times New Roman"/>
+                <w:lang w:val="en-US"/>
+              </w:rPr>
+              <w:t>(</w:t>
+            </w:r>
+            <w:proofErr w:type="gramEnd"/>
+            <w:r>
+              <w:rPr>
+                <w:rFonts w:ascii="Times New Roman" w:hAnsi="Times New Roman" w:cs="Times New Roman"/>
+                <w:lang w:val="en-US"/>
+              </w:rPr>
+              <w:t xml:space="preserve">self, text: str) -&gt; </w:t>
             </w:r>
             <w:proofErr w:type="spellStart"/>
             <w:r>
@@ -10454,6 +11221,7 @@
               <w:t xml:space="preserve">    inputs = </w:t>
             </w:r>
             <w:proofErr w:type="spellStart"/>
+            <w:proofErr w:type="gramStart"/>
             <w:r>
               <w:rPr>
                 <w:rFonts w:ascii="Times New Roman" w:hAnsi="Times New Roman" w:cs="Times New Roman"/>
@@ -10462,6 +11230,7 @@
               <w:t>self.tokenizer</w:t>
             </w:r>
             <w:proofErr w:type="spellEnd"/>
+            <w:proofErr w:type="gramEnd"/>
             <w:r>
               <w:rPr>
                 <w:rFonts w:ascii="Times New Roman" w:hAnsi="Times New Roman" w:cs="Times New Roman"/>
@@ -10607,6 +11376,7 @@
               <w:t>    inputs = {k: v.to(</w:t>
             </w:r>
             <w:proofErr w:type="spellStart"/>
+            <w:proofErr w:type="gramStart"/>
             <w:r>
               <w:rPr>
                 <w:rFonts w:ascii="Times New Roman" w:hAnsi="Times New Roman" w:cs="Times New Roman"/>
@@ -10615,6 +11385,7 @@
               <w:t>self.device</w:t>
             </w:r>
             <w:proofErr w:type="spellEnd"/>
+            <w:proofErr w:type="gramEnd"/>
             <w:r>
               <w:rPr>
                 <w:rFonts w:ascii="Times New Roman" w:hAnsi="Times New Roman" w:cs="Times New Roman"/>
@@ -10623,6 +11394,7 @@
               <w:t xml:space="preserve">) for k, v in </w:t>
             </w:r>
             <w:proofErr w:type="spellStart"/>
+            <w:proofErr w:type="gramStart"/>
             <w:r>
               <w:rPr>
                 <w:rFonts w:ascii="Times New Roman" w:hAnsi="Times New Roman" w:cs="Times New Roman"/>
@@ -10631,6 +11403,7 @@
               <w:t>inputs.items</w:t>
             </w:r>
             <w:proofErr w:type="spellEnd"/>
+            <w:proofErr w:type="gramEnd"/>
             <w:r>
               <w:rPr>
                 <w:rFonts w:ascii="Times New Roman" w:hAnsi="Times New Roman" w:cs="Times New Roman"/>
@@ -10674,15 +11447,31 @@
                 <w:rFonts w:ascii="Times New Roman" w:hAnsi="Times New Roman" w:cs="Times New Roman"/>
                 <w:lang w:val="en-US"/>
               </w:rPr>
-              <w:t>torch.no_grad</w:t>
-            </w:r>
-            <w:proofErr w:type="spellEnd"/>
-            <w:r>
-              <w:rPr>
-                <w:rFonts w:ascii="Times New Roman" w:hAnsi="Times New Roman" w:cs="Times New Roman"/>
-                <w:lang w:val="en-US"/>
-              </w:rPr>
-              <w:t>():</w:t>
+              <w:t>torch.no_</w:t>
+            </w:r>
+            <w:proofErr w:type="gramStart"/>
+            <w:r>
+              <w:rPr>
+                <w:rFonts w:ascii="Times New Roman" w:hAnsi="Times New Roman" w:cs="Times New Roman"/>
+                <w:lang w:val="en-US"/>
+              </w:rPr>
+              <w:t>grad</w:t>
+            </w:r>
+            <w:proofErr w:type="spellEnd"/>
+            <w:r>
+              <w:rPr>
+                <w:rFonts w:ascii="Times New Roman" w:hAnsi="Times New Roman" w:cs="Times New Roman"/>
+                <w:lang w:val="en-US"/>
+              </w:rPr>
+              <w:t>(</w:t>
+            </w:r>
+            <w:proofErr w:type="gramEnd"/>
+            <w:r>
+              <w:rPr>
+                <w:rFonts w:ascii="Times New Roman" w:hAnsi="Times New Roman" w:cs="Times New Roman"/>
+                <w:lang w:val="en-US"/>
+              </w:rPr>
+              <w:t>):</w:t>
             </w:r>
           </w:p>
           <w:p>
@@ -10700,6 +11489,7 @@
               <w:t xml:space="preserve">        outputs = </w:t>
             </w:r>
             <w:proofErr w:type="spellStart"/>
+            <w:proofErr w:type="gramStart"/>
             <w:r>
               <w:rPr>
                 <w:rFonts w:ascii="Times New Roman" w:hAnsi="Times New Roman" w:cs="Times New Roman"/>
@@ -10708,6 +11498,7 @@
               <w:t>self.model</w:t>
             </w:r>
             <w:proofErr w:type="spellEnd"/>
+            <w:proofErr w:type="gramEnd"/>
             <w:r>
               <w:rPr>
                 <w:rFonts w:ascii="Times New Roman" w:hAnsi="Times New Roman" w:cs="Times New Roman"/>
@@ -10731,6 +11522,7 @@
               <w:t xml:space="preserve">        logits = </w:t>
             </w:r>
             <w:proofErr w:type="spellStart"/>
+            <w:proofErr w:type="gramStart"/>
             <w:r>
               <w:rPr>
                 <w:rFonts w:ascii="Times New Roman" w:hAnsi="Times New Roman" w:cs="Times New Roman"/>
@@ -10739,6 +11531,7 @@
               <w:t>outputs.logits</w:t>
             </w:r>
             <w:proofErr w:type="spellEnd"/>
+            <w:proofErr w:type="gramEnd"/>
           </w:p>
           <w:p>
             <w:pPr>
@@ -10770,6 +11563,7 @@
               <w:t xml:space="preserve">        if </w:t>
             </w:r>
             <w:proofErr w:type="spellStart"/>
+            <w:proofErr w:type="gramStart"/>
             <w:r>
               <w:rPr>
                 <w:rFonts w:ascii="Times New Roman" w:hAnsi="Times New Roman" w:cs="Times New Roman"/>
@@ -10778,6 +11572,7 @@
               <w:t>logits.shape</w:t>
             </w:r>
             <w:proofErr w:type="spellEnd"/>
+            <w:proofErr w:type="gramEnd"/>
             <w:r>
               <w:rPr>
                 <w:rFonts w:ascii="Times New Roman" w:hAnsi="Times New Roman" w:cs="Times New Roman"/>
@@ -10801,6 +11596,7 @@
               <w:t xml:space="preserve">            probs = </w:t>
             </w:r>
             <w:proofErr w:type="spellStart"/>
+            <w:proofErr w:type="gramStart"/>
             <w:r>
               <w:rPr>
                 <w:rFonts w:ascii="Times New Roman" w:hAnsi="Times New Roman" w:cs="Times New Roman"/>
@@ -10809,12 +11605,21 @@
               <w:t>torch.softmax</w:t>
             </w:r>
             <w:proofErr w:type="spellEnd"/>
-            <w:r>
-              <w:rPr>
-                <w:rFonts w:ascii="Times New Roman" w:hAnsi="Times New Roman" w:cs="Times New Roman"/>
-                <w:lang w:val="en-US"/>
-              </w:rPr>
-              <w:t>(logits, dim=-1).</w:t>
+            <w:proofErr w:type="gramEnd"/>
+            <w:r>
+              <w:rPr>
+                <w:rFonts w:ascii="Times New Roman" w:hAnsi="Times New Roman" w:cs="Times New Roman"/>
+                <w:lang w:val="en-US"/>
+              </w:rPr>
+              <w:t>(logits, dim=-1</w:t>
+            </w:r>
+            <w:proofErr w:type="gramStart"/>
+            <w:r>
+              <w:rPr>
+                <w:rFonts w:ascii="Times New Roman" w:hAnsi="Times New Roman" w:cs="Times New Roman"/>
+                <w:lang w:val="en-US"/>
+              </w:rPr>
+              <w:t>).</w:t>
             </w:r>
             <w:proofErr w:type="spellStart"/>
             <w:r>
@@ -10825,12 +11630,21 @@
               <w:t>cpu</w:t>
             </w:r>
             <w:proofErr w:type="spellEnd"/>
-            <w:r>
-              <w:rPr>
-                <w:rFonts w:ascii="Times New Roman" w:hAnsi="Times New Roman" w:cs="Times New Roman"/>
-                <w:lang w:val="en-US"/>
-              </w:rPr>
-              <w:t>().</w:t>
+            <w:proofErr w:type="gramEnd"/>
+            <w:r>
+              <w:rPr>
+                <w:rFonts w:ascii="Times New Roman" w:hAnsi="Times New Roman" w:cs="Times New Roman"/>
+                <w:lang w:val="en-US"/>
+              </w:rPr>
+              <w:t>(</w:t>
+            </w:r>
+            <w:proofErr w:type="gramStart"/>
+            <w:r>
+              <w:rPr>
+                <w:rFonts w:ascii="Times New Roman" w:hAnsi="Times New Roman" w:cs="Times New Roman"/>
+                <w:lang w:val="en-US"/>
+              </w:rPr>
+              <w:t>).</w:t>
             </w:r>
             <w:proofErr w:type="spellStart"/>
             <w:r>
@@ -10846,37 +11660,77 @@
                 <w:rFonts w:ascii="Times New Roman" w:hAnsi="Times New Roman" w:cs="Times New Roman"/>
                 <w:lang w:val="en-US"/>
               </w:rPr>
-              <w:t>()[0]</w:t>
-            </w:r>
-          </w:p>
-          <w:p>
-            <w:pPr>
-              <w:rPr>
-                <w:rFonts w:ascii="Times New Roman" w:hAnsi="Times New Roman" w:cs="Times New Roman"/>
-                <w:lang w:val="en-US"/>
-              </w:rPr>
-            </w:pPr>
-            <w:r>
-              <w:rPr>
-                <w:rFonts w:ascii="Times New Roman" w:hAnsi="Times New Roman" w:cs="Times New Roman"/>
-                <w:lang w:val="en-US"/>
-              </w:rPr>
-              <w:t>            positivity = float(probs[0])</w:t>
-            </w:r>
-          </w:p>
-          <w:p>
-            <w:pPr>
-              <w:rPr>
-                <w:rFonts w:ascii="Times New Roman" w:hAnsi="Times New Roman" w:cs="Times New Roman"/>
-                <w:lang w:val="en-US"/>
-              </w:rPr>
-            </w:pPr>
-            <w:r>
-              <w:rPr>
-                <w:rFonts w:ascii="Times New Roman" w:hAnsi="Times New Roman" w:cs="Times New Roman"/>
-                <w:lang w:val="en-US"/>
-              </w:rPr>
-              <w:t xml:space="preserve">            neutrality = float(probs[1]) if </w:t>
+              <w:t>()[</w:t>
+            </w:r>
+            <w:proofErr w:type="gramEnd"/>
+            <w:r>
+              <w:rPr>
+                <w:rFonts w:ascii="Times New Roman" w:hAnsi="Times New Roman" w:cs="Times New Roman"/>
+                <w:lang w:val="en-US"/>
+              </w:rPr>
+              <w:t>0]</w:t>
+            </w:r>
+          </w:p>
+          <w:p>
+            <w:pPr>
+              <w:rPr>
+                <w:rFonts w:ascii="Times New Roman" w:hAnsi="Times New Roman" w:cs="Times New Roman"/>
+                <w:lang w:val="en-US"/>
+              </w:rPr>
+            </w:pPr>
+            <w:r>
+              <w:rPr>
+                <w:rFonts w:ascii="Times New Roman" w:hAnsi="Times New Roman" w:cs="Times New Roman"/>
+                <w:lang w:val="en-US"/>
+              </w:rPr>
+              <w:t>            positivity = float(</w:t>
+            </w:r>
+            <w:proofErr w:type="gramStart"/>
+            <w:r>
+              <w:rPr>
+                <w:rFonts w:ascii="Times New Roman" w:hAnsi="Times New Roman" w:cs="Times New Roman"/>
+                <w:lang w:val="en-US"/>
+              </w:rPr>
+              <w:t>probs[</w:t>
+            </w:r>
+            <w:proofErr w:type="gramEnd"/>
+            <w:r>
+              <w:rPr>
+                <w:rFonts w:ascii="Times New Roman" w:hAnsi="Times New Roman" w:cs="Times New Roman"/>
+                <w:lang w:val="en-US"/>
+              </w:rPr>
+              <w:t>0])</w:t>
+            </w:r>
+          </w:p>
+          <w:p>
+            <w:pPr>
+              <w:rPr>
+                <w:rFonts w:ascii="Times New Roman" w:hAnsi="Times New Roman" w:cs="Times New Roman"/>
+                <w:lang w:val="en-US"/>
+              </w:rPr>
+            </w:pPr>
+            <w:r>
+              <w:rPr>
+                <w:rFonts w:ascii="Times New Roman" w:hAnsi="Times New Roman" w:cs="Times New Roman"/>
+                <w:lang w:val="en-US"/>
+              </w:rPr>
+              <w:t>            neutrality = float(</w:t>
+            </w:r>
+            <w:proofErr w:type="gramStart"/>
+            <w:r>
+              <w:rPr>
+                <w:rFonts w:ascii="Times New Roman" w:hAnsi="Times New Roman" w:cs="Times New Roman"/>
+                <w:lang w:val="en-US"/>
+              </w:rPr>
+              <w:t>probs[</w:t>
+            </w:r>
+            <w:proofErr w:type="gramEnd"/>
+            <w:r>
+              <w:rPr>
+                <w:rFonts w:ascii="Times New Roman" w:hAnsi="Times New Roman" w:cs="Times New Roman"/>
+                <w:lang w:val="en-US"/>
+              </w:rPr>
+              <w:t xml:space="preserve">1]) if </w:t>
             </w:r>
             <w:proofErr w:type="spellStart"/>
             <w:r>
@@ -10907,7 +11761,23 @@
                 <w:rFonts w:ascii="Times New Roman" w:hAnsi="Times New Roman" w:cs="Times New Roman"/>
                 <w:lang w:val="en-US"/>
               </w:rPr>
-              <w:t xml:space="preserve">            negativity = float(probs[2]) if </w:t>
+              <w:t>            negativity = float(</w:t>
+            </w:r>
+            <w:proofErr w:type="gramStart"/>
+            <w:r>
+              <w:rPr>
+                <w:rFonts w:ascii="Times New Roman" w:hAnsi="Times New Roman" w:cs="Times New Roman"/>
+                <w:lang w:val="en-US"/>
+              </w:rPr>
+              <w:t>probs[</w:t>
+            </w:r>
+            <w:proofErr w:type="gramEnd"/>
+            <w:r>
+              <w:rPr>
+                <w:rFonts w:ascii="Times New Roman" w:hAnsi="Times New Roman" w:cs="Times New Roman"/>
+                <w:lang w:val="en-US"/>
+              </w:rPr>
+              <w:t xml:space="preserve">2]) if </w:t>
             </w:r>
             <w:proofErr w:type="spellStart"/>
             <w:r>
@@ -11031,12 +11901,21 @@
               <w:t>        "</w:t>
             </w:r>
             <w:proofErr w:type="spellStart"/>
-            <w:r>
-              <w:rPr>
-                <w:rFonts w:ascii="Times New Roman" w:hAnsi="Times New Roman" w:cs="Times New Roman"/>
-                <w:lang w:val="en-US"/>
-              </w:rPr>
-              <w:t>positivity_score</w:t>
+            <w:proofErr w:type="gramStart"/>
+            <w:r>
+              <w:rPr>
+                <w:rFonts w:ascii="Times New Roman" w:hAnsi="Times New Roman" w:cs="Times New Roman"/>
+                <w:lang w:val="en-US"/>
+              </w:rPr>
+              <w:t>positivity</w:t>
+            </w:r>
+            <w:proofErr w:type="gramEnd"/>
+            <w:r>
+              <w:rPr>
+                <w:rFonts w:ascii="Times New Roman" w:hAnsi="Times New Roman" w:cs="Times New Roman"/>
+                <w:lang w:val="en-US"/>
+              </w:rPr>
+              <w:t>_score</w:t>
             </w:r>
             <w:proofErr w:type="spellEnd"/>
             <w:r>
@@ -11062,12 +11941,21 @@
               <w:t>        "</w:t>
             </w:r>
             <w:proofErr w:type="spellStart"/>
-            <w:r>
-              <w:rPr>
-                <w:rFonts w:ascii="Times New Roman" w:hAnsi="Times New Roman" w:cs="Times New Roman"/>
-                <w:lang w:val="en-US"/>
-              </w:rPr>
-              <w:t>negativity_score</w:t>
+            <w:proofErr w:type="gramStart"/>
+            <w:r>
+              <w:rPr>
+                <w:rFonts w:ascii="Times New Roman" w:hAnsi="Times New Roman" w:cs="Times New Roman"/>
+                <w:lang w:val="en-US"/>
+              </w:rPr>
+              <w:t>negativity</w:t>
+            </w:r>
+            <w:proofErr w:type="gramEnd"/>
+            <w:r>
+              <w:rPr>
+                <w:rFonts w:ascii="Times New Roman" w:hAnsi="Times New Roman" w:cs="Times New Roman"/>
+                <w:lang w:val="en-US"/>
+              </w:rPr>
+              <w:t>_score</w:t>
             </w:r>
             <w:proofErr w:type="spellEnd"/>
             <w:r>
@@ -14044,7 +14932,6 @@
       <w:pPr>
         <w:rPr>
           <w:rFonts w:ascii="Times New Roman" w:hAnsi="Times New Roman" w:cs="Times New Roman"/>
-          <w:lang w:val="en-US"/>
         </w:rPr>
       </w:pPr>
       <w:r>
@@ -14058,7 +14945,6 @@
       <w:pPr>
         <w:rPr>
           <w:rFonts w:ascii="Times New Roman" w:hAnsi="Times New Roman" w:cs="Times New Roman"/>
-          <w:lang w:val="en-US"/>
         </w:rPr>
       </w:pPr>
     </w:p>
@@ -14197,27 +15083,7 @@
           <w:sz w:val="28"/>
           <w:szCs w:val="28"/>
         </w:rPr>
-        <w:t xml:space="preserve">ГЛАВА </w:t>
-      </w:r>
-      <w:r>
-        <w:rPr>
-          <w:rFonts w:ascii="Times New Roman" w:hAnsi="Times New Roman" w:cs="Times New Roman"/>
-          <w:b/>
-          <w:bCs/>
-          <w:sz w:val="28"/>
-          <w:szCs w:val="28"/>
-        </w:rPr>
-        <w:t>3</w:t>
-      </w:r>
-      <w:r>
-        <w:rPr>
-          <w:rFonts w:ascii="Times New Roman" w:hAnsi="Times New Roman" w:cs="Times New Roman"/>
-          <w:b/>
-          <w:bCs/>
-          <w:sz w:val="28"/>
-          <w:szCs w:val="28"/>
-        </w:rPr>
-        <w:t>. ОРГАНИЗАЦИЯ ХРАНЕНИЯ ДАННЫХ</w:t>
+        <w:t>ГЛАВА 3. ОРГАНИЗАЦИЯ ХРАНЕНИЯ ДАННЫХ</w:t>
       </w:r>
     </w:p>
     <w:p>
@@ -14854,11 +15720,19 @@
                 <w:rFonts w:ascii="Times New Roman" w:hAnsi="Times New Roman" w:cs="Times New Roman"/>
               </w:rPr>
             </w:pPr>
-            <w:r>
-              <w:rPr>
-                <w:rFonts w:ascii="Times New Roman" w:hAnsi="Times New Roman" w:cs="Times New Roman"/>
-              </w:rPr>
-              <w:t>VARCHAR(50)</w:t>
+            <w:proofErr w:type="gramStart"/>
+            <w:r>
+              <w:rPr>
+                <w:rFonts w:ascii="Times New Roman" w:hAnsi="Times New Roman" w:cs="Times New Roman"/>
+              </w:rPr>
+              <w:t>VARCHAR(</w:t>
+            </w:r>
+            <w:proofErr w:type="gramEnd"/>
+            <w:r>
+              <w:rPr>
+                <w:rFonts w:ascii="Times New Roman" w:hAnsi="Times New Roman" w:cs="Times New Roman"/>
+              </w:rPr>
+              <w:t>50)</w:t>
             </w:r>
           </w:p>
         </w:tc>
@@ -14960,11 +15834,19 @@
                 <w:rFonts w:ascii="Times New Roman" w:hAnsi="Times New Roman" w:cs="Times New Roman"/>
               </w:rPr>
             </w:pPr>
-            <w:r>
-              <w:rPr>
-                <w:rFonts w:ascii="Times New Roman" w:hAnsi="Times New Roman" w:cs="Times New Roman"/>
-              </w:rPr>
-              <w:t>VARCHAR(255)</w:t>
+            <w:proofErr w:type="gramStart"/>
+            <w:r>
+              <w:rPr>
+                <w:rFonts w:ascii="Times New Roman" w:hAnsi="Times New Roman" w:cs="Times New Roman"/>
+              </w:rPr>
+              <w:t>VARCHAR(</w:t>
+            </w:r>
+            <w:proofErr w:type="gramEnd"/>
+            <w:r>
+              <w:rPr>
+                <w:rFonts w:ascii="Times New Roman" w:hAnsi="Times New Roman" w:cs="Times New Roman"/>
+              </w:rPr>
+              <w:t>255)</w:t>
             </w:r>
           </w:p>
         </w:tc>
@@ -15651,11 +16533,19 @@
                 <w:rFonts w:ascii="Times New Roman" w:hAnsi="Times New Roman" w:cs="Times New Roman"/>
               </w:rPr>
             </w:pPr>
-            <w:r>
-              <w:rPr>
-                <w:rFonts w:ascii="Times New Roman" w:hAnsi="Times New Roman" w:cs="Times New Roman"/>
-              </w:rPr>
-              <w:t>NUMERIC(5,4)</w:t>
+            <w:proofErr w:type="gramStart"/>
+            <w:r>
+              <w:rPr>
+                <w:rFonts w:ascii="Times New Roman" w:hAnsi="Times New Roman" w:cs="Times New Roman"/>
+              </w:rPr>
+              <w:t>NUMERIC(</w:t>
+            </w:r>
+            <w:proofErr w:type="gramEnd"/>
+            <w:r>
+              <w:rPr>
+                <w:rFonts w:ascii="Times New Roman" w:hAnsi="Times New Roman" w:cs="Times New Roman"/>
+              </w:rPr>
+              <w:t>5,4)</w:t>
             </w:r>
           </w:p>
         </w:tc>
@@ -15736,11 +16626,19 @@
                 <w:rFonts w:ascii="Times New Roman" w:hAnsi="Times New Roman" w:cs="Times New Roman"/>
               </w:rPr>
             </w:pPr>
-            <w:r>
-              <w:rPr>
-                <w:rFonts w:ascii="Times New Roman" w:hAnsi="Times New Roman" w:cs="Times New Roman"/>
-              </w:rPr>
-              <w:t>NUMERIC(5,4)</w:t>
+            <w:proofErr w:type="gramStart"/>
+            <w:r>
+              <w:rPr>
+                <w:rFonts w:ascii="Times New Roman" w:hAnsi="Times New Roman" w:cs="Times New Roman"/>
+              </w:rPr>
+              <w:t>NUMERIC(</w:t>
+            </w:r>
+            <w:proofErr w:type="gramEnd"/>
+            <w:r>
+              <w:rPr>
+                <w:rFonts w:ascii="Times New Roman" w:hAnsi="Times New Roman" w:cs="Times New Roman"/>
+              </w:rPr>
+              <w:t>5,4)</w:t>
             </w:r>
           </w:p>
         </w:tc>
@@ -15821,11 +16719,19 @@
                 <w:rFonts w:ascii="Times New Roman" w:hAnsi="Times New Roman" w:cs="Times New Roman"/>
               </w:rPr>
             </w:pPr>
-            <w:r>
-              <w:rPr>
-                <w:rFonts w:ascii="Times New Roman" w:hAnsi="Times New Roman" w:cs="Times New Roman"/>
-              </w:rPr>
-              <w:t>NUMERIC(5,4)</w:t>
+            <w:proofErr w:type="gramStart"/>
+            <w:r>
+              <w:rPr>
+                <w:rFonts w:ascii="Times New Roman" w:hAnsi="Times New Roman" w:cs="Times New Roman"/>
+              </w:rPr>
+              <w:t>NUMERIC(</w:t>
+            </w:r>
+            <w:proofErr w:type="gramEnd"/>
+            <w:r>
+              <w:rPr>
+                <w:rFonts w:ascii="Times New Roman" w:hAnsi="Times New Roman" w:cs="Times New Roman"/>
+              </w:rPr>
+              <w:t>5,4)</w:t>
             </w:r>
           </w:p>
         </w:tc>
@@ -15906,11 +16812,19 @@
                 <w:rFonts w:ascii="Times New Roman" w:hAnsi="Times New Roman" w:cs="Times New Roman"/>
               </w:rPr>
             </w:pPr>
-            <w:r>
-              <w:rPr>
-                <w:rFonts w:ascii="Times New Roman" w:hAnsi="Times New Roman" w:cs="Times New Roman"/>
-              </w:rPr>
-              <w:t>NUMERIC(5,4)</w:t>
+            <w:proofErr w:type="gramStart"/>
+            <w:r>
+              <w:rPr>
+                <w:rFonts w:ascii="Times New Roman" w:hAnsi="Times New Roman" w:cs="Times New Roman"/>
+              </w:rPr>
+              <w:t>NUMERIC(</w:t>
+            </w:r>
+            <w:proofErr w:type="gramEnd"/>
+            <w:r>
+              <w:rPr>
+                <w:rFonts w:ascii="Times New Roman" w:hAnsi="Times New Roman" w:cs="Times New Roman"/>
+              </w:rPr>
+              <w:t>5,4)</w:t>
             </w:r>
           </w:p>
         </w:tc>
@@ -15991,11 +16905,19 @@
                 <w:rFonts w:ascii="Times New Roman" w:hAnsi="Times New Roman" w:cs="Times New Roman"/>
               </w:rPr>
             </w:pPr>
-            <w:r>
-              <w:rPr>
-                <w:rFonts w:ascii="Times New Roman" w:hAnsi="Times New Roman" w:cs="Times New Roman"/>
-              </w:rPr>
-              <w:t>NUMERIC(5,4)</w:t>
+            <w:proofErr w:type="gramStart"/>
+            <w:r>
+              <w:rPr>
+                <w:rFonts w:ascii="Times New Roman" w:hAnsi="Times New Roman" w:cs="Times New Roman"/>
+              </w:rPr>
+              <w:t>NUMERIC(</w:t>
+            </w:r>
+            <w:proofErr w:type="gramEnd"/>
+            <w:r>
+              <w:rPr>
+                <w:rFonts w:ascii="Times New Roman" w:hAnsi="Times New Roman" w:cs="Times New Roman"/>
+              </w:rPr>
+              <w:t>5,4)</w:t>
             </w:r>
           </w:p>
         </w:tc>
@@ -16076,11 +16998,19 @@
                 <w:rFonts w:ascii="Times New Roman" w:hAnsi="Times New Roman" w:cs="Times New Roman"/>
               </w:rPr>
             </w:pPr>
-            <w:r>
-              <w:rPr>
-                <w:rFonts w:ascii="Times New Roman" w:hAnsi="Times New Roman" w:cs="Times New Roman"/>
-              </w:rPr>
-              <w:t>NUMERIC(5,4)</w:t>
+            <w:proofErr w:type="gramStart"/>
+            <w:r>
+              <w:rPr>
+                <w:rFonts w:ascii="Times New Roman" w:hAnsi="Times New Roman" w:cs="Times New Roman"/>
+              </w:rPr>
+              <w:t>NUMERIC(</w:t>
+            </w:r>
+            <w:proofErr w:type="gramEnd"/>
+            <w:r>
+              <w:rPr>
+                <w:rFonts w:ascii="Times New Roman" w:hAnsi="Times New Roman" w:cs="Times New Roman"/>
+              </w:rPr>
+              <w:t>5,4)</w:t>
             </w:r>
           </w:p>
         </w:tc>
@@ -16161,11 +17091,19 @@
                 <w:rFonts w:ascii="Times New Roman" w:hAnsi="Times New Roman" w:cs="Times New Roman"/>
               </w:rPr>
             </w:pPr>
-            <w:r>
-              <w:rPr>
-                <w:rFonts w:ascii="Times New Roman" w:hAnsi="Times New Roman" w:cs="Times New Roman"/>
-              </w:rPr>
-              <w:t>NUMERIC(5,4)</w:t>
+            <w:proofErr w:type="gramStart"/>
+            <w:r>
+              <w:rPr>
+                <w:rFonts w:ascii="Times New Roman" w:hAnsi="Times New Roman" w:cs="Times New Roman"/>
+              </w:rPr>
+              <w:t>NUMERIC(</w:t>
+            </w:r>
+            <w:proofErr w:type="gramEnd"/>
+            <w:r>
+              <w:rPr>
+                <w:rFonts w:ascii="Times New Roman" w:hAnsi="Times New Roman" w:cs="Times New Roman"/>
+              </w:rPr>
+              <w:t>5,4)</w:t>
             </w:r>
           </w:p>
         </w:tc>
@@ -16246,11 +17184,19 @@
                 <w:rFonts w:ascii="Times New Roman" w:hAnsi="Times New Roman" w:cs="Times New Roman"/>
               </w:rPr>
             </w:pPr>
-            <w:r>
-              <w:rPr>
-                <w:rFonts w:ascii="Times New Roman" w:hAnsi="Times New Roman" w:cs="Times New Roman"/>
-              </w:rPr>
-              <w:t>NUMERIC(5,4)</w:t>
+            <w:proofErr w:type="gramStart"/>
+            <w:r>
+              <w:rPr>
+                <w:rFonts w:ascii="Times New Roman" w:hAnsi="Times New Roman" w:cs="Times New Roman"/>
+              </w:rPr>
+              <w:t>NUMERIC(</w:t>
+            </w:r>
+            <w:proofErr w:type="gramEnd"/>
+            <w:r>
+              <w:rPr>
+                <w:rFonts w:ascii="Times New Roman" w:hAnsi="Times New Roman" w:cs="Times New Roman"/>
+              </w:rPr>
+              <w:t>5,4)</w:t>
             </w:r>
           </w:p>
         </w:tc>
@@ -16416,11 +17362,19 @@
                 <w:rFonts w:ascii="Times New Roman" w:hAnsi="Times New Roman" w:cs="Times New Roman"/>
               </w:rPr>
             </w:pPr>
-            <w:r>
-              <w:rPr>
-                <w:rFonts w:ascii="Times New Roman" w:hAnsi="Times New Roman" w:cs="Times New Roman"/>
-              </w:rPr>
-              <w:t>VARCHAR(20)</w:t>
+            <w:proofErr w:type="gramStart"/>
+            <w:r>
+              <w:rPr>
+                <w:rFonts w:ascii="Times New Roman" w:hAnsi="Times New Roman" w:cs="Times New Roman"/>
+              </w:rPr>
+              <w:t>VARCHAR(</w:t>
+            </w:r>
+            <w:proofErr w:type="gramEnd"/>
+            <w:r>
+              <w:rPr>
+                <w:rFonts w:ascii="Times New Roman" w:hAnsi="Times New Roman" w:cs="Times New Roman"/>
+              </w:rPr>
+              <w:t>20)</w:t>
             </w:r>
           </w:p>
         </w:tc>
@@ -17043,11 +17997,19 @@
                 <w:rFonts w:ascii="Times New Roman" w:hAnsi="Times New Roman" w:cs="Times New Roman"/>
               </w:rPr>
             </w:pPr>
-            <w:r>
-              <w:rPr>
-                <w:rFonts w:ascii="Times New Roman" w:hAnsi="Times New Roman" w:cs="Times New Roman"/>
-              </w:rPr>
-              <w:t>NUMERIC(5,2)</w:t>
+            <w:proofErr w:type="gramStart"/>
+            <w:r>
+              <w:rPr>
+                <w:rFonts w:ascii="Times New Roman" w:hAnsi="Times New Roman" w:cs="Times New Roman"/>
+              </w:rPr>
+              <w:t>NUMERIC(</w:t>
+            </w:r>
+            <w:proofErr w:type="gramEnd"/>
+            <w:r>
+              <w:rPr>
+                <w:rFonts w:ascii="Times New Roman" w:hAnsi="Times New Roman" w:cs="Times New Roman"/>
+              </w:rPr>
+              <w:t>5,2)</w:t>
             </w:r>
           </w:p>
         </w:tc>
@@ -17128,11 +18090,19 @@
                 <w:rFonts w:ascii="Times New Roman" w:hAnsi="Times New Roman" w:cs="Times New Roman"/>
               </w:rPr>
             </w:pPr>
-            <w:r>
-              <w:rPr>
-                <w:rFonts w:ascii="Times New Roman" w:hAnsi="Times New Roman" w:cs="Times New Roman"/>
-              </w:rPr>
-              <w:t>NUMERIC(5,2)</w:t>
+            <w:proofErr w:type="gramStart"/>
+            <w:r>
+              <w:rPr>
+                <w:rFonts w:ascii="Times New Roman" w:hAnsi="Times New Roman" w:cs="Times New Roman"/>
+              </w:rPr>
+              <w:t>NUMERIC(</w:t>
+            </w:r>
+            <w:proofErr w:type="gramEnd"/>
+            <w:r>
+              <w:rPr>
+                <w:rFonts w:ascii="Times New Roman" w:hAnsi="Times New Roman" w:cs="Times New Roman"/>
+              </w:rPr>
+              <w:t>5,2)</w:t>
             </w:r>
           </w:p>
         </w:tc>
@@ -17213,11 +18183,19 @@
                 <w:rFonts w:ascii="Times New Roman" w:hAnsi="Times New Roman" w:cs="Times New Roman"/>
               </w:rPr>
             </w:pPr>
-            <w:r>
-              <w:rPr>
-                <w:rFonts w:ascii="Times New Roman" w:hAnsi="Times New Roman" w:cs="Times New Roman"/>
-              </w:rPr>
-              <w:t>NUMERIC(5,2)</w:t>
+            <w:proofErr w:type="gramStart"/>
+            <w:r>
+              <w:rPr>
+                <w:rFonts w:ascii="Times New Roman" w:hAnsi="Times New Roman" w:cs="Times New Roman"/>
+              </w:rPr>
+              <w:t>NUMERIC(</w:t>
+            </w:r>
+            <w:proofErr w:type="gramEnd"/>
+            <w:r>
+              <w:rPr>
+                <w:rFonts w:ascii="Times New Roman" w:hAnsi="Times New Roman" w:cs="Times New Roman"/>
+              </w:rPr>
+              <w:t>5,2)</w:t>
             </w:r>
           </w:p>
         </w:tc>
@@ -17298,11 +18276,19 @@
                 <w:rFonts w:ascii="Times New Roman" w:hAnsi="Times New Roman" w:cs="Times New Roman"/>
               </w:rPr>
             </w:pPr>
-            <w:r>
-              <w:rPr>
-                <w:rFonts w:ascii="Times New Roman" w:hAnsi="Times New Roman" w:cs="Times New Roman"/>
-              </w:rPr>
-              <w:t>VARCHAR(20)</w:t>
+            <w:proofErr w:type="gramStart"/>
+            <w:r>
+              <w:rPr>
+                <w:rFonts w:ascii="Times New Roman" w:hAnsi="Times New Roman" w:cs="Times New Roman"/>
+              </w:rPr>
+              <w:t>VARCHAR(</w:t>
+            </w:r>
+            <w:proofErr w:type="gramEnd"/>
+            <w:r>
+              <w:rPr>
+                <w:rFonts w:ascii="Times New Roman" w:hAnsi="Times New Roman" w:cs="Times New Roman"/>
+              </w:rPr>
+              <w:t>20)</w:t>
             </w:r>
           </w:p>
         </w:tc>
@@ -17404,11 +18390,19 @@
                 <w:rFonts w:ascii="Times New Roman" w:hAnsi="Times New Roman" w:cs="Times New Roman"/>
               </w:rPr>
             </w:pPr>
-            <w:r>
-              <w:rPr>
-                <w:rFonts w:ascii="Times New Roman" w:hAnsi="Times New Roman" w:cs="Times New Roman"/>
-              </w:rPr>
-              <w:t>NUMERIC(5,2)</w:t>
+            <w:proofErr w:type="gramStart"/>
+            <w:r>
+              <w:rPr>
+                <w:rFonts w:ascii="Times New Roman" w:hAnsi="Times New Roman" w:cs="Times New Roman"/>
+              </w:rPr>
+              <w:t>NUMERIC(</w:t>
+            </w:r>
+            <w:proofErr w:type="gramEnd"/>
+            <w:r>
+              <w:rPr>
+                <w:rFonts w:ascii="Times New Roman" w:hAnsi="Times New Roman" w:cs="Times New Roman"/>
+              </w:rPr>
+              <w:t>5,2)</w:t>
             </w:r>
           </w:p>
         </w:tc>
@@ -17574,11 +18568,19 @@
                 <w:rFonts w:ascii="Times New Roman" w:hAnsi="Times New Roman" w:cs="Times New Roman"/>
               </w:rPr>
             </w:pPr>
-            <w:r>
-              <w:rPr>
-                <w:rFonts w:ascii="Times New Roman" w:hAnsi="Times New Roman" w:cs="Times New Roman"/>
-              </w:rPr>
-              <w:t>VARCHAR(20)</w:t>
+            <w:proofErr w:type="gramStart"/>
+            <w:r>
+              <w:rPr>
+                <w:rFonts w:ascii="Times New Roman" w:hAnsi="Times New Roman" w:cs="Times New Roman"/>
+              </w:rPr>
+              <w:t>VARCHAR(</w:t>
+            </w:r>
+            <w:proofErr w:type="gramEnd"/>
+            <w:r>
+              <w:rPr>
+                <w:rFonts w:ascii="Times New Roman" w:hAnsi="Times New Roman" w:cs="Times New Roman"/>
+              </w:rPr>
+              <w:t>20)</w:t>
             </w:r>
           </w:p>
         </w:tc>
@@ -17706,9 +18708,18 @@
                 <w:rFonts w:ascii="Times New Roman" w:hAnsi="Times New Roman" w:cs="Times New Roman"/>
                 <w:lang w:val="en-US"/>
               </w:rPr>
-              <w:t xml:space="preserve">    AVG(</w:t>
-            </w:r>
-            <w:proofErr w:type="spellStart"/>
+              <w:t xml:space="preserve">    </w:t>
+            </w:r>
+            <w:proofErr w:type="gramStart"/>
+            <w:r>
+              <w:rPr>
+                <w:rFonts w:ascii="Times New Roman" w:hAnsi="Times New Roman" w:cs="Times New Roman"/>
+                <w:lang w:val="en-US"/>
+              </w:rPr>
+              <w:t>AVG(</w:t>
+            </w:r>
+            <w:proofErr w:type="spellStart"/>
+            <w:proofErr w:type="gramEnd"/>
             <w:r>
               <w:rPr>
                 <w:rFonts w:ascii="Times New Roman" w:hAnsi="Times New Roman" w:cs="Times New Roman"/>
@@ -17753,9 +18764,18 @@
                 <w:rFonts w:ascii="Times New Roman" w:hAnsi="Times New Roman" w:cs="Times New Roman"/>
                 <w:lang w:val="en-US"/>
               </w:rPr>
-              <w:t xml:space="preserve">    AVG(</w:t>
-            </w:r>
-            <w:proofErr w:type="spellStart"/>
+              <w:t xml:space="preserve">    </w:t>
+            </w:r>
+            <w:proofErr w:type="gramStart"/>
+            <w:r>
+              <w:rPr>
+                <w:rFonts w:ascii="Times New Roman" w:hAnsi="Times New Roman" w:cs="Times New Roman"/>
+                <w:lang w:val="en-US"/>
+              </w:rPr>
+              <w:t>AVG(</w:t>
+            </w:r>
+            <w:proofErr w:type="spellStart"/>
+            <w:proofErr w:type="gramEnd"/>
             <w:r>
               <w:rPr>
                 <w:rFonts w:ascii="Times New Roman" w:hAnsi="Times New Roman" w:cs="Times New Roman"/>
@@ -17800,9 +18820,18 @@
                 <w:rFonts w:ascii="Times New Roman" w:hAnsi="Times New Roman" w:cs="Times New Roman"/>
                 <w:lang w:val="en-US"/>
               </w:rPr>
-              <w:t xml:space="preserve">    AVG(</w:t>
-            </w:r>
-            <w:proofErr w:type="spellStart"/>
+              <w:t xml:space="preserve">    </w:t>
+            </w:r>
+            <w:proofErr w:type="gramStart"/>
+            <w:r>
+              <w:rPr>
+                <w:rFonts w:ascii="Times New Roman" w:hAnsi="Times New Roman" w:cs="Times New Roman"/>
+                <w:lang w:val="en-US"/>
+              </w:rPr>
+              <w:t>AVG(</w:t>
+            </w:r>
+            <w:proofErr w:type="spellStart"/>
+            <w:proofErr w:type="gramEnd"/>
             <w:r>
               <w:rPr>
                 <w:rFonts w:ascii="Times New Roman" w:hAnsi="Times New Roman" w:cs="Times New Roman"/>
@@ -17847,9 +18876,18 @@
                 <w:rFonts w:ascii="Times New Roman" w:hAnsi="Times New Roman" w:cs="Times New Roman"/>
                 <w:lang w:val="en-US"/>
               </w:rPr>
-              <w:t xml:space="preserve">    AVG(</w:t>
-            </w:r>
-            <w:proofErr w:type="spellStart"/>
+              <w:t xml:space="preserve">    </w:t>
+            </w:r>
+            <w:proofErr w:type="gramStart"/>
+            <w:r>
+              <w:rPr>
+                <w:rFonts w:ascii="Times New Roman" w:hAnsi="Times New Roman" w:cs="Times New Roman"/>
+                <w:lang w:val="en-US"/>
+              </w:rPr>
+              <w:t>AVG(</w:t>
+            </w:r>
+            <w:proofErr w:type="spellStart"/>
+            <w:proofErr w:type="gramEnd"/>
             <w:r>
               <w:rPr>
                 <w:rFonts w:ascii="Times New Roman" w:hAnsi="Times New Roman" w:cs="Times New Roman"/>
@@ -17894,9 +18932,18 @@
                 <w:rFonts w:ascii="Times New Roman" w:hAnsi="Times New Roman" w:cs="Times New Roman"/>
                 <w:lang w:val="en-US"/>
               </w:rPr>
-              <w:t xml:space="preserve">    AVG(</w:t>
-            </w:r>
-            <w:proofErr w:type="spellStart"/>
+              <w:t xml:space="preserve">    </w:t>
+            </w:r>
+            <w:proofErr w:type="gramStart"/>
+            <w:r>
+              <w:rPr>
+                <w:rFonts w:ascii="Times New Roman" w:hAnsi="Times New Roman" w:cs="Times New Roman"/>
+                <w:lang w:val="en-US"/>
+              </w:rPr>
+              <w:t>AVG(</w:t>
+            </w:r>
+            <w:proofErr w:type="spellStart"/>
+            <w:proofErr w:type="gramEnd"/>
             <w:r>
               <w:rPr>
                 <w:rFonts w:ascii="Times New Roman" w:hAnsi="Times New Roman" w:cs="Times New Roman"/>
@@ -17941,7 +18988,23 @@
                 <w:rFonts w:ascii="Times New Roman" w:hAnsi="Times New Roman" w:cs="Times New Roman"/>
                 <w:lang w:val="en-US"/>
               </w:rPr>
-              <w:t xml:space="preserve">    COUNT(*) as </w:t>
+              <w:t xml:space="preserve">    </w:t>
+            </w:r>
+            <w:proofErr w:type="gramStart"/>
+            <w:r>
+              <w:rPr>
+                <w:rFonts w:ascii="Times New Roman" w:hAnsi="Times New Roman" w:cs="Times New Roman"/>
+                <w:lang w:val="en-US"/>
+              </w:rPr>
+              <w:t>COUNT(</w:t>
+            </w:r>
+            <w:proofErr w:type="gramEnd"/>
+            <w:r>
+              <w:rPr>
+                <w:rFonts w:ascii="Times New Roman" w:hAnsi="Times New Roman" w:cs="Times New Roman"/>
+                <w:lang w:val="en-US"/>
+              </w:rPr>
+              <w:t xml:space="preserve">*) as </w:t>
             </w:r>
             <w:proofErr w:type="spellStart"/>
             <w:r>
@@ -18005,15 +19068,31 @@
                 <w:rFonts w:ascii="Times New Roman" w:hAnsi="Times New Roman" w:cs="Times New Roman"/>
                 <w:lang w:val="en-US"/>
               </w:rPr>
-              <w:t xml:space="preserve"> = :</w:t>
-            </w:r>
-            <w:proofErr w:type="spellStart"/>
-            <w:r>
-              <w:rPr>
-                <w:rFonts w:ascii="Times New Roman" w:hAnsi="Times New Roman" w:cs="Times New Roman"/>
-                <w:lang w:val="en-US"/>
-              </w:rPr>
-              <w:t>chat_id</w:t>
+              <w:t xml:space="preserve"> </w:t>
+            </w:r>
+            <w:proofErr w:type="gramStart"/>
+            <w:r>
+              <w:rPr>
+                <w:rFonts w:ascii="Times New Roman" w:hAnsi="Times New Roman" w:cs="Times New Roman"/>
+                <w:lang w:val="en-US"/>
+              </w:rPr>
+              <w:t>= :</w:t>
+            </w:r>
+            <w:proofErr w:type="spellStart"/>
+            <w:r>
+              <w:rPr>
+                <w:rFonts w:ascii="Times New Roman" w:hAnsi="Times New Roman" w:cs="Times New Roman"/>
+                <w:lang w:val="en-US"/>
+              </w:rPr>
+              <w:t>chat</w:t>
+            </w:r>
+            <w:proofErr w:type="gramEnd"/>
+            <w:r>
+              <w:rPr>
+                <w:rFonts w:ascii="Times New Roman" w:hAnsi="Times New Roman" w:cs="Times New Roman"/>
+                <w:lang w:val="en-US"/>
+              </w:rPr>
+              <w:t>_id</w:t>
             </w:r>
             <w:proofErr w:type="spellEnd"/>
             <w:r>
@@ -18207,9 +19286,18 @@
                 <w:rFonts w:ascii="Times New Roman" w:hAnsi="Times New Roman" w:cs="Times New Roman"/>
                 <w:lang w:val="en-US"/>
               </w:rPr>
-              <w:t>SELECT AVG(</w:t>
-            </w:r>
-            <w:proofErr w:type="spellStart"/>
+              <w:t xml:space="preserve">SELECT </w:t>
+            </w:r>
+            <w:proofErr w:type="gramStart"/>
+            <w:r>
+              <w:rPr>
+                <w:rFonts w:ascii="Times New Roman" w:hAnsi="Times New Roman" w:cs="Times New Roman"/>
+                <w:lang w:val="en-US"/>
+              </w:rPr>
+              <w:t>AVG(</w:t>
+            </w:r>
+            <w:proofErr w:type="spellStart"/>
+            <w:proofErr w:type="gramEnd"/>
             <w:r>
               <w:rPr>
                 <w:rFonts w:ascii="Times New Roman" w:hAnsi="Times New Roman" w:cs="Times New Roman"/>
@@ -18288,7 +19376,250 @@
                 <w:rFonts w:ascii="Times New Roman" w:hAnsi="Times New Roman" w:cs="Times New Roman"/>
                 <w:lang w:val="en-US"/>
               </w:rPr>
-              <w:t xml:space="preserve"> = :</w:t>
+              <w:t xml:space="preserve"> </w:t>
+            </w:r>
+            <w:proofErr w:type="gramStart"/>
+            <w:r>
+              <w:rPr>
+                <w:rFonts w:ascii="Times New Roman" w:hAnsi="Times New Roman" w:cs="Times New Roman"/>
+                <w:lang w:val="en-US"/>
+              </w:rPr>
+              <w:t>= :</w:t>
+            </w:r>
+            <w:proofErr w:type="spellStart"/>
+            <w:r>
+              <w:rPr>
+                <w:rFonts w:ascii="Times New Roman" w:hAnsi="Times New Roman" w:cs="Times New Roman"/>
+                <w:lang w:val="en-US"/>
+              </w:rPr>
+              <w:t>chat</w:t>
+            </w:r>
+            <w:proofErr w:type="gramEnd"/>
+            <w:r>
+              <w:rPr>
+                <w:rFonts w:ascii="Times New Roman" w:hAnsi="Times New Roman" w:cs="Times New Roman"/>
+                <w:lang w:val="en-US"/>
+              </w:rPr>
+              <w:t>_id</w:t>
+            </w:r>
+            <w:proofErr w:type="spellEnd"/>
+          </w:p>
+          <w:p>
+            <w:pPr>
+              <w:rPr>
+                <w:rFonts w:ascii="Times New Roman" w:hAnsi="Times New Roman" w:cs="Times New Roman"/>
+                <w:lang w:val="en-US"/>
+              </w:rPr>
+            </w:pPr>
+            <w:r>
+              <w:rPr>
+                <w:rFonts w:ascii="Times New Roman" w:hAnsi="Times New Roman" w:cs="Times New Roman"/>
+                <w:lang w:val="en-US"/>
+              </w:rPr>
+              <w:t xml:space="preserve">  AND </w:t>
+            </w:r>
+            <w:proofErr w:type="spellStart"/>
+            <w:r>
+              <w:rPr>
+                <w:rFonts w:ascii="Times New Roman" w:hAnsi="Times New Roman" w:cs="Times New Roman"/>
+                <w:lang w:val="en-US"/>
+              </w:rPr>
+              <w:t>period_date</w:t>
+            </w:r>
+            <w:proofErr w:type="spellEnd"/>
+            <w:r>
+              <w:rPr>
+                <w:rFonts w:ascii="Times New Roman" w:hAnsi="Times New Roman" w:cs="Times New Roman"/>
+                <w:lang w:val="en-US"/>
+              </w:rPr>
+              <w:t xml:space="preserve"> &gt;= CURRENT_DATE - INTERVAL '7 days'</w:t>
+            </w:r>
+          </w:p>
+          <w:p>
+            <w:pPr>
+              <w:rPr>
+                <w:rFonts w:ascii="Times New Roman" w:hAnsi="Times New Roman" w:cs="Times New Roman"/>
+                <w:lang w:val="en-US"/>
+              </w:rPr>
+            </w:pPr>
+            <w:r>
+              <w:rPr>
+                <w:rFonts w:ascii="Times New Roman" w:hAnsi="Times New Roman" w:cs="Times New Roman"/>
+                <w:lang w:val="en-US"/>
+              </w:rPr>
+              <w:t xml:space="preserve">  AND </w:t>
+            </w:r>
+            <w:proofErr w:type="spellStart"/>
+            <w:r>
+              <w:rPr>
+                <w:rFonts w:ascii="Times New Roman" w:hAnsi="Times New Roman" w:cs="Times New Roman"/>
+                <w:lang w:val="en-US"/>
+              </w:rPr>
+              <w:t>period_date</w:t>
+            </w:r>
+            <w:proofErr w:type="spellEnd"/>
+            <w:r>
+              <w:rPr>
+                <w:rFonts w:ascii="Times New Roman" w:hAnsi="Times New Roman" w:cs="Times New Roman"/>
+                <w:lang w:val="en-US"/>
+              </w:rPr>
+              <w:t xml:space="preserve"> &lt;= CURRENT_DATE;</w:t>
+            </w:r>
+          </w:p>
+          <w:p>
+            <w:pPr>
+              <w:rPr>
+                <w:rFonts w:ascii="Times New Roman" w:hAnsi="Times New Roman" w:cs="Times New Roman"/>
+                <w:lang w:val="en-US"/>
+              </w:rPr>
+            </w:pPr>
+          </w:p>
+          <w:p>
+            <w:pPr>
+              <w:rPr>
+                <w:rFonts w:ascii="Times New Roman" w:hAnsi="Times New Roman" w:cs="Times New Roman"/>
+                <w:lang w:val="en-US"/>
+              </w:rPr>
+            </w:pPr>
+            <w:r>
+              <w:rPr>
+                <w:rFonts w:ascii="Times New Roman" w:hAnsi="Times New Roman" w:cs="Times New Roman"/>
+                <w:lang w:val="en-US"/>
+              </w:rPr>
+              <w:t xml:space="preserve">-- </w:t>
+            </w:r>
+            <w:r>
+              <w:rPr>
+                <w:rFonts w:ascii="Times New Roman" w:hAnsi="Times New Roman" w:cs="Times New Roman"/>
+              </w:rPr>
+              <w:t>Среднее</w:t>
+            </w:r>
+            <w:r>
+              <w:rPr>
+                <w:rFonts w:ascii="Times New Roman" w:hAnsi="Times New Roman" w:cs="Times New Roman"/>
+                <w:lang w:val="en-US"/>
+              </w:rPr>
+              <w:t xml:space="preserve"> </w:t>
+            </w:r>
+            <w:r>
+              <w:rPr>
+                <w:rFonts w:ascii="Times New Roman" w:hAnsi="Times New Roman" w:cs="Times New Roman"/>
+              </w:rPr>
+              <w:t>за</w:t>
+            </w:r>
+            <w:r>
+              <w:rPr>
+                <w:rFonts w:ascii="Times New Roman" w:hAnsi="Times New Roman" w:cs="Times New Roman"/>
+                <w:lang w:val="en-US"/>
+              </w:rPr>
+              <w:t xml:space="preserve"> </w:t>
+            </w:r>
+            <w:r>
+              <w:rPr>
+                <w:rFonts w:ascii="Times New Roman" w:hAnsi="Times New Roman" w:cs="Times New Roman"/>
+              </w:rPr>
+              <w:t>предыдущие</w:t>
+            </w:r>
+            <w:r>
+              <w:rPr>
+                <w:rFonts w:ascii="Times New Roman" w:hAnsi="Times New Roman" w:cs="Times New Roman"/>
+                <w:lang w:val="en-US"/>
+              </w:rPr>
+              <w:t xml:space="preserve"> 7 </w:t>
+            </w:r>
+            <w:r>
+              <w:rPr>
+                <w:rFonts w:ascii="Times New Roman" w:hAnsi="Times New Roman" w:cs="Times New Roman"/>
+              </w:rPr>
+              <w:t>дней</w:t>
+            </w:r>
+          </w:p>
+          <w:p>
+            <w:pPr>
+              <w:rPr>
+                <w:rFonts w:ascii="Times New Roman" w:hAnsi="Times New Roman" w:cs="Times New Roman"/>
+                <w:lang w:val="en-US"/>
+              </w:rPr>
+            </w:pPr>
+            <w:r>
+              <w:rPr>
+                <w:rFonts w:ascii="Times New Roman" w:hAnsi="Times New Roman" w:cs="Times New Roman"/>
+                <w:lang w:val="en-US"/>
+              </w:rPr>
+              <w:t xml:space="preserve">SELECT </w:t>
+            </w:r>
+            <w:proofErr w:type="gramStart"/>
+            <w:r>
+              <w:rPr>
+                <w:rFonts w:ascii="Times New Roman" w:hAnsi="Times New Roman" w:cs="Times New Roman"/>
+                <w:lang w:val="en-US"/>
+              </w:rPr>
+              <w:t>AVG(</w:t>
+            </w:r>
+            <w:proofErr w:type="spellStart"/>
+            <w:proofErr w:type="gramEnd"/>
+            <w:r>
+              <w:rPr>
+                <w:rFonts w:ascii="Times New Roman" w:hAnsi="Times New Roman" w:cs="Times New Roman"/>
+                <w:lang w:val="en-US"/>
+              </w:rPr>
+              <w:t>burnout_score</w:t>
+            </w:r>
+            <w:proofErr w:type="spellEnd"/>
+            <w:r>
+              <w:rPr>
+                <w:rFonts w:ascii="Times New Roman" w:hAnsi="Times New Roman" w:cs="Times New Roman"/>
+                <w:lang w:val="en-US"/>
+              </w:rPr>
+              <w:t xml:space="preserve">) as </w:t>
+            </w:r>
+            <w:proofErr w:type="spellStart"/>
+            <w:r>
+              <w:rPr>
+                <w:rFonts w:ascii="Times New Roman" w:hAnsi="Times New Roman" w:cs="Times New Roman"/>
+                <w:lang w:val="en-US"/>
+              </w:rPr>
+              <w:t>previous_avg</w:t>
+            </w:r>
+            <w:proofErr w:type="spellEnd"/>
+          </w:p>
+          <w:p>
+            <w:pPr>
+              <w:rPr>
+                <w:rFonts w:ascii="Times New Roman" w:hAnsi="Times New Roman" w:cs="Times New Roman"/>
+                <w:lang w:val="en-US"/>
+              </w:rPr>
+            </w:pPr>
+            <w:r>
+              <w:rPr>
+                <w:rFonts w:ascii="Times New Roman" w:hAnsi="Times New Roman" w:cs="Times New Roman"/>
+                <w:lang w:val="en-US"/>
+              </w:rPr>
+              <w:t xml:space="preserve">FROM </w:t>
+            </w:r>
+            <w:proofErr w:type="spellStart"/>
+            <w:r>
+              <w:rPr>
+                <w:rFonts w:ascii="Times New Roman" w:hAnsi="Times New Roman" w:cs="Times New Roman"/>
+                <w:lang w:val="en-US"/>
+              </w:rPr>
+              <w:t>burnout_assessments</w:t>
+            </w:r>
+            <w:proofErr w:type="spellEnd"/>
+          </w:p>
+          <w:p>
+            <w:pPr>
+              <w:rPr>
+                <w:rFonts w:ascii="Times New Roman" w:hAnsi="Times New Roman" w:cs="Times New Roman"/>
+                <w:lang w:val="en-US"/>
+              </w:rPr>
+            </w:pPr>
+            <w:r>
+              <w:rPr>
+                <w:rFonts w:ascii="Times New Roman" w:hAnsi="Times New Roman" w:cs="Times New Roman"/>
+                <w:lang w:val="en-US"/>
+              </w:rPr>
+              <w:t xml:space="preserve">WHERE </w:t>
             </w:r>
             <w:proofErr w:type="spellStart"/>
             <w:r>
@@ -18299,97 +19630,6 @@
               <w:t>chat_id</w:t>
             </w:r>
             <w:proofErr w:type="spellEnd"/>
-          </w:p>
-          <w:p>
-            <w:pPr>
-              <w:rPr>
-                <w:rFonts w:ascii="Times New Roman" w:hAnsi="Times New Roman" w:cs="Times New Roman"/>
-                <w:lang w:val="en-US"/>
-              </w:rPr>
-            </w:pPr>
-            <w:r>
-              <w:rPr>
-                <w:rFonts w:ascii="Times New Roman" w:hAnsi="Times New Roman" w:cs="Times New Roman"/>
-                <w:lang w:val="en-US"/>
-              </w:rPr>
-              <w:t xml:space="preserve">  AND </w:t>
-            </w:r>
-            <w:proofErr w:type="spellStart"/>
-            <w:r>
-              <w:rPr>
-                <w:rFonts w:ascii="Times New Roman" w:hAnsi="Times New Roman" w:cs="Times New Roman"/>
-                <w:lang w:val="en-US"/>
-              </w:rPr>
-              <w:t>period_date</w:t>
-            </w:r>
-            <w:proofErr w:type="spellEnd"/>
-            <w:r>
-              <w:rPr>
-                <w:rFonts w:ascii="Times New Roman" w:hAnsi="Times New Roman" w:cs="Times New Roman"/>
-                <w:lang w:val="en-US"/>
-              </w:rPr>
-              <w:t xml:space="preserve"> &gt;= CURRENT_DATE - INTERVAL '7 days'</w:t>
-            </w:r>
-          </w:p>
-          <w:p>
-            <w:pPr>
-              <w:rPr>
-                <w:rFonts w:ascii="Times New Roman" w:hAnsi="Times New Roman" w:cs="Times New Roman"/>
-                <w:lang w:val="en-US"/>
-              </w:rPr>
-            </w:pPr>
-            <w:r>
-              <w:rPr>
-                <w:rFonts w:ascii="Times New Roman" w:hAnsi="Times New Roman" w:cs="Times New Roman"/>
-                <w:lang w:val="en-US"/>
-              </w:rPr>
-              <w:t xml:space="preserve">  AND </w:t>
-            </w:r>
-            <w:proofErr w:type="spellStart"/>
-            <w:r>
-              <w:rPr>
-                <w:rFonts w:ascii="Times New Roman" w:hAnsi="Times New Roman" w:cs="Times New Roman"/>
-                <w:lang w:val="en-US"/>
-              </w:rPr>
-              <w:t>period_date</w:t>
-            </w:r>
-            <w:proofErr w:type="spellEnd"/>
-            <w:r>
-              <w:rPr>
-                <w:rFonts w:ascii="Times New Roman" w:hAnsi="Times New Roman" w:cs="Times New Roman"/>
-                <w:lang w:val="en-US"/>
-              </w:rPr>
-              <w:t xml:space="preserve"> &lt;= CURRENT_DATE;</w:t>
-            </w:r>
-          </w:p>
-          <w:p>
-            <w:pPr>
-              <w:rPr>
-                <w:rFonts w:ascii="Times New Roman" w:hAnsi="Times New Roman" w:cs="Times New Roman"/>
-                <w:lang w:val="en-US"/>
-              </w:rPr>
-            </w:pPr>
-          </w:p>
-          <w:p>
-            <w:pPr>
-              <w:rPr>
-                <w:rFonts w:ascii="Times New Roman" w:hAnsi="Times New Roman" w:cs="Times New Roman"/>
-                <w:lang w:val="en-US"/>
-              </w:rPr>
-            </w:pPr>
-            <w:r>
-              <w:rPr>
-                <w:rFonts w:ascii="Times New Roman" w:hAnsi="Times New Roman" w:cs="Times New Roman"/>
-                <w:lang w:val="en-US"/>
-              </w:rPr>
-              <w:t xml:space="preserve">-- </w:t>
-            </w:r>
-            <w:r>
-              <w:rPr>
-                <w:rFonts w:ascii="Times New Roman" w:hAnsi="Times New Roman" w:cs="Times New Roman"/>
-              </w:rPr>
-              <w:t>Среднее</w:t>
-            </w:r>
             <w:r>
               <w:rPr>
                 <w:rFonts w:ascii="Times New Roman" w:hAnsi="Times New Roman" w:cs="Times New Roman"/>
@@ -18397,140 +19637,29 @@
               </w:rPr>
               <w:t xml:space="preserve"> </w:t>
             </w:r>
-            <w:r>
-              <w:rPr>
-                <w:rFonts w:ascii="Times New Roman" w:hAnsi="Times New Roman" w:cs="Times New Roman"/>
-              </w:rPr>
-              <w:t>за</w:t>
-            </w:r>
-            <w:r>
-              <w:rPr>
-                <w:rFonts w:ascii="Times New Roman" w:hAnsi="Times New Roman" w:cs="Times New Roman"/>
-                <w:lang w:val="en-US"/>
-              </w:rPr>
-              <w:t xml:space="preserve"> </w:t>
-            </w:r>
-            <w:r>
-              <w:rPr>
-                <w:rFonts w:ascii="Times New Roman" w:hAnsi="Times New Roman" w:cs="Times New Roman"/>
-              </w:rPr>
-              <w:t>предыдущие</w:t>
-            </w:r>
-            <w:r>
-              <w:rPr>
-                <w:rFonts w:ascii="Times New Roman" w:hAnsi="Times New Roman" w:cs="Times New Roman"/>
-                <w:lang w:val="en-US"/>
-              </w:rPr>
-              <w:t xml:space="preserve"> 7 </w:t>
-            </w:r>
-            <w:r>
-              <w:rPr>
-                <w:rFonts w:ascii="Times New Roman" w:hAnsi="Times New Roman" w:cs="Times New Roman"/>
-              </w:rPr>
-              <w:t>дней</w:t>
-            </w:r>
-          </w:p>
-          <w:p>
-            <w:pPr>
-              <w:rPr>
-                <w:rFonts w:ascii="Times New Roman" w:hAnsi="Times New Roman" w:cs="Times New Roman"/>
-                <w:lang w:val="en-US"/>
-              </w:rPr>
-            </w:pPr>
-            <w:r>
-              <w:rPr>
-                <w:rFonts w:ascii="Times New Roman" w:hAnsi="Times New Roman" w:cs="Times New Roman"/>
-                <w:lang w:val="en-US"/>
-              </w:rPr>
-              <w:t>SELECT AVG(</w:t>
-            </w:r>
-            <w:proofErr w:type="spellStart"/>
-            <w:r>
-              <w:rPr>
-                <w:rFonts w:ascii="Times New Roman" w:hAnsi="Times New Roman" w:cs="Times New Roman"/>
-                <w:lang w:val="en-US"/>
-              </w:rPr>
-              <w:t>burnout_score</w:t>
-            </w:r>
-            <w:proofErr w:type="spellEnd"/>
-            <w:r>
-              <w:rPr>
-                <w:rFonts w:ascii="Times New Roman" w:hAnsi="Times New Roman" w:cs="Times New Roman"/>
-                <w:lang w:val="en-US"/>
-              </w:rPr>
-              <w:t xml:space="preserve">) as </w:t>
-            </w:r>
-            <w:proofErr w:type="spellStart"/>
-            <w:r>
-              <w:rPr>
-                <w:rFonts w:ascii="Times New Roman" w:hAnsi="Times New Roman" w:cs="Times New Roman"/>
-                <w:lang w:val="en-US"/>
-              </w:rPr>
-              <w:t>previous_avg</w:t>
-            </w:r>
-            <w:proofErr w:type="spellEnd"/>
-          </w:p>
-          <w:p>
-            <w:pPr>
-              <w:rPr>
-                <w:rFonts w:ascii="Times New Roman" w:hAnsi="Times New Roman" w:cs="Times New Roman"/>
-                <w:lang w:val="en-US"/>
-              </w:rPr>
-            </w:pPr>
-            <w:r>
-              <w:rPr>
-                <w:rFonts w:ascii="Times New Roman" w:hAnsi="Times New Roman" w:cs="Times New Roman"/>
-                <w:lang w:val="en-US"/>
-              </w:rPr>
-              <w:t xml:space="preserve">FROM </w:t>
-            </w:r>
-            <w:proofErr w:type="spellStart"/>
-            <w:r>
-              <w:rPr>
-                <w:rFonts w:ascii="Times New Roman" w:hAnsi="Times New Roman" w:cs="Times New Roman"/>
-                <w:lang w:val="en-US"/>
-              </w:rPr>
-              <w:t>burnout_assessments</w:t>
-            </w:r>
-            <w:proofErr w:type="spellEnd"/>
-          </w:p>
-          <w:p>
-            <w:pPr>
-              <w:rPr>
-                <w:rFonts w:ascii="Times New Roman" w:hAnsi="Times New Roman" w:cs="Times New Roman"/>
-                <w:lang w:val="en-US"/>
-              </w:rPr>
-            </w:pPr>
-            <w:r>
-              <w:rPr>
-                <w:rFonts w:ascii="Times New Roman" w:hAnsi="Times New Roman" w:cs="Times New Roman"/>
-                <w:lang w:val="en-US"/>
-              </w:rPr>
-              <w:t xml:space="preserve">WHERE </w:t>
-            </w:r>
-            <w:proofErr w:type="spellStart"/>
-            <w:r>
-              <w:rPr>
-                <w:rFonts w:ascii="Times New Roman" w:hAnsi="Times New Roman" w:cs="Times New Roman"/>
-                <w:lang w:val="en-US"/>
-              </w:rPr>
-              <w:t>chat_id</w:t>
-            </w:r>
-            <w:proofErr w:type="spellEnd"/>
-            <w:r>
-              <w:rPr>
-                <w:rFonts w:ascii="Times New Roman" w:hAnsi="Times New Roman" w:cs="Times New Roman"/>
-                <w:lang w:val="en-US"/>
-              </w:rPr>
-              <w:t xml:space="preserve"> = :</w:t>
-            </w:r>
-            <w:proofErr w:type="spellStart"/>
-            <w:r>
-              <w:rPr>
-                <w:rFonts w:ascii="Times New Roman" w:hAnsi="Times New Roman" w:cs="Times New Roman"/>
-                <w:lang w:val="en-US"/>
-              </w:rPr>
-              <w:t>chat_id</w:t>
+            <w:proofErr w:type="gramStart"/>
+            <w:r>
+              <w:rPr>
+                <w:rFonts w:ascii="Times New Roman" w:hAnsi="Times New Roman" w:cs="Times New Roman"/>
+                <w:lang w:val="en-US"/>
+              </w:rPr>
+              <w:t>= :</w:t>
+            </w:r>
+            <w:proofErr w:type="spellStart"/>
+            <w:r>
+              <w:rPr>
+                <w:rFonts w:ascii="Times New Roman" w:hAnsi="Times New Roman" w:cs="Times New Roman"/>
+                <w:lang w:val="en-US"/>
+              </w:rPr>
+              <w:t>chat</w:t>
+            </w:r>
+            <w:proofErr w:type="gramEnd"/>
+            <w:r>
+              <w:rPr>
+                <w:rFonts w:ascii="Times New Roman" w:hAnsi="Times New Roman" w:cs="Times New Roman"/>
+                <w:lang w:val="en-US"/>
+              </w:rPr>
+              <w:t>_id</w:t>
             </w:r>
             <w:proofErr w:type="spellEnd"/>
           </w:p>
@@ -18653,6 +19782,7 @@
             <w:pPr>
               <w:rPr>
                 <w:rFonts w:ascii="Times New Roman" w:hAnsi="Times New Roman" w:cs="Times New Roman"/>
+                <w:lang w:val="en-US"/>
               </w:rPr>
             </w:pPr>
             <w:proofErr w:type="spellStart"/>
@@ -18761,7 +19891,15 @@
           <w:rFonts w:ascii="Times New Roman" w:hAnsi="Times New Roman" w:cs="Times New Roman"/>
           <w:lang w:val="en-US"/>
         </w:rPr>
-        <w:t>change_percent</w:t>
+        <w:t>change_</w:t>
+      </w:r>
+      <w:proofErr w:type="gramStart"/>
+      <w:r>
+        <w:rPr>
+          <w:rFonts w:ascii="Times New Roman" w:hAnsi="Times New Roman" w:cs="Times New Roman"/>
+          <w:lang w:val="en-US"/>
+        </w:rPr>
+        <w:t>percent</w:t>
       </w:r>
       <w:proofErr w:type="spellEnd"/>
       <w:r>
@@ -18769,7 +19907,15 @@
           <w:rFonts w:ascii="Times New Roman" w:hAnsi="Times New Roman" w:cs="Times New Roman"/>
           <w:lang w:val="en-US"/>
         </w:rPr>
-        <w:t xml:space="preserve"> &gt; 10%</w:t>
+        <w:t xml:space="preserve"> &gt;</w:t>
+      </w:r>
+      <w:proofErr w:type="gramEnd"/>
+      <w:r>
+        <w:rPr>
+          <w:rFonts w:ascii="Times New Roman" w:hAnsi="Times New Roman" w:cs="Times New Roman"/>
+          <w:lang w:val="en-US"/>
+        </w:rPr>
+        <w:t xml:space="preserve"> 10%</w:t>
       </w:r>
       <w:r>
         <w:rPr>
@@ -18921,27 +20067,7 @@
           <w:sz w:val="28"/>
           <w:szCs w:val="28"/>
         </w:rPr>
-        <w:t xml:space="preserve">ГЛАВА </w:t>
-      </w:r>
-      <w:r>
-        <w:rPr>
-          <w:rFonts w:ascii="Times New Roman" w:hAnsi="Times New Roman" w:cs="Times New Roman"/>
-          <w:b/>
-          <w:bCs/>
-          <w:sz w:val="28"/>
-          <w:szCs w:val="28"/>
-        </w:rPr>
-        <w:t>4</w:t>
-      </w:r>
-      <w:r>
-        <w:rPr>
-          <w:rFonts w:ascii="Times New Roman" w:hAnsi="Times New Roman" w:cs="Times New Roman"/>
-          <w:b/>
-          <w:bCs/>
-          <w:sz w:val="28"/>
-          <w:szCs w:val="28"/>
-        </w:rPr>
-        <w:t>. РАЗВЁРТЫВАНИЕ СИСТЕМЫ</w:t>
+        <w:t>ГЛАВА 4. РАЗВЁРТЫВАНИЕ СИСТЕМЫ</w:t>
       </w:r>
     </w:p>
     <w:p>
@@ -19519,6 +20645,7 @@
       <w:pPr>
         <w:rPr>
           <w:rFonts w:ascii="Times New Roman" w:hAnsi="Times New Roman" w:cs="Times New Roman"/>
+          <w:lang w:val="en-US"/>
         </w:rPr>
       </w:pPr>
     </w:p>
@@ -19627,7 +20754,14 @@
         <w:rPr>
           <w:rFonts w:ascii="Times New Roman" w:hAnsi="Times New Roman" w:cs="Times New Roman"/>
         </w:rPr>
-        <w:t>Создать файл .</w:t>
+        <w:t xml:space="preserve">Создать </w:t>
+      </w:r>
+      <w:proofErr w:type="gramStart"/>
+      <w:r>
+        <w:rPr>
+          <w:rFonts w:ascii="Times New Roman" w:hAnsi="Times New Roman" w:cs="Times New Roman"/>
+        </w:rPr>
+        <w:t>файл .</w:t>
       </w:r>
       <w:proofErr w:type="spellStart"/>
       <w:r>
@@ -19637,6 +20771,7 @@
         <w:t>env</w:t>
       </w:r>
       <w:proofErr w:type="spellEnd"/>
+      <w:proofErr w:type="gramEnd"/>
       <w:r>
         <w:rPr>
           <w:rFonts w:ascii="Times New Roman" w:hAnsi="Times New Roman" w:cs="Times New Roman"/>
@@ -19664,6 +20799,7 @@
         <w:t>Конфигурация развёртывания описывается в файле `</w:t>
       </w:r>
       <w:proofErr w:type="spellStart"/>
+      <w:proofErr w:type="gramStart"/>
       <w:r>
         <w:rPr>
           <w:rFonts w:ascii="Times New Roman" w:hAnsi="Times New Roman" w:cs="Times New Roman"/>
@@ -19671,6 +20807,7 @@
         <w:t>compose.yaml</w:t>
       </w:r>
       <w:proofErr w:type="spellEnd"/>
+      <w:proofErr w:type="gramEnd"/>
       <w:r>
         <w:rPr>
           <w:rFonts w:ascii="Times New Roman" w:hAnsi="Times New Roman" w:cs="Times New Roman"/>
@@ -20028,7 +21165,23 @@
                 <w:rFonts w:ascii="Times New Roman" w:hAnsi="Times New Roman" w:cs="Times New Roman"/>
                 <w:lang w:val="en-US"/>
               </w:rPr>
-              <w:t>      context: ./</w:t>
+              <w:t>      context</w:t>
+            </w:r>
+            <w:proofErr w:type="gramStart"/>
+            <w:r>
+              <w:rPr>
+                <w:rFonts w:ascii="Times New Roman" w:hAnsi="Times New Roman" w:cs="Times New Roman"/>
+                <w:lang w:val="en-US"/>
+              </w:rPr>
+              <w:t>: .</w:t>
+            </w:r>
+            <w:proofErr w:type="gramEnd"/>
+            <w:r>
+              <w:rPr>
+                <w:rFonts w:ascii="Times New Roman" w:hAnsi="Times New Roman" w:cs="Times New Roman"/>
+                <w:lang w:val="en-US"/>
+              </w:rPr>
+              <w:t>/</w:t>
             </w:r>
             <w:proofErr w:type="spellStart"/>
             <w:r>
@@ -20308,7 +21461,23 @@
                 <w:rFonts w:ascii="Times New Roman" w:hAnsi="Times New Roman" w:cs="Times New Roman"/>
                 <w:lang w:val="en-US"/>
               </w:rPr>
-              <w:t>      context: ./telegram-bot</w:t>
+              <w:t>      context</w:t>
+            </w:r>
+            <w:proofErr w:type="gramStart"/>
+            <w:r>
+              <w:rPr>
+                <w:rFonts w:ascii="Times New Roman" w:hAnsi="Times New Roman" w:cs="Times New Roman"/>
+                <w:lang w:val="en-US"/>
+              </w:rPr>
+              <w:t>: .</w:t>
+            </w:r>
+            <w:proofErr w:type="gramEnd"/>
+            <w:r>
+              <w:rPr>
+                <w:rFonts w:ascii="Times New Roman" w:hAnsi="Times New Roman" w:cs="Times New Roman"/>
+                <w:lang w:val="en-US"/>
+              </w:rPr>
+              <w:t>/telegram-bot</w:t>
             </w:r>
           </w:p>
           <w:p>
@@ -20714,44 +21883,16 @@
             <w:pPr>
               <w:rPr>
                 <w:rFonts w:ascii="Times New Roman" w:hAnsi="Times New Roman" w:cs="Times New Roman"/>
-              </w:rPr>
-            </w:pPr>
-            <w:proofErr w:type="spellStart"/>
-            <w:r>
-              <w:rPr>
-                <w:rFonts w:ascii="Times New Roman" w:hAnsi="Times New Roman" w:cs="Times New Roman"/>
-              </w:rPr>
-              <w:t>docker-compose</w:t>
-            </w:r>
-            <w:proofErr w:type="spellEnd"/>
-            <w:r>
-              <w:rPr>
-                <w:rFonts w:ascii="Times New Roman" w:hAnsi="Times New Roman" w:cs="Times New Roman"/>
-              </w:rPr>
-              <w:t xml:space="preserve"> </w:t>
-            </w:r>
-            <w:proofErr w:type="spellStart"/>
-            <w:r>
-              <w:rPr>
-                <w:rFonts w:ascii="Times New Roman" w:hAnsi="Times New Roman" w:cs="Times New Roman"/>
-              </w:rPr>
-              <w:t>up</w:t>
-            </w:r>
-            <w:proofErr w:type="spellEnd"/>
-            <w:r>
-              <w:rPr>
-                <w:rFonts w:ascii="Times New Roman" w:hAnsi="Times New Roman" w:cs="Times New Roman"/>
-              </w:rPr>
-              <w:t xml:space="preserve"> -d --</w:t>
-            </w:r>
-            <w:proofErr w:type="spellStart"/>
-            <w:r>
-              <w:rPr>
-                <w:rFonts w:ascii="Times New Roman" w:hAnsi="Times New Roman" w:cs="Times New Roman"/>
-              </w:rPr>
-              <w:t>build</w:t>
-            </w:r>
-            <w:proofErr w:type="spellEnd"/>
+                <w:lang w:val="en-US"/>
+              </w:rPr>
+            </w:pPr>
+            <w:r>
+              <w:rPr>
+                <w:rFonts w:ascii="Times New Roman" w:hAnsi="Times New Roman" w:cs="Times New Roman"/>
+                <w:lang w:val="en-US"/>
+              </w:rPr>
+              <w:t>docker-compose up -d --build</w:t>
+            </w:r>
           </w:p>
         </w:tc>
       </w:tr>
@@ -20760,6 +21901,7 @@
       <w:pPr>
         <w:rPr>
           <w:rFonts w:ascii="Times New Roman" w:hAnsi="Times New Roman" w:cs="Times New Roman"/>
+          <w:lang w:val="en-US"/>
         </w:rPr>
       </w:pPr>
     </w:p>
@@ -21449,12 +22591,21 @@
               <w:t xml:space="preserve">  "</w:t>
             </w:r>
             <w:proofErr w:type="spellStart"/>
-            <w:r>
-              <w:rPr>
-                <w:rFonts w:ascii="Times New Roman" w:hAnsi="Times New Roman" w:cs="Times New Roman"/>
-                <w:lang w:val="en-US"/>
-              </w:rPr>
-              <w:t>positivity_score</w:t>
+            <w:proofErr w:type="gramStart"/>
+            <w:r>
+              <w:rPr>
+                <w:rFonts w:ascii="Times New Roman" w:hAnsi="Times New Roman" w:cs="Times New Roman"/>
+                <w:lang w:val="en-US"/>
+              </w:rPr>
+              <w:t>positivity</w:t>
+            </w:r>
+            <w:proofErr w:type="gramEnd"/>
+            <w:r>
+              <w:rPr>
+                <w:rFonts w:ascii="Times New Roman" w:hAnsi="Times New Roman" w:cs="Times New Roman"/>
+                <w:lang w:val="en-US"/>
+              </w:rPr>
+              <w:t>_score</w:t>
             </w:r>
             <w:proofErr w:type="spellEnd"/>
             <w:r>
@@ -21480,12 +22631,21 @@
               <w:t xml:space="preserve">  "</w:t>
             </w:r>
             <w:proofErr w:type="spellStart"/>
-            <w:r>
-              <w:rPr>
-                <w:rFonts w:ascii="Times New Roman" w:hAnsi="Times New Roman" w:cs="Times New Roman"/>
-                <w:lang w:val="en-US"/>
-              </w:rPr>
-              <w:t>negativity_score</w:t>
+            <w:proofErr w:type="gramStart"/>
+            <w:r>
+              <w:rPr>
+                <w:rFonts w:ascii="Times New Roman" w:hAnsi="Times New Roman" w:cs="Times New Roman"/>
+                <w:lang w:val="en-US"/>
+              </w:rPr>
+              <w:t>negativity</w:t>
+            </w:r>
+            <w:proofErr w:type="gramEnd"/>
+            <w:r>
+              <w:rPr>
+                <w:rFonts w:ascii="Times New Roman" w:hAnsi="Times New Roman" w:cs="Times New Roman"/>
+                <w:lang w:val="en-US"/>
+              </w:rPr>
+              <w:t>_score</w:t>
             </w:r>
             <w:proofErr w:type="spellEnd"/>
             <w:r>
@@ -21511,12 +22671,21 @@
               <w:t xml:space="preserve">  "</w:t>
             </w:r>
             <w:proofErr w:type="spellStart"/>
-            <w:r>
-              <w:rPr>
-                <w:rFonts w:ascii="Times New Roman" w:hAnsi="Times New Roman" w:cs="Times New Roman"/>
-                <w:lang w:val="en-US"/>
-              </w:rPr>
-              <w:t>neutrality_score</w:t>
+            <w:proofErr w:type="gramStart"/>
+            <w:r>
+              <w:rPr>
+                <w:rFonts w:ascii="Times New Roman" w:hAnsi="Times New Roman" w:cs="Times New Roman"/>
+                <w:lang w:val="en-US"/>
+              </w:rPr>
+              <w:t>neutrality</w:t>
+            </w:r>
+            <w:proofErr w:type="gramEnd"/>
+            <w:r>
+              <w:rPr>
+                <w:rFonts w:ascii="Times New Roman" w:hAnsi="Times New Roman" w:cs="Times New Roman"/>
+                <w:lang w:val="en-US"/>
+              </w:rPr>
+              <w:t>_score</w:t>
             </w:r>
             <w:proofErr w:type="spellEnd"/>
             <w:r>
@@ -21542,12 +22711,21 @@
               <w:t xml:space="preserve">  "</w:t>
             </w:r>
             <w:proofErr w:type="spellStart"/>
-            <w:r>
-              <w:rPr>
-                <w:rFonts w:ascii="Times New Roman" w:hAnsi="Times New Roman" w:cs="Times New Roman"/>
-                <w:lang w:val="en-US"/>
-              </w:rPr>
-              <w:t>cynicism_score</w:t>
+            <w:proofErr w:type="gramStart"/>
+            <w:r>
+              <w:rPr>
+                <w:rFonts w:ascii="Times New Roman" w:hAnsi="Times New Roman" w:cs="Times New Roman"/>
+                <w:lang w:val="en-US"/>
+              </w:rPr>
+              <w:t>cynicism</w:t>
+            </w:r>
+            <w:proofErr w:type="gramEnd"/>
+            <w:r>
+              <w:rPr>
+                <w:rFonts w:ascii="Times New Roman" w:hAnsi="Times New Roman" w:cs="Times New Roman"/>
+                <w:lang w:val="en-US"/>
+              </w:rPr>
+              <w:t>_score</w:t>
             </w:r>
             <w:proofErr w:type="spellEnd"/>
             <w:r>
@@ -21573,12 +22751,21 @@
               <w:t xml:space="preserve">  "</w:t>
             </w:r>
             <w:proofErr w:type="spellStart"/>
-            <w:r>
-              <w:rPr>
-                <w:rFonts w:ascii="Times New Roman" w:hAnsi="Times New Roman" w:cs="Times New Roman"/>
-                <w:lang w:val="en-US"/>
-              </w:rPr>
-              <w:t>apathy_score</w:t>
+            <w:proofErr w:type="gramStart"/>
+            <w:r>
+              <w:rPr>
+                <w:rFonts w:ascii="Times New Roman" w:hAnsi="Times New Roman" w:cs="Times New Roman"/>
+                <w:lang w:val="en-US"/>
+              </w:rPr>
+              <w:t>apathy</w:t>
+            </w:r>
+            <w:proofErr w:type="gramEnd"/>
+            <w:r>
+              <w:rPr>
+                <w:rFonts w:ascii="Times New Roman" w:hAnsi="Times New Roman" w:cs="Times New Roman"/>
+                <w:lang w:val="en-US"/>
+              </w:rPr>
+              <w:t>_score</w:t>
             </w:r>
             <w:proofErr w:type="spellEnd"/>
             <w:r>
@@ -21604,12 +22791,21 @@
               <w:t xml:space="preserve">  "</w:t>
             </w:r>
             <w:proofErr w:type="spellStart"/>
-            <w:r>
-              <w:rPr>
-                <w:rFonts w:ascii="Times New Roman" w:hAnsi="Times New Roman" w:cs="Times New Roman"/>
-                <w:lang w:val="en-US"/>
-              </w:rPr>
-              <w:t>complaint_score</w:t>
+            <w:proofErr w:type="gramStart"/>
+            <w:r>
+              <w:rPr>
+                <w:rFonts w:ascii="Times New Roman" w:hAnsi="Times New Roman" w:cs="Times New Roman"/>
+                <w:lang w:val="en-US"/>
+              </w:rPr>
+              <w:t>complaint</w:t>
+            </w:r>
+            <w:proofErr w:type="gramEnd"/>
+            <w:r>
+              <w:rPr>
+                <w:rFonts w:ascii="Times New Roman" w:hAnsi="Times New Roman" w:cs="Times New Roman"/>
+                <w:lang w:val="en-US"/>
+              </w:rPr>
+              <w:t>_score</w:t>
             </w:r>
             <w:proofErr w:type="spellEnd"/>
             <w:r>
@@ -21635,12 +22831,21 @@
               <w:t xml:space="preserve">  "</w:t>
             </w:r>
             <w:proofErr w:type="spellStart"/>
-            <w:r>
-              <w:rPr>
-                <w:rFonts w:ascii="Times New Roman" w:hAnsi="Times New Roman" w:cs="Times New Roman"/>
-                <w:lang w:val="en-US"/>
-              </w:rPr>
-              <w:t>burnout_score</w:t>
+            <w:proofErr w:type="gramStart"/>
+            <w:r>
+              <w:rPr>
+                <w:rFonts w:ascii="Times New Roman" w:hAnsi="Times New Roman" w:cs="Times New Roman"/>
+                <w:lang w:val="en-US"/>
+              </w:rPr>
+              <w:t>burnout</w:t>
+            </w:r>
+            <w:proofErr w:type="gramEnd"/>
+            <w:r>
+              <w:rPr>
+                <w:rFonts w:ascii="Times New Roman" w:hAnsi="Times New Roman" w:cs="Times New Roman"/>
+                <w:lang w:val="en-US"/>
+              </w:rPr>
+              <w:t>_score</w:t>
             </w:r>
             <w:proofErr w:type="spellEnd"/>
             <w:r>
@@ -21666,12 +22871,21 @@
               <w:t xml:space="preserve">  "</w:t>
             </w:r>
             <w:proofErr w:type="spellStart"/>
-            <w:r>
-              <w:rPr>
-                <w:rFonts w:ascii="Times New Roman" w:hAnsi="Times New Roman" w:cs="Times New Roman"/>
-                <w:lang w:val="en-US"/>
-              </w:rPr>
-              <w:t>burnout_level</w:t>
+            <w:proofErr w:type="gramStart"/>
+            <w:r>
+              <w:rPr>
+                <w:rFonts w:ascii="Times New Roman" w:hAnsi="Times New Roman" w:cs="Times New Roman"/>
+                <w:lang w:val="en-US"/>
+              </w:rPr>
+              <w:t>burnout</w:t>
+            </w:r>
+            <w:proofErr w:type="gramEnd"/>
+            <w:r>
+              <w:rPr>
+                <w:rFonts w:ascii="Times New Roman" w:hAnsi="Times New Roman" w:cs="Times New Roman"/>
+                <w:lang w:val="en-US"/>
+              </w:rPr>
+              <w:t>_level</w:t>
             </w:r>
             <w:proofErr w:type="spellEnd"/>
             <w:r>
@@ -27642,6 +28856,7 @@
   <w:style w:type="character" w:default="1" w:styleId="a0">
     <w:name w:val="Default Paragraph Font"/>
     <w:uiPriority w:val="1"/>
+    <w:semiHidden/>
     <w:unhideWhenUsed/>
   </w:style>
   <w:style w:type="table" w:default="1" w:styleId="a1">

--- a/docs/ВКр магистр/2 часть Описание разработки.docx
+++ b/docs/ВКр магистр/2 часть Описание разработки.docx
@@ -4,7 +4,6 @@
   <w:body>
     <w:p>
       <w:pPr>
-        <w:jc w:val="center"/>
         <w:rPr>
           <w:rFonts w:ascii="Times New Roman" w:hAnsi="Times New Roman" w:cs="Times New Roman"/>
           <w:b/>
@@ -12,12 +11,155 @@
         </w:rPr>
       </w:pPr>
       <w:bookmarkStart w:id="0" w:name="_Toc227017209"/>
-      <w:r>
+    </w:p>
+    <w:p>
+      <w:pPr>
         <w:rPr>
           <w:rFonts w:ascii="Times New Roman" w:hAnsi="Times New Roman" w:cs="Times New Roman"/>
           <w:b/>
           <w:bCs/>
         </w:rPr>
+      </w:pPr>
+      <w:r>
+        <w:rPr>
+          <w:rFonts w:ascii="Times New Roman" w:hAnsi="Times New Roman" w:cs="Times New Roman"/>
+          <w:b/>
+          <w:bCs/>
+        </w:rPr>
+        <w:t xml:space="preserve">1. общая </w:t>
+      </w:r>
+      <w:proofErr w:type="spellStart"/>
+      <w:r>
+        <w:rPr>
+          <w:rFonts w:ascii="Times New Roman" w:hAnsi="Times New Roman" w:cs="Times New Roman"/>
+          <w:b/>
+          <w:bCs/>
+        </w:rPr>
+        <w:t>структуар</w:t>
+      </w:r>
+      <w:proofErr w:type="spellEnd"/>
+    </w:p>
+    <w:p>
+      <w:pPr>
+        <w:rPr>
+          <w:rFonts w:ascii="Times New Roman" w:hAnsi="Times New Roman" w:cs="Times New Roman"/>
+          <w:b/>
+          <w:bCs/>
+        </w:rPr>
+      </w:pPr>
+      <w:r>
+        <w:rPr>
+          <w:rFonts w:ascii="Times New Roman" w:hAnsi="Times New Roman" w:cs="Times New Roman"/>
+          <w:b/>
+          <w:bCs/>
+        </w:rPr>
+        <w:t>2. телега</w:t>
+      </w:r>
+    </w:p>
+    <w:p>
+      <w:pPr>
+        <w:rPr>
+          <w:rFonts w:ascii="Times New Roman" w:hAnsi="Times New Roman" w:cs="Times New Roman"/>
+          <w:b/>
+          <w:bCs/>
+        </w:rPr>
+      </w:pPr>
+      <w:r>
+        <w:rPr>
+          <w:rFonts w:ascii="Times New Roman" w:hAnsi="Times New Roman" w:cs="Times New Roman"/>
+          <w:b/>
+          <w:bCs/>
+        </w:rPr>
+        <w:t>2.1 команда старт</w:t>
+      </w:r>
+    </w:p>
+    <w:p>
+      <w:pPr>
+        <w:rPr>
+          <w:rFonts w:ascii="Times New Roman" w:hAnsi="Times New Roman" w:cs="Times New Roman"/>
+          <w:b/>
+          <w:bCs/>
+        </w:rPr>
+      </w:pPr>
+      <w:r>
+        <w:rPr>
+          <w:rFonts w:ascii="Times New Roman" w:hAnsi="Times New Roman" w:cs="Times New Roman"/>
+          <w:b/>
+          <w:bCs/>
+        </w:rPr>
+        <w:t>2.2 команда хелп</w:t>
+      </w:r>
+    </w:p>
+    <w:p>
+      <w:pPr>
+        <w:rPr>
+          <w:rFonts w:ascii="Times New Roman" w:hAnsi="Times New Roman" w:cs="Times New Roman"/>
+          <w:b/>
+          <w:bCs/>
+        </w:rPr>
+      </w:pPr>
+      <w:r>
+        <w:rPr>
+          <w:rFonts w:ascii="Times New Roman" w:hAnsi="Times New Roman" w:cs="Times New Roman"/>
+          <w:b/>
+          <w:bCs/>
+        </w:rPr>
+        <w:t>2.3 команда</w:t>
+      </w:r>
+    </w:p>
+    <w:p>
+      <w:pPr>
+        <w:rPr>
+          <w:rFonts w:ascii="Times New Roman" w:hAnsi="Times New Roman" w:cs="Times New Roman"/>
+          <w:b/>
+          <w:bCs/>
+        </w:rPr>
+      </w:pPr>
+    </w:p>
+    <w:p>
+      <w:pPr>
+        <w:rPr>
+          <w:rFonts w:ascii="Times New Roman" w:hAnsi="Times New Roman" w:cs="Times New Roman"/>
+          <w:b/>
+          <w:bCs/>
+        </w:rPr>
+      </w:pPr>
+    </w:p>
+    <w:p>
+      <w:pPr>
+        <w:jc w:val="center"/>
+        <w:rPr>
+          <w:rFonts w:ascii="Times New Roman" w:hAnsi="Times New Roman" w:cs="Times New Roman"/>
+          <w:b/>
+          <w:bCs/>
+        </w:rPr>
+      </w:pPr>
+    </w:p>
+    <w:p>
+      <w:pPr>
+        <w:jc w:val="center"/>
+        <w:rPr>
+          <w:rFonts w:ascii="Times New Roman" w:hAnsi="Times New Roman" w:cs="Times New Roman"/>
+          <w:b/>
+          <w:bCs/>
+        </w:rPr>
+      </w:pPr>
+    </w:p>
+    <w:p>
+      <w:pPr>
+        <w:jc w:val="center"/>
+        <w:rPr>
+          <w:rFonts w:ascii="Times New Roman" w:hAnsi="Times New Roman" w:cs="Times New Roman"/>
+          <w:b/>
+          <w:bCs/>
+        </w:rPr>
+      </w:pPr>
+      <w:r>
+        <w:rPr>
+          <w:rFonts w:ascii="Times New Roman" w:hAnsi="Times New Roman" w:cs="Times New Roman"/>
+          <w:b/>
+          <w:bCs/>
+        </w:rPr>
         <w:t>2.3. Реализация прототипа автоматизированного модуля</w:t>
       </w:r>
       <w:bookmarkEnd w:id="0"/>
@@ -35,18 +177,29 @@
           <w:rFonts w:ascii="Times New Roman" w:hAnsi="Times New Roman" w:cs="Times New Roman"/>
         </w:rPr>
       </w:pPr>
-    </w:p>
-    <w:p>
-      <w:pPr>
-        <w:rPr>
-          <w:rFonts w:ascii="Times New Roman" w:hAnsi="Times New Roman" w:cs="Times New Roman"/>
-        </w:rPr>
-      </w:pPr>
-      <w:r>
-        <w:rPr>
-          <w:rFonts w:ascii="Times New Roman" w:hAnsi="Times New Roman" w:cs="Times New Roman"/>
-        </w:rPr>
-        <w:t>Система включает три основных компонента:</w:t>
+      <w:r>
+        <w:rPr>
+          <w:rFonts w:ascii="Times New Roman" w:hAnsi="Times New Roman" w:cs="Times New Roman"/>
+        </w:rPr>
+        <w:t xml:space="preserve">В рамках данной работы был реализован прототип автоматизированного модуля для определения уровня выгорания сотрудников, который </w:t>
+      </w:r>
+      <w:r>
+        <w:rPr>
+          <w:rFonts w:ascii="Times New Roman" w:hAnsi="Times New Roman" w:cs="Times New Roman"/>
+        </w:rPr>
+        <w:t xml:space="preserve">включает </w:t>
+      </w:r>
+      <w:r>
+        <w:rPr>
+          <w:rFonts w:ascii="Times New Roman" w:hAnsi="Times New Roman" w:cs="Times New Roman"/>
+        </w:rPr>
+        <w:t xml:space="preserve">в себя </w:t>
+      </w:r>
+      <w:r>
+        <w:rPr>
+          <w:rFonts w:ascii="Times New Roman" w:hAnsi="Times New Roman" w:cs="Times New Roman"/>
+        </w:rPr>
+        <w:t>три основных компонента:</w:t>
       </w:r>
     </w:p>
     <w:p>
@@ -174,6 +327,7 @@
           <w:rFonts w:ascii="Times New Roman" w:hAnsi="Times New Roman" w:cs="Times New Roman"/>
           <w:noProof/>
         </w:rPr>
+        <w:lastRenderedPageBreak/>
         <w:drawing>
           <wp:inline distT="0" distB="0" distL="0" distR="0" wp14:anchorId="7BD438A5" wp14:editId="2C4C3F78">
             <wp:extent cx="4114800" cy="3345180"/>
@@ -394,7 +548,6 @@
           <w:b/>
           <w:bCs/>
         </w:rPr>
-        <w:lastRenderedPageBreak/>
         <w:t>Модуль Telegram-бота</w:t>
       </w:r>
     </w:p>
@@ -402,7 +555,6 @@
       <w:pPr>
         <w:rPr>
           <w:rFonts w:ascii="Times New Roman" w:hAnsi="Times New Roman" w:cs="Times New Roman"/>
-          <w:lang w:val="en-US"/>
         </w:rPr>
       </w:pPr>
     </w:p>
@@ -2408,7 +2560,6 @@
         <w:rPr>
           <w:rFonts w:ascii="Times New Roman" w:hAnsi="Times New Roman" w:cs="Times New Roman"/>
         </w:rPr>
-        <w:lastRenderedPageBreak/>
         <w:t>Данный подход обеспечивает информированность пользователей и соблюдение этических норм при работе с персональными данными.</w:t>
       </w:r>
     </w:p>
@@ -3318,7 +3469,6 @@
               <w:rPr>
                 <w:rFonts w:ascii="Segoe UI Emoji" w:hAnsi="Segoe UI Emoji" w:cs="Segoe UI Emoji"/>
               </w:rPr>
-              <w:lastRenderedPageBreak/>
               <w:t>📊</w:t>
             </w:r>
             <w:r>
@@ -3899,7 +4049,6 @@
                 <w:rFonts w:ascii="Times New Roman" w:hAnsi="Times New Roman" w:cs="Times New Roman"/>
                 <w:lang w:val="en-US"/>
               </w:rPr>
-              <w:lastRenderedPageBreak/>
               <w:t>POST http://nlp_service:8000/api/v1/analyze/sentiment</w:t>
             </w:r>
           </w:p>
@@ -4222,6 +4371,7 @@
               <w:rPr>
                 <w:rFonts w:ascii="Times New Roman" w:hAnsi="Times New Roman" w:cs="Times New Roman"/>
               </w:rPr>
+              <w:lastRenderedPageBreak/>
               <w:t xml:space="preserve">  "</w:t>
             </w:r>
             <w:proofErr w:type="spellStart"/>
@@ -5017,882 +5167,882 @@
               <w:rPr>
                 <w:rFonts w:ascii="Times New Roman" w:hAnsi="Times New Roman" w:cs="Times New Roman"/>
               </w:rPr>
+              <w:t>    )</w:t>
+            </w:r>
+          </w:p>
+          <w:p>
+            <w:pPr>
+              <w:rPr>
+                <w:rFonts w:ascii="Times New Roman" w:hAnsi="Times New Roman" w:cs="Times New Roman"/>
+              </w:rPr>
+            </w:pPr>
+            <w:r>
+              <w:rPr>
+                <w:rFonts w:ascii="Times New Roman" w:hAnsi="Times New Roman" w:cs="Times New Roman"/>
+              </w:rPr>
+              <w:t xml:space="preserve">    </w:t>
+            </w:r>
+          </w:p>
+          <w:p>
+            <w:pPr>
+              <w:rPr>
+                <w:rFonts w:ascii="Times New Roman" w:hAnsi="Times New Roman" w:cs="Times New Roman"/>
+              </w:rPr>
+            </w:pPr>
+            <w:r>
+              <w:rPr>
+                <w:rFonts w:ascii="Times New Roman" w:hAnsi="Times New Roman" w:cs="Times New Roman"/>
+              </w:rPr>
+              <w:t>    # Анализ тональности через NLP-сервис</w:t>
+            </w:r>
+          </w:p>
+          <w:p>
+            <w:pPr>
+              <w:rPr>
+                <w:rFonts w:ascii="Times New Roman" w:hAnsi="Times New Roman" w:cs="Times New Roman"/>
+                <w:lang w:val="en-US"/>
+              </w:rPr>
+            </w:pPr>
+            <w:r>
+              <w:rPr>
+                <w:rFonts w:ascii="Times New Roman" w:hAnsi="Times New Roman" w:cs="Times New Roman"/>
+              </w:rPr>
+              <w:t xml:space="preserve">    </w:t>
+            </w:r>
+            <w:proofErr w:type="spellStart"/>
+            <w:r>
+              <w:rPr>
+                <w:rFonts w:ascii="Times New Roman" w:hAnsi="Times New Roman" w:cs="Times New Roman"/>
+                <w:lang w:val="en-US"/>
+              </w:rPr>
+              <w:t>sentiment_result</w:t>
+            </w:r>
+            <w:proofErr w:type="spellEnd"/>
+            <w:r>
+              <w:rPr>
+                <w:rFonts w:ascii="Times New Roman" w:hAnsi="Times New Roman" w:cs="Times New Roman"/>
+                <w:lang w:val="en-US"/>
+              </w:rPr>
+              <w:t xml:space="preserve"> = </w:t>
+            </w:r>
+            <w:proofErr w:type="spellStart"/>
+            <w:r>
+              <w:rPr>
+                <w:rFonts w:ascii="Times New Roman" w:hAnsi="Times New Roman" w:cs="Times New Roman"/>
+                <w:lang w:val="en-US"/>
+              </w:rPr>
+              <w:t>nlp_</w:t>
+            </w:r>
+            <w:proofErr w:type="gramStart"/>
+            <w:r>
+              <w:rPr>
+                <w:rFonts w:ascii="Times New Roman" w:hAnsi="Times New Roman" w:cs="Times New Roman"/>
+                <w:lang w:val="en-US"/>
+              </w:rPr>
+              <w:t>client.analyze</w:t>
+            </w:r>
+            <w:proofErr w:type="gramEnd"/>
+            <w:r>
+              <w:rPr>
+                <w:rFonts w:ascii="Times New Roman" w:hAnsi="Times New Roman" w:cs="Times New Roman"/>
+                <w:lang w:val="en-US"/>
+              </w:rPr>
+              <w:t>_sentiment_sync</w:t>
+            </w:r>
+            <w:proofErr w:type="spellEnd"/>
+            <w:r>
+              <w:rPr>
+                <w:rFonts w:ascii="Times New Roman" w:hAnsi="Times New Roman" w:cs="Times New Roman"/>
+                <w:lang w:val="en-US"/>
+              </w:rPr>
+              <w:t>(text)</w:t>
+            </w:r>
+          </w:p>
+          <w:p>
+            <w:pPr>
+              <w:rPr>
+                <w:rFonts w:ascii="Times New Roman" w:hAnsi="Times New Roman" w:cs="Times New Roman"/>
+                <w:lang w:val="en-US"/>
+              </w:rPr>
+            </w:pPr>
+            <w:r>
+              <w:rPr>
+                <w:rFonts w:ascii="Times New Roman" w:hAnsi="Times New Roman" w:cs="Times New Roman"/>
+                <w:lang w:val="en-US"/>
+              </w:rPr>
+              <w:t xml:space="preserve">    </w:t>
+            </w:r>
+          </w:p>
+          <w:p>
+            <w:pPr>
+              <w:rPr>
+                <w:rFonts w:ascii="Times New Roman" w:hAnsi="Times New Roman" w:cs="Times New Roman"/>
+                <w:lang w:val="en-US"/>
+              </w:rPr>
+            </w:pPr>
+            <w:r>
+              <w:rPr>
+                <w:rFonts w:ascii="Times New Roman" w:hAnsi="Times New Roman" w:cs="Times New Roman"/>
+                <w:lang w:val="en-US"/>
+              </w:rPr>
+              <w:t xml:space="preserve">    if </w:t>
+            </w:r>
+            <w:proofErr w:type="spellStart"/>
+            <w:r>
+              <w:rPr>
+                <w:rFonts w:ascii="Times New Roman" w:hAnsi="Times New Roman" w:cs="Times New Roman"/>
+                <w:lang w:val="en-US"/>
+              </w:rPr>
+              <w:t>sentiment_result</w:t>
+            </w:r>
+            <w:proofErr w:type="spellEnd"/>
+            <w:r>
+              <w:rPr>
+                <w:rFonts w:ascii="Times New Roman" w:hAnsi="Times New Roman" w:cs="Times New Roman"/>
+                <w:lang w:val="en-US"/>
+              </w:rPr>
+              <w:t>:</w:t>
+            </w:r>
+          </w:p>
+          <w:p>
+            <w:pPr>
+              <w:rPr>
+                <w:rFonts w:ascii="Times New Roman" w:hAnsi="Times New Roman" w:cs="Times New Roman"/>
+                <w:lang w:val="en-US"/>
+              </w:rPr>
+            </w:pPr>
+            <w:r>
+              <w:rPr>
+                <w:rFonts w:ascii="Times New Roman" w:hAnsi="Times New Roman" w:cs="Times New Roman"/>
+                <w:lang w:val="en-US"/>
+              </w:rPr>
+              <w:t xml:space="preserve">        async with </w:t>
+            </w:r>
+            <w:proofErr w:type="spellStart"/>
+            <w:proofErr w:type="gramStart"/>
+            <w:r>
+              <w:rPr>
+                <w:rFonts w:ascii="Times New Roman" w:hAnsi="Times New Roman" w:cs="Times New Roman"/>
+                <w:lang w:val="en-US"/>
+              </w:rPr>
+              <w:t>AsyncSessionLocal</w:t>
+            </w:r>
+            <w:proofErr w:type="spellEnd"/>
+            <w:r>
+              <w:rPr>
+                <w:rFonts w:ascii="Times New Roman" w:hAnsi="Times New Roman" w:cs="Times New Roman"/>
+                <w:lang w:val="en-US"/>
+              </w:rPr>
+              <w:t>(</w:t>
+            </w:r>
+            <w:proofErr w:type="gramEnd"/>
+            <w:r>
+              <w:rPr>
+                <w:rFonts w:ascii="Times New Roman" w:hAnsi="Times New Roman" w:cs="Times New Roman"/>
+                <w:lang w:val="en-US"/>
+              </w:rPr>
+              <w:t xml:space="preserve">) as </w:t>
+            </w:r>
+            <w:proofErr w:type="spellStart"/>
+            <w:r>
+              <w:rPr>
+                <w:rFonts w:ascii="Times New Roman" w:hAnsi="Times New Roman" w:cs="Times New Roman"/>
+                <w:lang w:val="en-US"/>
+              </w:rPr>
+              <w:t>db</w:t>
+            </w:r>
+            <w:proofErr w:type="spellEnd"/>
+            <w:r>
+              <w:rPr>
+                <w:rFonts w:ascii="Times New Roman" w:hAnsi="Times New Roman" w:cs="Times New Roman"/>
+                <w:lang w:val="en-US"/>
+              </w:rPr>
+              <w:t>:</w:t>
+            </w:r>
+          </w:p>
+          <w:p>
+            <w:pPr>
+              <w:rPr>
+                <w:rFonts w:ascii="Times New Roman" w:hAnsi="Times New Roman" w:cs="Times New Roman"/>
+                <w:lang w:val="en-US"/>
+              </w:rPr>
+            </w:pPr>
+            <w:r>
+              <w:rPr>
+                <w:rFonts w:ascii="Times New Roman" w:hAnsi="Times New Roman" w:cs="Times New Roman"/>
+                <w:lang w:val="en-US"/>
+              </w:rPr>
+              <w:t xml:space="preserve">            </w:t>
+            </w:r>
+            <w:proofErr w:type="spellStart"/>
+            <w:r>
+              <w:rPr>
+                <w:rFonts w:ascii="Times New Roman" w:hAnsi="Times New Roman" w:cs="Times New Roman"/>
+                <w:lang w:val="en-US"/>
+              </w:rPr>
+              <w:t>chat_service</w:t>
+            </w:r>
+            <w:proofErr w:type="spellEnd"/>
+            <w:r>
+              <w:rPr>
+                <w:rFonts w:ascii="Times New Roman" w:hAnsi="Times New Roman" w:cs="Times New Roman"/>
+                <w:lang w:val="en-US"/>
+              </w:rPr>
+              <w:t xml:space="preserve"> = </w:t>
+            </w:r>
+            <w:proofErr w:type="spellStart"/>
+            <w:r>
+              <w:rPr>
+                <w:rFonts w:ascii="Times New Roman" w:hAnsi="Times New Roman" w:cs="Times New Roman"/>
+                <w:lang w:val="en-US"/>
+              </w:rPr>
+              <w:t>ChatService</w:t>
+            </w:r>
+            <w:proofErr w:type="spellEnd"/>
+            <w:r>
+              <w:rPr>
+                <w:rFonts w:ascii="Times New Roman" w:hAnsi="Times New Roman" w:cs="Times New Roman"/>
+                <w:lang w:val="en-US"/>
+              </w:rPr>
+              <w:t>(</w:t>
+            </w:r>
+            <w:proofErr w:type="spellStart"/>
+            <w:r>
+              <w:rPr>
+                <w:rFonts w:ascii="Times New Roman" w:hAnsi="Times New Roman" w:cs="Times New Roman"/>
+                <w:lang w:val="en-US"/>
+              </w:rPr>
+              <w:t>db</w:t>
+            </w:r>
+            <w:proofErr w:type="spellEnd"/>
+            <w:r>
+              <w:rPr>
+                <w:rFonts w:ascii="Times New Roman" w:hAnsi="Times New Roman" w:cs="Times New Roman"/>
+                <w:lang w:val="en-US"/>
+              </w:rPr>
+              <w:t>)</w:t>
+            </w:r>
+          </w:p>
+          <w:p>
+            <w:pPr>
+              <w:rPr>
+                <w:rFonts w:ascii="Times New Roman" w:hAnsi="Times New Roman" w:cs="Times New Roman"/>
+                <w:lang w:val="en-US"/>
+              </w:rPr>
+            </w:pPr>
+            <w:r>
+              <w:rPr>
+                <w:rFonts w:ascii="Times New Roman" w:hAnsi="Times New Roman" w:cs="Times New Roman"/>
+                <w:lang w:val="en-US"/>
+              </w:rPr>
+              <w:t xml:space="preserve">            </w:t>
+            </w:r>
+            <w:proofErr w:type="spellStart"/>
+            <w:r>
+              <w:rPr>
+                <w:rFonts w:ascii="Times New Roman" w:hAnsi="Times New Roman" w:cs="Times New Roman"/>
+                <w:lang w:val="en-US"/>
+              </w:rPr>
+              <w:t>metrics_service</w:t>
+            </w:r>
+            <w:proofErr w:type="spellEnd"/>
+            <w:r>
+              <w:rPr>
+                <w:rFonts w:ascii="Times New Roman" w:hAnsi="Times New Roman" w:cs="Times New Roman"/>
+                <w:lang w:val="en-US"/>
+              </w:rPr>
+              <w:t xml:space="preserve"> = </w:t>
+            </w:r>
+            <w:proofErr w:type="spellStart"/>
+            <w:r>
+              <w:rPr>
+                <w:rFonts w:ascii="Times New Roman" w:hAnsi="Times New Roman" w:cs="Times New Roman"/>
+                <w:lang w:val="en-US"/>
+              </w:rPr>
+              <w:t>MetricsService</w:t>
+            </w:r>
+            <w:proofErr w:type="spellEnd"/>
+            <w:r>
+              <w:rPr>
+                <w:rFonts w:ascii="Times New Roman" w:hAnsi="Times New Roman" w:cs="Times New Roman"/>
+                <w:lang w:val="en-US"/>
+              </w:rPr>
+              <w:t>(</w:t>
+            </w:r>
+            <w:proofErr w:type="spellStart"/>
+            <w:r>
+              <w:rPr>
+                <w:rFonts w:ascii="Times New Roman" w:hAnsi="Times New Roman" w:cs="Times New Roman"/>
+                <w:lang w:val="en-US"/>
+              </w:rPr>
+              <w:t>db</w:t>
+            </w:r>
+            <w:proofErr w:type="spellEnd"/>
+            <w:r>
+              <w:rPr>
+                <w:rFonts w:ascii="Times New Roman" w:hAnsi="Times New Roman" w:cs="Times New Roman"/>
+                <w:lang w:val="en-US"/>
+              </w:rPr>
+              <w:t>)</w:t>
+            </w:r>
+          </w:p>
+          <w:p>
+            <w:pPr>
+              <w:rPr>
+                <w:rFonts w:ascii="Times New Roman" w:hAnsi="Times New Roman" w:cs="Times New Roman"/>
+                <w:lang w:val="en-US"/>
+              </w:rPr>
+            </w:pPr>
+            <w:r>
+              <w:rPr>
+                <w:rFonts w:ascii="Times New Roman" w:hAnsi="Times New Roman" w:cs="Times New Roman"/>
+                <w:lang w:val="en-US"/>
+              </w:rPr>
+              <w:t xml:space="preserve">            </w:t>
+            </w:r>
+          </w:p>
+          <w:p>
+            <w:pPr>
+              <w:rPr>
+                <w:rFonts w:ascii="Times New Roman" w:hAnsi="Times New Roman" w:cs="Times New Roman"/>
+                <w:lang w:val="en-US"/>
+              </w:rPr>
+            </w:pPr>
+            <w:r>
+              <w:rPr>
+                <w:rFonts w:ascii="Times New Roman" w:hAnsi="Times New Roman" w:cs="Times New Roman"/>
+                <w:lang w:val="en-US"/>
+              </w:rPr>
+              <w:t xml:space="preserve">            # </w:t>
+            </w:r>
+            <w:r>
+              <w:rPr>
+                <w:rFonts w:ascii="Times New Roman" w:hAnsi="Times New Roman" w:cs="Times New Roman"/>
+              </w:rPr>
+              <w:t>Получение</w:t>
+            </w:r>
+            <w:r>
+              <w:rPr>
+                <w:rFonts w:ascii="Times New Roman" w:hAnsi="Times New Roman" w:cs="Times New Roman"/>
+                <w:lang w:val="en-US"/>
+              </w:rPr>
+              <w:t xml:space="preserve"> </w:t>
+            </w:r>
+            <w:r>
+              <w:rPr>
+                <w:rFonts w:ascii="Times New Roman" w:hAnsi="Times New Roman" w:cs="Times New Roman"/>
+              </w:rPr>
+              <w:t>или</w:t>
+            </w:r>
+            <w:r>
+              <w:rPr>
+                <w:rFonts w:ascii="Times New Roman" w:hAnsi="Times New Roman" w:cs="Times New Roman"/>
+                <w:lang w:val="en-US"/>
+              </w:rPr>
+              <w:t xml:space="preserve"> </w:t>
+            </w:r>
+            <w:r>
+              <w:rPr>
+                <w:rFonts w:ascii="Times New Roman" w:hAnsi="Times New Roman" w:cs="Times New Roman"/>
+              </w:rPr>
+              <w:t>создание</w:t>
+            </w:r>
+            <w:r>
+              <w:rPr>
+                <w:rFonts w:ascii="Times New Roman" w:hAnsi="Times New Roman" w:cs="Times New Roman"/>
+                <w:lang w:val="en-US"/>
+              </w:rPr>
+              <w:t xml:space="preserve"> </w:t>
+            </w:r>
+            <w:r>
+              <w:rPr>
+                <w:rFonts w:ascii="Times New Roman" w:hAnsi="Times New Roman" w:cs="Times New Roman"/>
+              </w:rPr>
+              <w:t>чата</w:t>
+            </w:r>
+          </w:p>
+          <w:p>
+            <w:pPr>
+              <w:rPr>
+                <w:rFonts w:ascii="Times New Roman" w:hAnsi="Times New Roman" w:cs="Times New Roman"/>
+                <w:lang w:val="en-US"/>
+              </w:rPr>
+            </w:pPr>
+            <w:r>
+              <w:rPr>
+                <w:rFonts w:ascii="Times New Roman" w:hAnsi="Times New Roman" w:cs="Times New Roman"/>
+                <w:lang w:val="en-US"/>
+              </w:rPr>
+              <w:t xml:space="preserve">            chat = await </w:t>
+            </w:r>
+            <w:proofErr w:type="spellStart"/>
+            <w:r>
+              <w:rPr>
+                <w:rFonts w:ascii="Times New Roman" w:hAnsi="Times New Roman" w:cs="Times New Roman"/>
+                <w:lang w:val="en-US"/>
+              </w:rPr>
+              <w:t>chat_service.get_or_create_</w:t>
+            </w:r>
+            <w:proofErr w:type="gramStart"/>
+            <w:r>
+              <w:rPr>
+                <w:rFonts w:ascii="Times New Roman" w:hAnsi="Times New Roman" w:cs="Times New Roman"/>
+                <w:lang w:val="en-US"/>
+              </w:rPr>
+              <w:t>chat</w:t>
+            </w:r>
+            <w:proofErr w:type="spellEnd"/>
+            <w:r>
+              <w:rPr>
+                <w:rFonts w:ascii="Times New Roman" w:hAnsi="Times New Roman" w:cs="Times New Roman"/>
+                <w:lang w:val="en-US"/>
+              </w:rPr>
+              <w:t>(</w:t>
+            </w:r>
+            <w:proofErr w:type="spellStart"/>
+            <w:proofErr w:type="gramEnd"/>
+            <w:r>
+              <w:rPr>
+                <w:rFonts w:ascii="Times New Roman" w:hAnsi="Times New Roman" w:cs="Times New Roman"/>
+                <w:lang w:val="en-US"/>
+              </w:rPr>
+              <w:t>chat_id</w:t>
+            </w:r>
+            <w:proofErr w:type="spellEnd"/>
+            <w:r>
+              <w:rPr>
+                <w:rFonts w:ascii="Times New Roman" w:hAnsi="Times New Roman" w:cs="Times New Roman"/>
+                <w:lang w:val="en-US"/>
+              </w:rPr>
+              <w:t xml:space="preserve">, "group", </w:t>
+            </w:r>
+            <w:proofErr w:type="spellStart"/>
+            <w:r>
+              <w:rPr>
+                <w:rFonts w:ascii="Times New Roman" w:hAnsi="Times New Roman" w:cs="Times New Roman"/>
+                <w:lang w:val="en-US"/>
+              </w:rPr>
+              <w:t>chat_title</w:t>
+            </w:r>
+            <w:proofErr w:type="spellEnd"/>
+            <w:r>
+              <w:rPr>
+                <w:rFonts w:ascii="Times New Roman" w:hAnsi="Times New Roman" w:cs="Times New Roman"/>
+                <w:lang w:val="en-US"/>
+              </w:rPr>
+              <w:t>)</w:t>
+            </w:r>
+          </w:p>
+          <w:p>
+            <w:pPr>
+              <w:rPr>
+                <w:rFonts w:ascii="Times New Roman" w:hAnsi="Times New Roman" w:cs="Times New Roman"/>
+                <w:lang w:val="en-US"/>
+              </w:rPr>
+            </w:pPr>
+            <w:r>
+              <w:rPr>
+                <w:rFonts w:ascii="Times New Roman" w:hAnsi="Times New Roman" w:cs="Times New Roman"/>
+                <w:lang w:val="en-US"/>
+              </w:rPr>
+              <w:t xml:space="preserve">            </w:t>
+            </w:r>
+          </w:p>
+          <w:p>
+            <w:pPr>
+              <w:rPr>
+                <w:rFonts w:ascii="Times New Roman" w:hAnsi="Times New Roman" w:cs="Times New Roman"/>
+                <w:lang w:val="en-US"/>
+              </w:rPr>
+            </w:pPr>
+            <w:r>
+              <w:rPr>
+                <w:rFonts w:ascii="Times New Roman" w:hAnsi="Times New Roman" w:cs="Times New Roman"/>
+                <w:lang w:val="en-US"/>
+              </w:rPr>
+              <w:t xml:space="preserve">            # </w:t>
+            </w:r>
+            <w:r>
+              <w:rPr>
+                <w:rFonts w:ascii="Times New Roman" w:hAnsi="Times New Roman" w:cs="Times New Roman"/>
+              </w:rPr>
+              <w:t>Сохранение</w:t>
+            </w:r>
+            <w:r>
+              <w:rPr>
+                <w:rFonts w:ascii="Times New Roman" w:hAnsi="Times New Roman" w:cs="Times New Roman"/>
+                <w:lang w:val="en-US"/>
+              </w:rPr>
+              <w:t xml:space="preserve"> </w:t>
+            </w:r>
+            <w:r>
+              <w:rPr>
+                <w:rFonts w:ascii="Times New Roman" w:hAnsi="Times New Roman" w:cs="Times New Roman"/>
+              </w:rPr>
+              <w:t>метрик</w:t>
+            </w:r>
+            <w:r>
+              <w:rPr>
+                <w:rFonts w:ascii="Times New Roman" w:hAnsi="Times New Roman" w:cs="Times New Roman"/>
+                <w:lang w:val="en-US"/>
+              </w:rPr>
+              <w:t xml:space="preserve"> </w:t>
+            </w:r>
+            <w:r>
+              <w:rPr>
+                <w:rFonts w:ascii="Times New Roman" w:hAnsi="Times New Roman" w:cs="Times New Roman"/>
+              </w:rPr>
+              <w:t>тональности</w:t>
+            </w:r>
+          </w:p>
+          <w:p>
+            <w:pPr>
+              <w:rPr>
+                <w:rFonts w:ascii="Times New Roman" w:hAnsi="Times New Roman" w:cs="Times New Roman"/>
+                <w:lang w:val="en-US"/>
+              </w:rPr>
+            </w:pPr>
+            <w:r>
+              <w:rPr>
+                <w:rFonts w:ascii="Times New Roman" w:hAnsi="Times New Roman" w:cs="Times New Roman"/>
+                <w:lang w:val="en-US"/>
+              </w:rPr>
+              <w:t xml:space="preserve">            await </w:t>
+            </w:r>
+            <w:proofErr w:type="spellStart"/>
+            <w:r>
+              <w:rPr>
+                <w:rFonts w:ascii="Times New Roman" w:hAnsi="Times New Roman" w:cs="Times New Roman"/>
+                <w:lang w:val="en-US"/>
+              </w:rPr>
+              <w:t>metrics_</w:t>
+            </w:r>
+            <w:proofErr w:type="gramStart"/>
+            <w:r>
+              <w:rPr>
+                <w:rFonts w:ascii="Times New Roman" w:hAnsi="Times New Roman" w:cs="Times New Roman"/>
+                <w:lang w:val="en-US"/>
+              </w:rPr>
+              <w:t>service.save</w:t>
+            </w:r>
+            <w:proofErr w:type="gramEnd"/>
+            <w:r>
+              <w:rPr>
+                <w:rFonts w:ascii="Times New Roman" w:hAnsi="Times New Roman" w:cs="Times New Roman"/>
+                <w:lang w:val="en-US"/>
+              </w:rPr>
+              <w:t>_sentiment_</w:t>
+            </w:r>
+            <w:proofErr w:type="gramStart"/>
+            <w:r>
+              <w:rPr>
+                <w:rFonts w:ascii="Times New Roman" w:hAnsi="Times New Roman" w:cs="Times New Roman"/>
+                <w:lang w:val="en-US"/>
+              </w:rPr>
+              <w:t>metrics</w:t>
+            </w:r>
+            <w:proofErr w:type="spellEnd"/>
+            <w:r>
+              <w:rPr>
+                <w:rFonts w:ascii="Times New Roman" w:hAnsi="Times New Roman" w:cs="Times New Roman"/>
+                <w:lang w:val="en-US"/>
+              </w:rPr>
+              <w:t>(</w:t>
+            </w:r>
+            <w:proofErr w:type="spellStart"/>
+            <w:proofErr w:type="gramEnd"/>
+            <w:r>
+              <w:rPr>
+                <w:rFonts w:ascii="Times New Roman" w:hAnsi="Times New Roman" w:cs="Times New Roman"/>
+                <w:lang w:val="en-US"/>
+              </w:rPr>
+              <w:t>chat_id</w:t>
+            </w:r>
+            <w:proofErr w:type="spellEnd"/>
+            <w:r>
+              <w:rPr>
+                <w:rFonts w:ascii="Times New Roman" w:hAnsi="Times New Roman" w:cs="Times New Roman"/>
+                <w:lang w:val="en-US"/>
+              </w:rPr>
+              <w:t xml:space="preserve">, </w:t>
+            </w:r>
+            <w:proofErr w:type="spellStart"/>
+            <w:r>
+              <w:rPr>
+                <w:rFonts w:ascii="Times New Roman" w:hAnsi="Times New Roman" w:cs="Times New Roman"/>
+                <w:lang w:val="en-US"/>
+              </w:rPr>
+              <w:t>sentiment_result</w:t>
+            </w:r>
+            <w:proofErr w:type="spellEnd"/>
+            <w:r>
+              <w:rPr>
+                <w:rFonts w:ascii="Times New Roman" w:hAnsi="Times New Roman" w:cs="Times New Roman"/>
+                <w:lang w:val="en-US"/>
+              </w:rPr>
+              <w:t>)</w:t>
+            </w:r>
+          </w:p>
+          <w:p>
+            <w:pPr>
+              <w:rPr>
+                <w:rFonts w:ascii="Times New Roman" w:hAnsi="Times New Roman" w:cs="Times New Roman"/>
+                <w:lang w:val="en-US"/>
+              </w:rPr>
+            </w:pPr>
+            <w:r>
+              <w:rPr>
+                <w:rFonts w:ascii="Times New Roman" w:hAnsi="Times New Roman" w:cs="Times New Roman"/>
+                <w:lang w:val="en-US"/>
+              </w:rPr>
+              <w:t xml:space="preserve">            </w:t>
+            </w:r>
+          </w:p>
+          <w:p>
+            <w:pPr>
+              <w:rPr>
+                <w:rFonts w:ascii="Times New Roman" w:hAnsi="Times New Roman" w:cs="Times New Roman"/>
+                <w:lang w:val="en-US"/>
+              </w:rPr>
+            </w:pPr>
+            <w:r>
+              <w:rPr>
+                <w:rFonts w:ascii="Times New Roman" w:hAnsi="Times New Roman" w:cs="Times New Roman"/>
+                <w:lang w:val="en-US"/>
+              </w:rPr>
+              <w:t xml:space="preserve">            # </w:t>
+            </w:r>
+            <w:r>
+              <w:rPr>
+                <w:rFonts w:ascii="Times New Roman" w:hAnsi="Times New Roman" w:cs="Times New Roman"/>
+              </w:rPr>
+              <w:t>Оценка</w:t>
+            </w:r>
+            <w:r>
+              <w:rPr>
+                <w:rFonts w:ascii="Times New Roman" w:hAnsi="Times New Roman" w:cs="Times New Roman"/>
+                <w:lang w:val="en-US"/>
+              </w:rPr>
+              <w:t xml:space="preserve"> </w:t>
+            </w:r>
+            <w:r>
+              <w:rPr>
+                <w:rFonts w:ascii="Times New Roman" w:hAnsi="Times New Roman" w:cs="Times New Roman"/>
+              </w:rPr>
+              <w:t>выгорания</w:t>
+            </w:r>
+          </w:p>
+          <w:p>
+            <w:pPr>
+              <w:rPr>
+                <w:rFonts w:ascii="Times New Roman" w:hAnsi="Times New Roman" w:cs="Times New Roman"/>
+                <w:lang w:val="en-US"/>
+              </w:rPr>
+            </w:pPr>
+            <w:r>
+              <w:rPr>
+                <w:rFonts w:ascii="Times New Roman" w:hAnsi="Times New Roman" w:cs="Times New Roman"/>
+                <w:lang w:val="en-US"/>
+              </w:rPr>
+              <w:t xml:space="preserve">            </w:t>
+            </w:r>
+            <w:proofErr w:type="spellStart"/>
+            <w:r>
+              <w:rPr>
+                <w:rFonts w:ascii="Times New Roman" w:hAnsi="Times New Roman" w:cs="Times New Roman"/>
+                <w:lang w:val="en-US"/>
+              </w:rPr>
+              <w:t>burnout_result</w:t>
+            </w:r>
+            <w:proofErr w:type="spellEnd"/>
+            <w:r>
+              <w:rPr>
+                <w:rFonts w:ascii="Times New Roman" w:hAnsi="Times New Roman" w:cs="Times New Roman"/>
+                <w:lang w:val="en-US"/>
+              </w:rPr>
+              <w:t xml:space="preserve"> = </w:t>
+            </w:r>
+            <w:proofErr w:type="spellStart"/>
+            <w:r>
+              <w:rPr>
+                <w:rFonts w:ascii="Times New Roman" w:hAnsi="Times New Roman" w:cs="Times New Roman"/>
+                <w:lang w:val="en-US"/>
+              </w:rPr>
+              <w:t>nlp_</w:t>
+            </w:r>
+            <w:proofErr w:type="gramStart"/>
+            <w:r>
+              <w:rPr>
+                <w:rFonts w:ascii="Times New Roman" w:hAnsi="Times New Roman" w:cs="Times New Roman"/>
+                <w:lang w:val="en-US"/>
+              </w:rPr>
+              <w:t>client.assess</w:t>
+            </w:r>
+            <w:proofErr w:type="gramEnd"/>
+            <w:r>
+              <w:rPr>
+                <w:rFonts w:ascii="Times New Roman" w:hAnsi="Times New Roman" w:cs="Times New Roman"/>
+                <w:lang w:val="en-US"/>
+              </w:rPr>
+              <w:t>_burnout_sync</w:t>
+            </w:r>
+            <w:proofErr w:type="spellEnd"/>
+            <w:r>
+              <w:rPr>
+                <w:rFonts w:ascii="Times New Roman" w:hAnsi="Times New Roman" w:cs="Times New Roman"/>
+                <w:lang w:val="en-US"/>
+              </w:rPr>
+              <w:t>(</w:t>
+            </w:r>
+            <w:proofErr w:type="spellStart"/>
+            <w:r>
+              <w:rPr>
+                <w:rFonts w:ascii="Times New Roman" w:hAnsi="Times New Roman" w:cs="Times New Roman"/>
+                <w:lang w:val="en-US"/>
+              </w:rPr>
+              <w:t>sentiment_result</w:t>
+            </w:r>
+            <w:proofErr w:type="spellEnd"/>
+            <w:r>
+              <w:rPr>
+                <w:rFonts w:ascii="Times New Roman" w:hAnsi="Times New Roman" w:cs="Times New Roman"/>
+                <w:lang w:val="en-US"/>
+              </w:rPr>
+              <w:t>)</w:t>
+            </w:r>
+          </w:p>
+          <w:p>
+            <w:pPr>
+              <w:rPr>
+                <w:rFonts w:ascii="Times New Roman" w:hAnsi="Times New Roman" w:cs="Times New Roman"/>
+                <w:lang w:val="en-US"/>
+              </w:rPr>
+            </w:pPr>
+            <w:r>
+              <w:rPr>
+                <w:rFonts w:ascii="Times New Roman" w:hAnsi="Times New Roman" w:cs="Times New Roman"/>
+                <w:lang w:val="en-US"/>
+              </w:rPr>
+              <w:t xml:space="preserve">            if </w:t>
+            </w:r>
+            <w:proofErr w:type="spellStart"/>
+            <w:r>
+              <w:rPr>
+                <w:rFonts w:ascii="Times New Roman" w:hAnsi="Times New Roman" w:cs="Times New Roman"/>
+                <w:lang w:val="en-US"/>
+              </w:rPr>
+              <w:t>burnout_result</w:t>
+            </w:r>
+            <w:proofErr w:type="spellEnd"/>
+            <w:r>
+              <w:rPr>
+                <w:rFonts w:ascii="Times New Roman" w:hAnsi="Times New Roman" w:cs="Times New Roman"/>
+                <w:lang w:val="en-US"/>
+              </w:rPr>
+              <w:t>:</w:t>
+            </w:r>
+          </w:p>
+          <w:p>
+            <w:pPr>
+              <w:rPr>
+                <w:rFonts w:ascii="Times New Roman" w:hAnsi="Times New Roman" w:cs="Times New Roman"/>
+                <w:lang w:val="en-US"/>
+              </w:rPr>
+            </w:pPr>
+            <w:r>
+              <w:rPr>
+                <w:rFonts w:ascii="Times New Roman" w:hAnsi="Times New Roman" w:cs="Times New Roman"/>
+                <w:lang w:val="en-US"/>
+              </w:rPr>
+              <w:t xml:space="preserve">                await </w:t>
+            </w:r>
+            <w:proofErr w:type="spellStart"/>
+            <w:r>
+              <w:rPr>
+                <w:rFonts w:ascii="Times New Roman" w:hAnsi="Times New Roman" w:cs="Times New Roman"/>
+                <w:lang w:val="en-US"/>
+              </w:rPr>
+              <w:t>metrics_</w:t>
+            </w:r>
+            <w:proofErr w:type="gramStart"/>
+            <w:r>
+              <w:rPr>
+                <w:rFonts w:ascii="Times New Roman" w:hAnsi="Times New Roman" w:cs="Times New Roman"/>
+                <w:lang w:val="en-US"/>
+              </w:rPr>
+              <w:t>service.save</w:t>
+            </w:r>
+            <w:proofErr w:type="gramEnd"/>
+            <w:r>
+              <w:rPr>
+                <w:rFonts w:ascii="Times New Roman" w:hAnsi="Times New Roman" w:cs="Times New Roman"/>
+                <w:lang w:val="en-US"/>
+              </w:rPr>
+              <w:t>_burnout_</w:t>
+            </w:r>
+            <w:proofErr w:type="gramStart"/>
+            <w:r>
+              <w:rPr>
+                <w:rFonts w:ascii="Times New Roman" w:hAnsi="Times New Roman" w:cs="Times New Roman"/>
+                <w:lang w:val="en-US"/>
+              </w:rPr>
+              <w:t>assessment</w:t>
+            </w:r>
+            <w:proofErr w:type="spellEnd"/>
+            <w:r>
+              <w:rPr>
+                <w:rFonts w:ascii="Times New Roman" w:hAnsi="Times New Roman" w:cs="Times New Roman"/>
+                <w:lang w:val="en-US"/>
+              </w:rPr>
+              <w:t>(</w:t>
+            </w:r>
+            <w:proofErr w:type="spellStart"/>
+            <w:proofErr w:type="gramEnd"/>
+            <w:r>
+              <w:rPr>
+                <w:rFonts w:ascii="Times New Roman" w:hAnsi="Times New Roman" w:cs="Times New Roman"/>
+                <w:lang w:val="en-US"/>
+              </w:rPr>
+              <w:t>chat_id</w:t>
+            </w:r>
+            <w:proofErr w:type="spellEnd"/>
+            <w:r>
+              <w:rPr>
+                <w:rFonts w:ascii="Times New Roman" w:hAnsi="Times New Roman" w:cs="Times New Roman"/>
+                <w:lang w:val="en-US"/>
+              </w:rPr>
+              <w:t xml:space="preserve">, </w:t>
+            </w:r>
+            <w:proofErr w:type="spellStart"/>
+            <w:r>
+              <w:rPr>
+                <w:rFonts w:ascii="Times New Roman" w:hAnsi="Times New Roman" w:cs="Times New Roman"/>
+                <w:lang w:val="en-US"/>
+              </w:rPr>
+              <w:t>burnout_result</w:t>
+            </w:r>
+            <w:proofErr w:type="spellEnd"/>
+            <w:r>
+              <w:rPr>
+                <w:rFonts w:ascii="Times New Roman" w:hAnsi="Times New Roman" w:cs="Times New Roman"/>
+                <w:lang w:val="en-US"/>
+              </w:rPr>
+              <w:t>)</w:t>
+            </w:r>
+          </w:p>
+          <w:p>
+            <w:pPr>
+              <w:rPr>
+                <w:rFonts w:ascii="Times New Roman" w:hAnsi="Times New Roman" w:cs="Times New Roman"/>
+                <w:lang w:val="en-US"/>
+              </w:rPr>
+            </w:pPr>
+            <w:r>
+              <w:rPr>
+                <w:rFonts w:ascii="Times New Roman" w:hAnsi="Times New Roman" w:cs="Times New Roman"/>
+                <w:lang w:val="en-US"/>
+              </w:rPr>
               <w:lastRenderedPageBreak/>
-              <w:t>    )</w:t>
-            </w:r>
-          </w:p>
-          <w:p>
-            <w:pPr>
-              <w:rPr>
-                <w:rFonts w:ascii="Times New Roman" w:hAnsi="Times New Roman" w:cs="Times New Roman"/>
-              </w:rPr>
-            </w:pPr>
-            <w:r>
-              <w:rPr>
-                <w:rFonts w:ascii="Times New Roman" w:hAnsi="Times New Roman" w:cs="Times New Roman"/>
-              </w:rPr>
-              <w:t xml:space="preserve">    </w:t>
-            </w:r>
-          </w:p>
-          <w:p>
-            <w:pPr>
-              <w:rPr>
-                <w:rFonts w:ascii="Times New Roman" w:hAnsi="Times New Roman" w:cs="Times New Roman"/>
-              </w:rPr>
-            </w:pPr>
-            <w:r>
-              <w:rPr>
-                <w:rFonts w:ascii="Times New Roman" w:hAnsi="Times New Roman" w:cs="Times New Roman"/>
-              </w:rPr>
-              <w:t>    # Анализ тональности через NLP-сервис</w:t>
-            </w:r>
-          </w:p>
-          <w:p>
-            <w:pPr>
-              <w:rPr>
-                <w:rFonts w:ascii="Times New Roman" w:hAnsi="Times New Roman" w:cs="Times New Roman"/>
-                <w:lang w:val="en-US"/>
-              </w:rPr>
-            </w:pPr>
-            <w:r>
-              <w:rPr>
-                <w:rFonts w:ascii="Times New Roman" w:hAnsi="Times New Roman" w:cs="Times New Roman"/>
-              </w:rPr>
-              <w:t xml:space="preserve">    </w:t>
-            </w:r>
-            <w:proofErr w:type="spellStart"/>
-            <w:r>
-              <w:rPr>
-                <w:rFonts w:ascii="Times New Roman" w:hAnsi="Times New Roman" w:cs="Times New Roman"/>
-                <w:lang w:val="en-US"/>
-              </w:rPr>
-              <w:t>sentiment_result</w:t>
-            </w:r>
-            <w:proofErr w:type="spellEnd"/>
-            <w:r>
-              <w:rPr>
-                <w:rFonts w:ascii="Times New Roman" w:hAnsi="Times New Roman" w:cs="Times New Roman"/>
-                <w:lang w:val="en-US"/>
-              </w:rPr>
-              <w:t xml:space="preserve"> = </w:t>
-            </w:r>
-            <w:proofErr w:type="spellStart"/>
-            <w:r>
-              <w:rPr>
-                <w:rFonts w:ascii="Times New Roman" w:hAnsi="Times New Roman" w:cs="Times New Roman"/>
-                <w:lang w:val="en-US"/>
-              </w:rPr>
-              <w:t>nlp_</w:t>
-            </w:r>
-            <w:proofErr w:type="gramStart"/>
-            <w:r>
-              <w:rPr>
-                <w:rFonts w:ascii="Times New Roman" w:hAnsi="Times New Roman" w:cs="Times New Roman"/>
-                <w:lang w:val="en-US"/>
-              </w:rPr>
-              <w:t>client.analyze</w:t>
-            </w:r>
-            <w:proofErr w:type="gramEnd"/>
-            <w:r>
-              <w:rPr>
-                <w:rFonts w:ascii="Times New Roman" w:hAnsi="Times New Roman" w:cs="Times New Roman"/>
-                <w:lang w:val="en-US"/>
-              </w:rPr>
-              <w:t>_sentiment_sync</w:t>
-            </w:r>
-            <w:proofErr w:type="spellEnd"/>
-            <w:r>
-              <w:rPr>
-                <w:rFonts w:ascii="Times New Roman" w:hAnsi="Times New Roman" w:cs="Times New Roman"/>
-                <w:lang w:val="en-US"/>
-              </w:rPr>
-              <w:t>(text)</w:t>
-            </w:r>
-          </w:p>
-          <w:p>
-            <w:pPr>
-              <w:rPr>
-                <w:rFonts w:ascii="Times New Roman" w:hAnsi="Times New Roman" w:cs="Times New Roman"/>
-                <w:lang w:val="en-US"/>
-              </w:rPr>
-            </w:pPr>
-            <w:r>
-              <w:rPr>
-                <w:rFonts w:ascii="Times New Roman" w:hAnsi="Times New Roman" w:cs="Times New Roman"/>
-                <w:lang w:val="en-US"/>
-              </w:rPr>
-              <w:t xml:space="preserve">    </w:t>
-            </w:r>
-          </w:p>
-          <w:p>
-            <w:pPr>
-              <w:rPr>
-                <w:rFonts w:ascii="Times New Roman" w:hAnsi="Times New Roman" w:cs="Times New Roman"/>
-                <w:lang w:val="en-US"/>
-              </w:rPr>
-            </w:pPr>
-            <w:r>
-              <w:rPr>
-                <w:rFonts w:ascii="Times New Roman" w:hAnsi="Times New Roman" w:cs="Times New Roman"/>
-                <w:lang w:val="en-US"/>
-              </w:rPr>
-              <w:t xml:space="preserve">    if </w:t>
-            </w:r>
-            <w:proofErr w:type="spellStart"/>
-            <w:r>
-              <w:rPr>
-                <w:rFonts w:ascii="Times New Roman" w:hAnsi="Times New Roman" w:cs="Times New Roman"/>
-                <w:lang w:val="en-US"/>
-              </w:rPr>
-              <w:t>sentiment_result</w:t>
-            </w:r>
-            <w:proofErr w:type="spellEnd"/>
-            <w:r>
-              <w:rPr>
-                <w:rFonts w:ascii="Times New Roman" w:hAnsi="Times New Roman" w:cs="Times New Roman"/>
-                <w:lang w:val="en-US"/>
-              </w:rPr>
-              <w:t>:</w:t>
-            </w:r>
-          </w:p>
-          <w:p>
-            <w:pPr>
-              <w:rPr>
-                <w:rFonts w:ascii="Times New Roman" w:hAnsi="Times New Roman" w:cs="Times New Roman"/>
-                <w:lang w:val="en-US"/>
-              </w:rPr>
-            </w:pPr>
-            <w:r>
-              <w:rPr>
-                <w:rFonts w:ascii="Times New Roman" w:hAnsi="Times New Roman" w:cs="Times New Roman"/>
-                <w:lang w:val="en-US"/>
-              </w:rPr>
-              <w:t xml:space="preserve">        async with </w:t>
-            </w:r>
-            <w:proofErr w:type="spellStart"/>
-            <w:proofErr w:type="gramStart"/>
-            <w:r>
-              <w:rPr>
-                <w:rFonts w:ascii="Times New Roman" w:hAnsi="Times New Roman" w:cs="Times New Roman"/>
-                <w:lang w:val="en-US"/>
-              </w:rPr>
-              <w:t>AsyncSessionLocal</w:t>
-            </w:r>
-            <w:proofErr w:type="spellEnd"/>
-            <w:r>
-              <w:rPr>
-                <w:rFonts w:ascii="Times New Roman" w:hAnsi="Times New Roman" w:cs="Times New Roman"/>
-                <w:lang w:val="en-US"/>
-              </w:rPr>
-              <w:t>(</w:t>
-            </w:r>
-            <w:proofErr w:type="gramEnd"/>
-            <w:r>
-              <w:rPr>
-                <w:rFonts w:ascii="Times New Roman" w:hAnsi="Times New Roman" w:cs="Times New Roman"/>
-                <w:lang w:val="en-US"/>
-              </w:rPr>
-              <w:t xml:space="preserve">) as </w:t>
-            </w:r>
-            <w:proofErr w:type="spellStart"/>
-            <w:r>
-              <w:rPr>
-                <w:rFonts w:ascii="Times New Roman" w:hAnsi="Times New Roman" w:cs="Times New Roman"/>
-                <w:lang w:val="en-US"/>
-              </w:rPr>
-              <w:t>db</w:t>
-            </w:r>
-            <w:proofErr w:type="spellEnd"/>
-            <w:r>
-              <w:rPr>
-                <w:rFonts w:ascii="Times New Roman" w:hAnsi="Times New Roman" w:cs="Times New Roman"/>
-                <w:lang w:val="en-US"/>
-              </w:rPr>
-              <w:t>:</w:t>
-            </w:r>
-          </w:p>
-          <w:p>
-            <w:pPr>
-              <w:rPr>
-                <w:rFonts w:ascii="Times New Roman" w:hAnsi="Times New Roman" w:cs="Times New Roman"/>
-                <w:lang w:val="en-US"/>
-              </w:rPr>
-            </w:pPr>
-            <w:r>
-              <w:rPr>
-                <w:rFonts w:ascii="Times New Roman" w:hAnsi="Times New Roman" w:cs="Times New Roman"/>
-                <w:lang w:val="en-US"/>
-              </w:rPr>
-              <w:t xml:space="preserve">            </w:t>
-            </w:r>
-            <w:proofErr w:type="spellStart"/>
-            <w:r>
-              <w:rPr>
-                <w:rFonts w:ascii="Times New Roman" w:hAnsi="Times New Roman" w:cs="Times New Roman"/>
-                <w:lang w:val="en-US"/>
-              </w:rPr>
-              <w:t>chat_service</w:t>
-            </w:r>
-            <w:proofErr w:type="spellEnd"/>
-            <w:r>
-              <w:rPr>
-                <w:rFonts w:ascii="Times New Roman" w:hAnsi="Times New Roman" w:cs="Times New Roman"/>
-                <w:lang w:val="en-US"/>
-              </w:rPr>
-              <w:t xml:space="preserve"> = </w:t>
-            </w:r>
-            <w:proofErr w:type="spellStart"/>
-            <w:r>
-              <w:rPr>
-                <w:rFonts w:ascii="Times New Roman" w:hAnsi="Times New Roman" w:cs="Times New Roman"/>
-                <w:lang w:val="en-US"/>
-              </w:rPr>
-              <w:t>ChatService</w:t>
-            </w:r>
-            <w:proofErr w:type="spellEnd"/>
-            <w:r>
-              <w:rPr>
-                <w:rFonts w:ascii="Times New Roman" w:hAnsi="Times New Roman" w:cs="Times New Roman"/>
-                <w:lang w:val="en-US"/>
-              </w:rPr>
-              <w:t>(</w:t>
-            </w:r>
-            <w:proofErr w:type="spellStart"/>
-            <w:r>
-              <w:rPr>
-                <w:rFonts w:ascii="Times New Roman" w:hAnsi="Times New Roman" w:cs="Times New Roman"/>
-                <w:lang w:val="en-US"/>
-              </w:rPr>
-              <w:t>db</w:t>
-            </w:r>
-            <w:proofErr w:type="spellEnd"/>
-            <w:r>
-              <w:rPr>
-                <w:rFonts w:ascii="Times New Roman" w:hAnsi="Times New Roman" w:cs="Times New Roman"/>
-                <w:lang w:val="en-US"/>
-              </w:rPr>
-              <w:t>)</w:t>
-            </w:r>
-          </w:p>
-          <w:p>
-            <w:pPr>
-              <w:rPr>
-                <w:rFonts w:ascii="Times New Roman" w:hAnsi="Times New Roman" w:cs="Times New Roman"/>
-                <w:lang w:val="en-US"/>
-              </w:rPr>
-            </w:pPr>
-            <w:r>
-              <w:rPr>
-                <w:rFonts w:ascii="Times New Roman" w:hAnsi="Times New Roman" w:cs="Times New Roman"/>
-                <w:lang w:val="en-US"/>
-              </w:rPr>
-              <w:t xml:space="preserve">            </w:t>
-            </w:r>
-            <w:proofErr w:type="spellStart"/>
-            <w:r>
-              <w:rPr>
-                <w:rFonts w:ascii="Times New Roman" w:hAnsi="Times New Roman" w:cs="Times New Roman"/>
-                <w:lang w:val="en-US"/>
-              </w:rPr>
-              <w:t>metrics_service</w:t>
-            </w:r>
-            <w:proofErr w:type="spellEnd"/>
-            <w:r>
-              <w:rPr>
-                <w:rFonts w:ascii="Times New Roman" w:hAnsi="Times New Roman" w:cs="Times New Roman"/>
-                <w:lang w:val="en-US"/>
-              </w:rPr>
-              <w:t xml:space="preserve"> = </w:t>
-            </w:r>
-            <w:proofErr w:type="spellStart"/>
-            <w:r>
-              <w:rPr>
-                <w:rFonts w:ascii="Times New Roman" w:hAnsi="Times New Roman" w:cs="Times New Roman"/>
-                <w:lang w:val="en-US"/>
-              </w:rPr>
-              <w:t>MetricsService</w:t>
-            </w:r>
-            <w:proofErr w:type="spellEnd"/>
-            <w:r>
-              <w:rPr>
-                <w:rFonts w:ascii="Times New Roman" w:hAnsi="Times New Roman" w:cs="Times New Roman"/>
-                <w:lang w:val="en-US"/>
-              </w:rPr>
-              <w:t>(</w:t>
-            </w:r>
-            <w:proofErr w:type="spellStart"/>
-            <w:r>
-              <w:rPr>
-                <w:rFonts w:ascii="Times New Roman" w:hAnsi="Times New Roman" w:cs="Times New Roman"/>
-                <w:lang w:val="en-US"/>
-              </w:rPr>
-              <w:t>db</w:t>
-            </w:r>
-            <w:proofErr w:type="spellEnd"/>
-            <w:r>
-              <w:rPr>
-                <w:rFonts w:ascii="Times New Roman" w:hAnsi="Times New Roman" w:cs="Times New Roman"/>
-                <w:lang w:val="en-US"/>
-              </w:rPr>
-              <w:t>)</w:t>
-            </w:r>
-          </w:p>
-          <w:p>
-            <w:pPr>
-              <w:rPr>
-                <w:rFonts w:ascii="Times New Roman" w:hAnsi="Times New Roman" w:cs="Times New Roman"/>
-                <w:lang w:val="en-US"/>
-              </w:rPr>
-            </w:pPr>
-            <w:r>
-              <w:rPr>
-                <w:rFonts w:ascii="Times New Roman" w:hAnsi="Times New Roman" w:cs="Times New Roman"/>
-                <w:lang w:val="en-US"/>
-              </w:rPr>
-              <w:t xml:space="preserve">            </w:t>
-            </w:r>
-          </w:p>
-          <w:p>
-            <w:pPr>
-              <w:rPr>
-                <w:rFonts w:ascii="Times New Roman" w:hAnsi="Times New Roman" w:cs="Times New Roman"/>
-                <w:lang w:val="en-US"/>
-              </w:rPr>
-            </w:pPr>
-            <w:r>
-              <w:rPr>
-                <w:rFonts w:ascii="Times New Roman" w:hAnsi="Times New Roman" w:cs="Times New Roman"/>
-                <w:lang w:val="en-US"/>
-              </w:rPr>
-              <w:t xml:space="preserve">            # </w:t>
-            </w:r>
-            <w:r>
-              <w:rPr>
-                <w:rFonts w:ascii="Times New Roman" w:hAnsi="Times New Roman" w:cs="Times New Roman"/>
-              </w:rPr>
-              <w:t>Получение</w:t>
-            </w:r>
-            <w:r>
-              <w:rPr>
-                <w:rFonts w:ascii="Times New Roman" w:hAnsi="Times New Roman" w:cs="Times New Roman"/>
-                <w:lang w:val="en-US"/>
-              </w:rPr>
-              <w:t xml:space="preserve"> </w:t>
-            </w:r>
-            <w:r>
-              <w:rPr>
-                <w:rFonts w:ascii="Times New Roman" w:hAnsi="Times New Roman" w:cs="Times New Roman"/>
-              </w:rPr>
-              <w:t>или</w:t>
-            </w:r>
-            <w:r>
-              <w:rPr>
-                <w:rFonts w:ascii="Times New Roman" w:hAnsi="Times New Roman" w:cs="Times New Roman"/>
-                <w:lang w:val="en-US"/>
-              </w:rPr>
-              <w:t xml:space="preserve"> </w:t>
-            </w:r>
-            <w:r>
-              <w:rPr>
-                <w:rFonts w:ascii="Times New Roman" w:hAnsi="Times New Roman" w:cs="Times New Roman"/>
-              </w:rPr>
-              <w:t>создание</w:t>
-            </w:r>
-            <w:r>
-              <w:rPr>
-                <w:rFonts w:ascii="Times New Roman" w:hAnsi="Times New Roman" w:cs="Times New Roman"/>
-                <w:lang w:val="en-US"/>
-              </w:rPr>
-              <w:t xml:space="preserve"> </w:t>
-            </w:r>
-            <w:r>
-              <w:rPr>
-                <w:rFonts w:ascii="Times New Roman" w:hAnsi="Times New Roman" w:cs="Times New Roman"/>
-              </w:rPr>
-              <w:t>чата</w:t>
-            </w:r>
-          </w:p>
-          <w:p>
-            <w:pPr>
-              <w:rPr>
-                <w:rFonts w:ascii="Times New Roman" w:hAnsi="Times New Roman" w:cs="Times New Roman"/>
-                <w:lang w:val="en-US"/>
-              </w:rPr>
-            </w:pPr>
-            <w:r>
-              <w:rPr>
-                <w:rFonts w:ascii="Times New Roman" w:hAnsi="Times New Roman" w:cs="Times New Roman"/>
-                <w:lang w:val="en-US"/>
-              </w:rPr>
-              <w:t xml:space="preserve">            chat = await </w:t>
-            </w:r>
-            <w:proofErr w:type="spellStart"/>
-            <w:r>
-              <w:rPr>
-                <w:rFonts w:ascii="Times New Roman" w:hAnsi="Times New Roman" w:cs="Times New Roman"/>
-                <w:lang w:val="en-US"/>
-              </w:rPr>
-              <w:t>chat_service.get_or_create_</w:t>
-            </w:r>
-            <w:proofErr w:type="gramStart"/>
-            <w:r>
-              <w:rPr>
-                <w:rFonts w:ascii="Times New Roman" w:hAnsi="Times New Roman" w:cs="Times New Roman"/>
-                <w:lang w:val="en-US"/>
-              </w:rPr>
-              <w:t>chat</w:t>
-            </w:r>
-            <w:proofErr w:type="spellEnd"/>
-            <w:r>
-              <w:rPr>
-                <w:rFonts w:ascii="Times New Roman" w:hAnsi="Times New Roman" w:cs="Times New Roman"/>
-                <w:lang w:val="en-US"/>
-              </w:rPr>
-              <w:t>(</w:t>
-            </w:r>
-            <w:proofErr w:type="spellStart"/>
-            <w:proofErr w:type="gramEnd"/>
-            <w:r>
-              <w:rPr>
-                <w:rFonts w:ascii="Times New Roman" w:hAnsi="Times New Roman" w:cs="Times New Roman"/>
-                <w:lang w:val="en-US"/>
-              </w:rPr>
-              <w:t>chat_id</w:t>
-            </w:r>
-            <w:proofErr w:type="spellEnd"/>
-            <w:r>
-              <w:rPr>
-                <w:rFonts w:ascii="Times New Roman" w:hAnsi="Times New Roman" w:cs="Times New Roman"/>
-                <w:lang w:val="en-US"/>
-              </w:rPr>
-              <w:t xml:space="preserve">, "group", </w:t>
-            </w:r>
-            <w:proofErr w:type="spellStart"/>
-            <w:r>
-              <w:rPr>
-                <w:rFonts w:ascii="Times New Roman" w:hAnsi="Times New Roman" w:cs="Times New Roman"/>
-                <w:lang w:val="en-US"/>
-              </w:rPr>
-              <w:t>chat_title</w:t>
-            </w:r>
-            <w:proofErr w:type="spellEnd"/>
-            <w:r>
-              <w:rPr>
-                <w:rFonts w:ascii="Times New Roman" w:hAnsi="Times New Roman" w:cs="Times New Roman"/>
-                <w:lang w:val="en-US"/>
-              </w:rPr>
-              <w:t>)</w:t>
-            </w:r>
-          </w:p>
-          <w:p>
-            <w:pPr>
-              <w:rPr>
-                <w:rFonts w:ascii="Times New Roman" w:hAnsi="Times New Roman" w:cs="Times New Roman"/>
-                <w:lang w:val="en-US"/>
-              </w:rPr>
-            </w:pPr>
-            <w:r>
-              <w:rPr>
-                <w:rFonts w:ascii="Times New Roman" w:hAnsi="Times New Roman" w:cs="Times New Roman"/>
-                <w:lang w:val="en-US"/>
-              </w:rPr>
-              <w:t xml:space="preserve">            </w:t>
-            </w:r>
-          </w:p>
-          <w:p>
-            <w:pPr>
-              <w:rPr>
-                <w:rFonts w:ascii="Times New Roman" w:hAnsi="Times New Roman" w:cs="Times New Roman"/>
-                <w:lang w:val="en-US"/>
-              </w:rPr>
-            </w:pPr>
-            <w:r>
-              <w:rPr>
-                <w:rFonts w:ascii="Times New Roman" w:hAnsi="Times New Roman" w:cs="Times New Roman"/>
-                <w:lang w:val="en-US"/>
-              </w:rPr>
-              <w:t xml:space="preserve">            # </w:t>
-            </w:r>
-            <w:r>
-              <w:rPr>
-                <w:rFonts w:ascii="Times New Roman" w:hAnsi="Times New Roman" w:cs="Times New Roman"/>
-              </w:rPr>
-              <w:t>Сохранение</w:t>
-            </w:r>
-            <w:r>
-              <w:rPr>
-                <w:rFonts w:ascii="Times New Roman" w:hAnsi="Times New Roman" w:cs="Times New Roman"/>
-                <w:lang w:val="en-US"/>
-              </w:rPr>
-              <w:t xml:space="preserve"> </w:t>
-            </w:r>
-            <w:r>
-              <w:rPr>
-                <w:rFonts w:ascii="Times New Roman" w:hAnsi="Times New Roman" w:cs="Times New Roman"/>
-              </w:rPr>
-              <w:t>метрик</w:t>
-            </w:r>
-            <w:r>
-              <w:rPr>
-                <w:rFonts w:ascii="Times New Roman" w:hAnsi="Times New Roman" w:cs="Times New Roman"/>
-                <w:lang w:val="en-US"/>
-              </w:rPr>
-              <w:t xml:space="preserve"> </w:t>
-            </w:r>
-            <w:r>
-              <w:rPr>
-                <w:rFonts w:ascii="Times New Roman" w:hAnsi="Times New Roman" w:cs="Times New Roman"/>
-              </w:rPr>
-              <w:t>тональности</w:t>
-            </w:r>
-          </w:p>
-          <w:p>
-            <w:pPr>
-              <w:rPr>
-                <w:rFonts w:ascii="Times New Roman" w:hAnsi="Times New Roman" w:cs="Times New Roman"/>
-                <w:lang w:val="en-US"/>
-              </w:rPr>
-            </w:pPr>
-            <w:r>
-              <w:rPr>
-                <w:rFonts w:ascii="Times New Roman" w:hAnsi="Times New Roman" w:cs="Times New Roman"/>
-                <w:lang w:val="en-US"/>
-              </w:rPr>
-              <w:t xml:space="preserve">            await </w:t>
-            </w:r>
-            <w:proofErr w:type="spellStart"/>
-            <w:r>
-              <w:rPr>
-                <w:rFonts w:ascii="Times New Roman" w:hAnsi="Times New Roman" w:cs="Times New Roman"/>
-                <w:lang w:val="en-US"/>
-              </w:rPr>
-              <w:t>metrics_</w:t>
-            </w:r>
-            <w:proofErr w:type="gramStart"/>
-            <w:r>
-              <w:rPr>
-                <w:rFonts w:ascii="Times New Roman" w:hAnsi="Times New Roman" w:cs="Times New Roman"/>
-                <w:lang w:val="en-US"/>
-              </w:rPr>
-              <w:t>service.save</w:t>
-            </w:r>
-            <w:proofErr w:type="gramEnd"/>
-            <w:r>
-              <w:rPr>
-                <w:rFonts w:ascii="Times New Roman" w:hAnsi="Times New Roman" w:cs="Times New Roman"/>
-                <w:lang w:val="en-US"/>
-              </w:rPr>
-              <w:t>_sentiment_</w:t>
-            </w:r>
-            <w:proofErr w:type="gramStart"/>
-            <w:r>
-              <w:rPr>
-                <w:rFonts w:ascii="Times New Roman" w:hAnsi="Times New Roman" w:cs="Times New Roman"/>
-                <w:lang w:val="en-US"/>
-              </w:rPr>
-              <w:t>metrics</w:t>
-            </w:r>
-            <w:proofErr w:type="spellEnd"/>
-            <w:r>
-              <w:rPr>
-                <w:rFonts w:ascii="Times New Roman" w:hAnsi="Times New Roman" w:cs="Times New Roman"/>
-                <w:lang w:val="en-US"/>
-              </w:rPr>
-              <w:t>(</w:t>
-            </w:r>
-            <w:proofErr w:type="spellStart"/>
-            <w:proofErr w:type="gramEnd"/>
-            <w:r>
-              <w:rPr>
-                <w:rFonts w:ascii="Times New Roman" w:hAnsi="Times New Roman" w:cs="Times New Roman"/>
-                <w:lang w:val="en-US"/>
-              </w:rPr>
-              <w:t>chat_id</w:t>
-            </w:r>
-            <w:proofErr w:type="spellEnd"/>
-            <w:r>
-              <w:rPr>
-                <w:rFonts w:ascii="Times New Roman" w:hAnsi="Times New Roman" w:cs="Times New Roman"/>
-                <w:lang w:val="en-US"/>
-              </w:rPr>
-              <w:t xml:space="preserve">, </w:t>
-            </w:r>
-            <w:proofErr w:type="spellStart"/>
-            <w:r>
-              <w:rPr>
-                <w:rFonts w:ascii="Times New Roman" w:hAnsi="Times New Roman" w:cs="Times New Roman"/>
-                <w:lang w:val="en-US"/>
-              </w:rPr>
-              <w:t>sentiment_result</w:t>
-            </w:r>
-            <w:proofErr w:type="spellEnd"/>
-            <w:r>
-              <w:rPr>
-                <w:rFonts w:ascii="Times New Roman" w:hAnsi="Times New Roman" w:cs="Times New Roman"/>
-                <w:lang w:val="en-US"/>
-              </w:rPr>
-              <w:t>)</w:t>
-            </w:r>
-          </w:p>
-          <w:p>
-            <w:pPr>
-              <w:rPr>
-                <w:rFonts w:ascii="Times New Roman" w:hAnsi="Times New Roman" w:cs="Times New Roman"/>
-                <w:lang w:val="en-US"/>
-              </w:rPr>
-            </w:pPr>
-            <w:r>
-              <w:rPr>
-                <w:rFonts w:ascii="Times New Roman" w:hAnsi="Times New Roman" w:cs="Times New Roman"/>
-                <w:lang w:val="en-US"/>
-              </w:rPr>
-              <w:t xml:space="preserve">            </w:t>
-            </w:r>
-          </w:p>
-          <w:p>
-            <w:pPr>
-              <w:rPr>
-                <w:rFonts w:ascii="Times New Roman" w:hAnsi="Times New Roman" w:cs="Times New Roman"/>
-                <w:lang w:val="en-US"/>
-              </w:rPr>
-            </w:pPr>
-            <w:r>
-              <w:rPr>
-                <w:rFonts w:ascii="Times New Roman" w:hAnsi="Times New Roman" w:cs="Times New Roman"/>
-                <w:lang w:val="en-US"/>
-              </w:rPr>
-              <w:t xml:space="preserve">            # </w:t>
-            </w:r>
-            <w:r>
-              <w:rPr>
-                <w:rFonts w:ascii="Times New Roman" w:hAnsi="Times New Roman" w:cs="Times New Roman"/>
-              </w:rPr>
-              <w:t>Оценка</w:t>
-            </w:r>
-            <w:r>
-              <w:rPr>
-                <w:rFonts w:ascii="Times New Roman" w:hAnsi="Times New Roman" w:cs="Times New Roman"/>
-                <w:lang w:val="en-US"/>
-              </w:rPr>
-              <w:t xml:space="preserve"> </w:t>
-            </w:r>
-            <w:r>
-              <w:rPr>
-                <w:rFonts w:ascii="Times New Roman" w:hAnsi="Times New Roman" w:cs="Times New Roman"/>
-              </w:rPr>
-              <w:t>выгорания</w:t>
-            </w:r>
-          </w:p>
-          <w:p>
-            <w:pPr>
-              <w:rPr>
-                <w:rFonts w:ascii="Times New Roman" w:hAnsi="Times New Roman" w:cs="Times New Roman"/>
-                <w:lang w:val="en-US"/>
-              </w:rPr>
-            </w:pPr>
-            <w:r>
-              <w:rPr>
-                <w:rFonts w:ascii="Times New Roman" w:hAnsi="Times New Roman" w:cs="Times New Roman"/>
-                <w:lang w:val="en-US"/>
-              </w:rPr>
-              <w:t xml:space="preserve">            </w:t>
-            </w:r>
-            <w:proofErr w:type="spellStart"/>
-            <w:r>
-              <w:rPr>
-                <w:rFonts w:ascii="Times New Roman" w:hAnsi="Times New Roman" w:cs="Times New Roman"/>
-                <w:lang w:val="en-US"/>
-              </w:rPr>
-              <w:t>burnout_result</w:t>
-            </w:r>
-            <w:proofErr w:type="spellEnd"/>
-            <w:r>
-              <w:rPr>
-                <w:rFonts w:ascii="Times New Roman" w:hAnsi="Times New Roman" w:cs="Times New Roman"/>
-                <w:lang w:val="en-US"/>
-              </w:rPr>
-              <w:t xml:space="preserve"> = </w:t>
-            </w:r>
-            <w:proofErr w:type="spellStart"/>
-            <w:r>
-              <w:rPr>
-                <w:rFonts w:ascii="Times New Roman" w:hAnsi="Times New Roman" w:cs="Times New Roman"/>
-                <w:lang w:val="en-US"/>
-              </w:rPr>
-              <w:t>nlp_</w:t>
-            </w:r>
-            <w:proofErr w:type="gramStart"/>
-            <w:r>
-              <w:rPr>
-                <w:rFonts w:ascii="Times New Roman" w:hAnsi="Times New Roman" w:cs="Times New Roman"/>
-                <w:lang w:val="en-US"/>
-              </w:rPr>
-              <w:t>client.assess</w:t>
-            </w:r>
-            <w:proofErr w:type="gramEnd"/>
-            <w:r>
-              <w:rPr>
-                <w:rFonts w:ascii="Times New Roman" w:hAnsi="Times New Roman" w:cs="Times New Roman"/>
-                <w:lang w:val="en-US"/>
-              </w:rPr>
-              <w:t>_burnout_sync</w:t>
-            </w:r>
-            <w:proofErr w:type="spellEnd"/>
-            <w:r>
-              <w:rPr>
-                <w:rFonts w:ascii="Times New Roman" w:hAnsi="Times New Roman" w:cs="Times New Roman"/>
-                <w:lang w:val="en-US"/>
-              </w:rPr>
-              <w:t>(</w:t>
-            </w:r>
-            <w:proofErr w:type="spellStart"/>
-            <w:r>
-              <w:rPr>
-                <w:rFonts w:ascii="Times New Roman" w:hAnsi="Times New Roman" w:cs="Times New Roman"/>
-                <w:lang w:val="en-US"/>
-              </w:rPr>
-              <w:t>sentiment_result</w:t>
-            </w:r>
-            <w:proofErr w:type="spellEnd"/>
-            <w:r>
-              <w:rPr>
-                <w:rFonts w:ascii="Times New Roman" w:hAnsi="Times New Roman" w:cs="Times New Roman"/>
-                <w:lang w:val="en-US"/>
-              </w:rPr>
-              <w:t>)</w:t>
-            </w:r>
-          </w:p>
-          <w:p>
-            <w:pPr>
-              <w:rPr>
-                <w:rFonts w:ascii="Times New Roman" w:hAnsi="Times New Roman" w:cs="Times New Roman"/>
-                <w:lang w:val="en-US"/>
-              </w:rPr>
-            </w:pPr>
-            <w:r>
-              <w:rPr>
-                <w:rFonts w:ascii="Times New Roman" w:hAnsi="Times New Roman" w:cs="Times New Roman"/>
-                <w:lang w:val="en-US"/>
-              </w:rPr>
-              <w:t xml:space="preserve">            if </w:t>
-            </w:r>
-            <w:proofErr w:type="spellStart"/>
-            <w:r>
-              <w:rPr>
-                <w:rFonts w:ascii="Times New Roman" w:hAnsi="Times New Roman" w:cs="Times New Roman"/>
-                <w:lang w:val="en-US"/>
-              </w:rPr>
-              <w:t>burnout_result</w:t>
-            </w:r>
-            <w:proofErr w:type="spellEnd"/>
-            <w:r>
-              <w:rPr>
-                <w:rFonts w:ascii="Times New Roman" w:hAnsi="Times New Roman" w:cs="Times New Roman"/>
-                <w:lang w:val="en-US"/>
-              </w:rPr>
-              <w:t>:</w:t>
-            </w:r>
-          </w:p>
-          <w:p>
-            <w:pPr>
-              <w:rPr>
-                <w:rFonts w:ascii="Times New Roman" w:hAnsi="Times New Roman" w:cs="Times New Roman"/>
-                <w:lang w:val="en-US"/>
-              </w:rPr>
-            </w:pPr>
-            <w:r>
-              <w:rPr>
-                <w:rFonts w:ascii="Times New Roman" w:hAnsi="Times New Roman" w:cs="Times New Roman"/>
-                <w:lang w:val="en-US"/>
-              </w:rPr>
-              <w:t xml:space="preserve">                await </w:t>
-            </w:r>
-            <w:proofErr w:type="spellStart"/>
-            <w:r>
-              <w:rPr>
-                <w:rFonts w:ascii="Times New Roman" w:hAnsi="Times New Roman" w:cs="Times New Roman"/>
-                <w:lang w:val="en-US"/>
-              </w:rPr>
-              <w:t>metrics_</w:t>
-            </w:r>
-            <w:proofErr w:type="gramStart"/>
-            <w:r>
-              <w:rPr>
-                <w:rFonts w:ascii="Times New Roman" w:hAnsi="Times New Roman" w:cs="Times New Roman"/>
-                <w:lang w:val="en-US"/>
-              </w:rPr>
-              <w:t>service.save</w:t>
-            </w:r>
-            <w:proofErr w:type="gramEnd"/>
-            <w:r>
-              <w:rPr>
-                <w:rFonts w:ascii="Times New Roman" w:hAnsi="Times New Roman" w:cs="Times New Roman"/>
-                <w:lang w:val="en-US"/>
-              </w:rPr>
-              <w:t>_burnout_</w:t>
-            </w:r>
-            <w:proofErr w:type="gramStart"/>
-            <w:r>
-              <w:rPr>
-                <w:rFonts w:ascii="Times New Roman" w:hAnsi="Times New Roman" w:cs="Times New Roman"/>
-                <w:lang w:val="en-US"/>
-              </w:rPr>
-              <w:t>assessment</w:t>
-            </w:r>
-            <w:proofErr w:type="spellEnd"/>
-            <w:r>
-              <w:rPr>
-                <w:rFonts w:ascii="Times New Roman" w:hAnsi="Times New Roman" w:cs="Times New Roman"/>
-                <w:lang w:val="en-US"/>
-              </w:rPr>
-              <w:t>(</w:t>
-            </w:r>
-            <w:proofErr w:type="spellStart"/>
-            <w:proofErr w:type="gramEnd"/>
-            <w:r>
-              <w:rPr>
-                <w:rFonts w:ascii="Times New Roman" w:hAnsi="Times New Roman" w:cs="Times New Roman"/>
-                <w:lang w:val="en-US"/>
-              </w:rPr>
-              <w:t>chat_id</w:t>
-            </w:r>
-            <w:proofErr w:type="spellEnd"/>
-            <w:r>
-              <w:rPr>
-                <w:rFonts w:ascii="Times New Roman" w:hAnsi="Times New Roman" w:cs="Times New Roman"/>
-                <w:lang w:val="en-US"/>
-              </w:rPr>
-              <w:t xml:space="preserve">, </w:t>
-            </w:r>
-            <w:proofErr w:type="spellStart"/>
-            <w:r>
-              <w:rPr>
-                <w:rFonts w:ascii="Times New Roman" w:hAnsi="Times New Roman" w:cs="Times New Roman"/>
-                <w:lang w:val="en-US"/>
-              </w:rPr>
-              <w:t>burnout_result</w:t>
-            </w:r>
-            <w:proofErr w:type="spellEnd"/>
-            <w:r>
-              <w:rPr>
-                <w:rFonts w:ascii="Times New Roman" w:hAnsi="Times New Roman" w:cs="Times New Roman"/>
-                <w:lang w:val="en-US"/>
-              </w:rPr>
-              <w:t>)</w:t>
-            </w:r>
-          </w:p>
-          <w:p>
-            <w:pPr>
-              <w:rPr>
-                <w:rFonts w:ascii="Times New Roman" w:hAnsi="Times New Roman" w:cs="Times New Roman"/>
-                <w:lang w:val="en-US"/>
-              </w:rPr>
-            </w:pPr>
-            <w:r>
-              <w:rPr>
-                <w:rFonts w:ascii="Times New Roman" w:hAnsi="Times New Roman" w:cs="Times New Roman"/>
-                <w:lang w:val="en-US"/>
-              </w:rPr>
               <w:t xml:space="preserve">            </w:t>
             </w:r>
           </w:p>
@@ -6429,7 +6579,6 @@
                 <w:rFonts w:ascii="Times New Roman" w:hAnsi="Times New Roman" w:cs="Times New Roman"/>
                 <w:lang w:val="en-US"/>
               </w:rPr>
-              <w:lastRenderedPageBreak/>
               <w:t xml:space="preserve">    logger = </w:t>
             </w:r>
             <w:proofErr w:type="spellStart"/>
@@ -6737,6 +6886,7 @@
         <w:rPr>
           <w:rFonts w:ascii="Times New Roman" w:hAnsi="Times New Roman" w:cs="Times New Roman"/>
         </w:rPr>
+        <w:lastRenderedPageBreak/>
         <w:t xml:space="preserve">Сервис реализован с использованием фреймворка </w:t>
       </w:r>
       <w:proofErr w:type="spellStart"/>
@@ -7911,7 +8061,6 @@
                 <w:rFonts w:ascii="Times New Roman" w:hAnsi="Times New Roman" w:cs="Times New Roman"/>
                 <w:lang w:val="en-US"/>
               </w:rPr>
-              <w:lastRenderedPageBreak/>
               <w:t xml:space="preserve">                        "sentiment": </w:t>
             </w:r>
             <w:proofErr w:type="spellStart"/>
@@ -9100,7 +9249,6 @@
                 <w:rFonts w:ascii="Times New Roman" w:hAnsi="Times New Roman" w:cs="Times New Roman"/>
                 <w:lang w:val="en-US"/>
               </w:rPr>
-              <w:lastRenderedPageBreak/>
               <w:t xml:space="preserve">    "</w:t>
             </w:r>
             <w:proofErr w:type="spellStart"/>
@@ -9524,6 +9672,7 @@
           <w:b/>
           <w:bCs/>
         </w:rPr>
+        <w:lastRenderedPageBreak/>
         <w:t>Проверка работоспособности</w:t>
       </w:r>
     </w:p>
@@ -9921,7 +10070,6 @@
                 <w:rFonts w:ascii="Times New Roman" w:hAnsi="Times New Roman" w:cs="Times New Roman"/>
                 <w:lang w:val="en-US"/>
               </w:rPr>
-              <w:lastRenderedPageBreak/>
               <w:t>def _</w:t>
             </w:r>
             <w:proofErr w:type="spellStart"/>
@@ -10438,6 +10586,7 @@
         <w:rPr>
           <w:rFonts w:ascii="Times New Roman" w:hAnsi="Times New Roman" w:cs="Times New Roman"/>
         </w:rPr>
+        <w:lastRenderedPageBreak/>
         <w:t>«фиолетово», «пофиг», «плевать»</w:t>
       </w:r>
     </w:p>
@@ -10854,7 +11003,6 @@
         <w:rPr>
           <w:rFonts w:ascii="Times New Roman" w:hAnsi="Times New Roman" w:cs="Times New Roman"/>
         </w:rPr>
-        <w:lastRenderedPageBreak/>
         <w:t xml:space="preserve">Приводит текст к нижнему регистру для обеспечения </w:t>
       </w:r>
       <w:proofErr w:type="spellStart"/>
@@ -12247,6 +12395,7 @@
         <w:rPr>
           <w:rFonts w:ascii="Times New Roman" w:hAnsi="Times New Roman" w:cs="Times New Roman"/>
         </w:rPr>
+        <w:lastRenderedPageBreak/>
         <w:t>Нейтральная: 0.12</w:t>
       </w:r>
     </w:p>
@@ -12856,6 +13005,7 @@
                 <w:b/>
                 <w:bCs/>
               </w:rPr>
+              <w:lastRenderedPageBreak/>
               <w:t>Компонент</w:t>
             </w:r>
           </w:p>
@@ -13855,7 +14005,6 @@
               <w:rPr>
                 <w:rFonts w:ascii="Times New Roman" w:hAnsi="Times New Roman" w:cs="Times New Roman"/>
               </w:rPr>
-              <w:lastRenderedPageBreak/>
               <w:t xml:space="preserve">              = 29</w:t>
             </w:r>
           </w:p>
@@ -14338,6 +14487,7 @@
               <w:rPr>
                 <w:rFonts w:ascii="Times New Roman" w:hAnsi="Times New Roman" w:cs="Times New Roman"/>
               </w:rPr>
+              <w:lastRenderedPageBreak/>
               <w:t>50-75%</w:t>
             </w:r>
           </w:p>
@@ -15000,6 +15150,7 @@
           <w:noProof/>
           <w:lang w:val="en-US"/>
         </w:rPr>
+        <w:lastRenderedPageBreak/>
         <w:drawing>
           <wp:inline distT="0" distB="0" distL="0" distR="0" wp14:anchorId="140DD331" wp14:editId="1338000F">
             <wp:extent cx="2820035" cy="4200525"/>
@@ -15417,7 +15568,6 @@
                 <w:b/>
                 <w:bCs/>
               </w:rPr>
-              <w:lastRenderedPageBreak/>
               <w:t>Поле</w:t>
             </w:r>
           </w:p>
@@ -15696,6 +15846,7 @@
               <w:rPr>
                 <w:rFonts w:ascii="Times New Roman" w:hAnsi="Times New Roman" w:cs="Times New Roman"/>
               </w:rPr>
+              <w:lastRenderedPageBreak/>
               <w:t>chat_type</w:t>
             </w:r>
             <w:proofErr w:type="spellEnd"/>
@@ -23321,7 +23472,7 @@
       <w:lvlText w:val="-"/>
       <w:lvlJc w:val="left"/>
       <w:pPr>
-        <w:ind w:left="720" w:hanging="360"/>
+        <w:ind w:left="7874" w:hanging="360"/>
       </w:pPr>
       <w:rPr>
         <w:rFonts w:ascii="Times New Roman" w:hAnsi="Times New Roman" w:cs="Times New Roman" w:hint="default"/>
@@ -23333,7 +23484,7 @@
       <w:lvlText w:val="o"/>
       <w:lvlJc w:val="left"/>
       <w:pPr>
-        <w:ind w:left="1440" w:hanging="360"/>
+        <w:ind w:left="8594" w:hanging="360"/>
       </w:pPr>
       <w:rPr>
         <w:rFonts w:ascii="Courier New" w:hAnsi="Courier New" w:cs="Courier New" w:hint="default"/>
@@ -23345,7 +23496,7 @@
       <w:lvlText w:val=""/>
       <w:lvlJc w:val="left"/>
       <w:pPr>
-        <w:ind w:left="2160" w:hanging="360"/>
+        <w:ind w:left="9314" w:hanging="360"/>
       </w:pPr>
       <w:rPr>
         <w:rFonts w:ascii="Wingdings" w:hAnsi="Wingdings" w:hint="default"/>
@@ -23357,7 +23508,7 @@
       <w:lvlText w:val=""/>
       <w:lvlJc w:val="left"/>
       <w:pPr>
-        <w:ind w:left="2880" w:hanging="360"/>
+        <w:ind w:left="10034" w:hanging="360"/>
       </w:pPr>
       <w:rPr>
         <w:rFonts w:ascii="Symbol" w:hAnsi="Symbol" w:hint="default"/>
@@ -23369,7 +23520,7 @@
       <w:lvlText w:val="o"/>
       <w:lvlJc w:val="left"/>
       <w:pPr>
-        <w:ind w:left="3600" w:hanging="360"/>
+        <w:ind w:left="10754" w:hanging="360"/>
       </w:pPr>
       <w:rPr>
         <w:rFonts w:ascii="Courier New" w:hAnsi="Courier New" w:cs="Courier New" w:hint="default"/>
@@ -23381,7 +23532,7 @@
       <w:lvlText w:val=""/>
       <w:lvlJc w:val="left"/>
       <w:pPr>
-        <w:ind w:left="4320" w:hanging="360"/>
+        <w:ind w:left="11474" w:hanging="360"/>
       </w:pPr>
       <w:rPr>
         <w:rFonts w:ascii="Wingdings" w:hAnsi="Wingdings" w:hint="default"/>
@@ -23393,7 +23544,7 @@
       <w:lvlText w:val=""/>
       <w:lvlJc w:val="left"/>
       <w:pPr>
-        <w:ind w:left="5040" w:hanging="360"/>
+        <w:ind w:left="12194" w:hanging="360"/>
       </w:pPr>
       <w:rPr>
         <w:rFonts w:ascii="Symbol" w:hAnsi="Symbol" w:hint="default"/>
@@ -23405,7 +23556,7 @@
       <w:lvlText w:val="o"/>
       <w:lvlJc w:val="left"/>
       <w:pPr>
-        <w:ind w:left="5760" w:hanging="360"/>
+        <w:ind w:left="12914" w:hanging="360"/>
       </w:pPr>
       <w:rPr>
         <w:rFonts w:ascii="Courier New" w:hAnsi="Courier New" w:cs="Courier New" w:hint="default"/>
@@ -23417,7 +23568,7 @@
       <w:lvlText w:val=""/>
       <w:lvlJc w:val="left"/>
       <w:pPr>
-        <w:ind w:left="6480" w:hanging="360"/>
+        <w:ind w:left="13634" w:hanging="360"/>
       </w:pPr>
       <w:rPr>
         <w:rFonts w:ascii="Wingdings" w:hAnsi="Wingdings" w:hint="default"/>
